--- a/01.manuscript/invasive-removal-carbon-parity.docx
+++ b/01.manuscript/invasive-removal-carbon-parity.docx
@@ -7920,6 +7920,51 @@
         <w:rPr>
           <w:rStyle w:val="NormalTok"/>
         </w:rPr>
+        <w:t xml:space="preserve">  okb </w:t>
+      </w:r>
+      <w:r>
+        <w:rPr>
+          <w:rStyle w:val="OtherTok"/>
+        </w:rPr>
+        <w:t xml:space="preserve">&lt;-</w:t>
+      </w:r>
+      <w:r>
+        <w:rPr>
+          <w:rStyle w:val="NormalTok"/>
+        </w:rPr>
+        <w:t xml:space="preserve"> </w:t>
+      </w:r>
+      <w:r>
+        <w:rPr>
+          <w:rStyle w:val="FunctionTok"/>
+        </w:rPr>
+        <w:t xml:space="preserve">is.finite</w:t>
+      </w:r>
+      <w:r>
+        <w:rPr>
+          <w:rStyle w:val="NormalTok"/>
+        </w:rPr>
+        <w:t xml:space="preserve">(s</w:t>
+      </w:r>
+      <w:r>
+        <w:rPr>
+          <w:rStyle w:val="SpecialCharTok"/>
+        </w:rPr>
+        <w:t xml:space="preserve">$</w:t>
+      </w:r>
+      <w:r>
+        <w:rPr>
+          <w:rStyle w:val="NormalTok"/>
+        </w:rPr>
+        <w:t xml:space="preserve">payback)</w:t>
+      </w:r>
+      <w:r>
+        <w:br/>
+      </w:r>
+      <w:r>
+        <w:rPr>
+          <w:rStyle w:val="NormalTok"/>
+        </w:rPr>
         <w:t xml:space="preserve">  </w:t>
       </w:r>
       <w:r>
@@ -8071,6 +8116,189 @@
           <w:rStyle w:val="NormalTok"/>
         </w:rPr>
         <w:t xml:space="preserve">],</w:t>
+      </w:r>
+      <w:r>
+        <w:br/>
+      </w:r>
+      <w:r>
+        <w:rPr>
+          <w:rStyle w:val="NormalTok"/>
+        </w:rPr>
+        <w:t xml:space="preserve">             </w:t>
+      </w:r>
+      <w:r>
+        <w:rPr>
+          <w:rStyle w:val="CommentTok"/>
+        </w:rPr>
+        <w:t xml:space="preserve"># payback is summarised the same way as parity so the two columns of Table 3 are</w:t>
+      </w:r>
+      <w:r>
+        <w:br/>
+      </w:r>
+      <w:r>
+        <w:rPr>
+          <w:rStyle w:val="NormalTok"/>
+        </w:rPr>
+        <w:t xml:space="preserve">             </w:t>
+      </w:r>
+      <w:r>
+        <w:rPr>
+          <w:rStyle w:val="CommentTok"/>
+        </w:rPr>
+        <w:t xml:space="preserve"># the same kind of quantity. Where the invaded state is static the two coincide</w:t>
+      </w:r>
+      <w:r>
+        <w:br/>
+      </w:r>
+      <w:r>
+        <w:rPr>
+          <w:rStyle w:val="NormalTok"/>
+        </w:rPr>
+        <w:t xml:space="preserve">             </w:t>
+      </w:r>
+      <w:r>
+        <w:rPr>
+          <w:rStyle w:val="CommentTok"/>
+        </w:rPr>
+        <w:t xml:space="preserve"># by construction, which is a useful check on the code.</w:t>
+      </w:r>
+      <w:r>
+        <w:br/>
+      </w:r>
+      <w:r>
+        <w:rPr>
+          <w:rStyle w:val="NormalTok"/>
+        </w:rPr>
+        <w:t xml:space="preserve">             </w:t>
+      </w:r>
+      <w:r>
+        <w:rPr>
+          <w:rStyle w:val="AttributeTok"/>
+        </w:rPr>
+        <w:t xml:space="preserve">payback_md =</w:t>
+      </w:r>
+      <w:r>
+        <w:rPr>
+          <w:rStyle w:val="NormalTok"/>
+        </w:rPr>
+        <w:t xml:space="preserve"> </w:t>
+      </w:r>
+      <w:r>
+        <w:rPr>
+          <w:rStyle w:val="ControlFlowTok"/>
+        </w:rPr>
+        <w:t xml:space="preserve">if</w:t>
+      </w:r>
+      <w:r>
+        <w:rPr>
+          <w:rStyle w:val="NormalTok"/>
+        </w:rPr>
+        <w:t xml:space="preserve"> (</w:t>
+      </w:r>
+      <w:r>
+        <w:rPr>
+          <w:rStyle w:val="FunctionTok"/>
+        </w:rPr>
+        <w:t xml:space="preserve">any</w:t>
+      </w:r>
+      <w:r>
+        <w:rPr>
+          <w:rStyle w:val="NormalTok"/>
+        </w:rPr>
+        <w:t xml:space="preserve">(okb)) </w:t>
+      </w:r>
+      <w:r>
+        <w:rPr>
+          <w:rStyle w:val="FunctionTok"/>
+        </w:rPr>
+        <w:t xml:space="preserve">median</w:t>
+      </w:r>
+      <w:r>
+        <w:rPr>
+          <w:rStyle w:val="NormalTok"/>
+        </w:rPr>
+        <w:t xml:space="preserve">(s</w:t>
+      </w:r>
+      <w:r>
+        <w:rPr>
+          <w:rStyle w:val="SpecialCharTok"/>
+        </w:rPr>
+        <w:t xml:space="preserve">$</w:t>
+      </w:r>
+      <w:r>
+        <w:rPr>
+          <w:rStyle w:val="NormalTok"/>
+        </w:rPr>
+        <w:t xml:space="preserve">payback[okb]) </w:t>
+      </w:r>
+      <w:r>
+        <w:rPr>
+          <w:rStyle w:val="ControlFlowTok"/>
+        </w:rPr>
+        <w:t xml:space="preserve">else</w:t>
+      </w:r>
+      <w:r>
+        <w:rPr>
+          <w:rStyle w:val="NormalTok"/>
+        </w:rPr>
+        <w:t xml:space="preserve"> </w:t>
+      </w:r>
+      <w:r>
+        <w:rPr>
+          <w:rStyle w:val="ConstantTok"/>
+        </w:rPr>
+        <w:t xml:space="preserve">NA_real_</w:t>
+      </w:r>
+      <w:r>
+        <w:rPr>
+          <w:rStyle w:val="NormalTok"/>
+        </w:rPr>
+        <w:t xml:space="preserve">,</w:t>
+      </w:r>
+      <w:r>
+        <w:br/>
+      </w:r>
+      <w:r>
+        <w:rPr>
+          <w:rStyle w:val="NormalTok"/>
+        </w:rPr>
+        <w:t xml:space="preserve">             </w:t>
+      </w:r>
+      <w:r>
+        <w:rPr>
+          <w:rStyle w:val="AttributeTok"/>
+        </w:rPr>
+        <w:t xml:space="preserve">p_never_b  =</w:t>
+      </w:r>
+      <w:r>
+        <w:rPr>
+          <w:rStyle w:val="NormalTok"/>
+        </w:rPr>
+        <w:t xml:space="preserve"> </w:t>
+      </w:r>
+      <w:r>
+        <w:rPr>
+          <w:rStyle w:val="FunctionTok"/>
+        </w:rPr>
+        <w:t xml:space="preserve">mean</w:t>
+      </w:r>
+      <w:r>
+        <w:rPr>
+          <w:rStyle w:val="NormalTok"/>
+        </w:rPr>
+        <w:t xml:space="preserve">(</w:t>
+      </w:r>
+      <w:r>
+        <w:rPr>
+          <w:rStyle w:val="SpecialCharTok"/>
+        </w:rPr>
+        <w:t xml:space="preserve">!</w:t>
+      </w:r>
+      <w:r>
+        <w:rPr>
+          <w:rStyle w:val="NormalTok"/>
+        </w:rPr>
+        <w:t xml:space="preserve">okb),</w:t>
       </w:r>
       <w:r>
         <w:br/>
@@ -10071,7 +10299,7 @@
         <w:pStyle w:val="FirstParagraph"/>
       </w:pPr>
       <w:r>
-        <w:t xml:space="preserve">Removing an invasive plant is one of the few restoration actions with an unambiguous biodiversity rationale and no reliable way to pay for it. Carbon finance fails it for a reason that is arithmetic rather than administrative: a woody invader is itself a carbon stock, so clearing it registers as an emission against a carbon-rich baseline and meets, on its face, every test for baseline gaming. Whether removal is nevertheless a carbon gain depends on a quantity that has not been estimated, the time for recovering native vegetation to overtake the trajectory the invader would have followed if left in place. We adapt the carbon parity framework developed for biofuel and bioenergy accounting to invasive plant removal and apply it to 7 invaded systems spanning woody nitrogen-fixing invaders, a thicket-forming shrub, an annual grass, a wetland graminoid, a woody wetland tree and a floating aquatic. Removal debts span 0.4 to 51.0 Mg C per hectare and parity times run from immediate to never, ordered by the functional type of the invader. Only 2 systems can be parameterised entirely from measurement, which is itself a finding: the recovery rate that dominates the calculation is the quantity the literature measures least. We then audit six voluntary carbon standards and one compliance scheme against their own current requirement documents. All restrict the introduction of invasive species, none credits the carbon consequence of removing them, and the one design that dissolves the problem, the dynamic matched baseline, is confined to forest in a single country. The activity is monetised only as biochar feedstock and as a biodiversity credit, neither of which rewards the land carbon effect. The parity calculation, not the standards text, should decide where carbon finance is the right instrument, and for much of the invaded world it is not.</w:t>
+        <w:t xml:space="preserve">Removing an invasive plant is one of the few restoration actions with an unambiguous biodiversity rationale and no reliable way to pay for it. Carbon finance fails it for a reason that is arithmetic rather than administrative: a woody invader is itself a carbon stock, so clearing it registers as an emission against a carbon-rich baseline and meets, on its face, every test for baseline gaming. Whether removal is nevertheless a carbon gain depends on a quantity that has not been estimated, the time for recovering native vegetation to overtake the trajectory the invader would have followed if left in place. We adapt the carbon parity framework developed for biofuel and bioenergy accounting to invasive plant removal and apply it to 7 invaded systems spanning woody nitrogen-fixing invaders, a thicket-forming shrub, an annual grass, a wetland graminoid, a woody wetland tree and a floating aquatic. Removal debts span 0.4 to 51.0 Mg C per hectare and parity times run from immediate to never, ordered by the functional type of the invader. Only 3 systems can be parameterised entirely from measurement, which is itself a finding: the recovery rate that dominates the calculation is the quantity the literature measures least. We then audit six voluntary carbon standards and one compliance scheme against their own current requirement documents. All restrict the introduction of invasive species, none credits the carbon consequence of removing them, and the one design that dissolves the problem, the dynamic matched baseline, is confined to forest in a single country. The activity is monetised only as biochar feedstock and as a biodiversity credit, neither of which rewards the land carbon effect. The parity calculation, not the standards text, should decide where carbon finance is the right instrument, and for much of the invaded world it is not.</w:t>
       </w:r>
     </w:p>
     <w:bookmarkEnd w:id="20"/>
@@ -10734,7 +10962,7 @@
                     <w:jc w:val="center"/>
                   </w:pPr>
                   <w:r>
-                    <w:t xml:space="preserve">Indicative</w:t>
+                    <w:t xml:space="preserve">Quantified</w:t>
                   </w:r>
                 </w:p>
               </w:tc>
@@ -11160,7 +11388,7 @@
         <w:pStyle w:val="BodyText"/>
       </w:pPr>
       <w:r>
-        <w:t xml:space="preserve">The evidence classification in Table 1 is derived from the parameter tiers rather than asserted, so a system counts as quantified only where both ecosystem stocks and the invader’s own aboveground carbon come from measurement or from arithmetic on measurements. On that test 2 of the 7 systems are quantified and 5 are indicative. That ratio is itself a result. It is not possible at present to assemble a fully measured parity calculation for most of the world’s best known plant invasions, and the reader should treat the indicative systems as showing the sign and rough magnitude of an effect rather than its value.</w:t>
+        <w:t xml:space="preserve">The evidence classification in Table 1 is derived from the parameter tiers rather than asserted, so a system counts as quantified only where both ecosystem stocks and the invader’s own aboveground carbon come from measurement or from arithmetic on measurements. On that test 3 of the 7 systems are quantified and 4 are indicative. That ratio is itself a result. It is not possible at present to assemble a fully measured parity calculation for most of the world’s best known plant invasions, and the reader should treat the indicative systems as showing the sign and rough magnitude of an effect rather than its value.</w:t>
       </w:r>
     </w:p>
     <w:bookmarkEnd w:id="23"/>
@@ -11760,14 +11988,14 @@
               <w:tblLook w:firstRow="1" w:lastRow="0" w:firstColumn="0" w:lastColumn="0" w:noHBand="0" w:noVBand="0" w:val="0020"/>
             </w:tblPr>
             <w:tblGrid>
-              <w:gridCol w:w="1049"/>
-              <w:gridCol w:w="954"/>
-              <w:gridCol w:w="763"/>
-              <w:gridCol w:w="667"/>
-              <w:gridCol w:w="286"/>
-              <w:gridCol w:w="1335"/>
-              <w:gridCol w:w="2385"/>
-              <w:gridCol w:w="477"/>
+              <w:gridCol w:w="1037"/>
+              <w:gridCol w:w="942"/>
+              <w:gridCol w:w="754"/>
+              <w:gridCol w:w="660"/>
+              <w:gridCol w:w="377"/>
+              <w:gridCol w:w="1320"/>
+              <w:gridCol w:w="2357"/>
+              <w:gridCol w:w="471"/>
             </w:tblGrid>
             <w:tr>
               <w:trPr>
@@ -11914,7 +12142,7 @@
                     <w:jc w:val="center"/>
                   </w:pPr>
                   <w:r>
-                    <w:t xml:space="preserve">52.050</w:t>
+                    <w:t xml:space="preserve">52.510</w:t>
                   </w:r>
                 </w:p>
               </w:tc>
@@ -11927,7 +12155,7 @@
                     <w:jc w:val="center"/>
                   </w:pPr>
                   <w:r>
-                    <w:t xml:space="preserve">6.000</w:t>
+                    <w:t xml:space="preserve">7.540</w:t>
                   </w:r>
                 </w:p>
               </w:tc>
@@ -12020,7 +12248,7 @@
                     <w:jc w:val="center"/>
                   </w:pPr>
                   <w:r>
-                    <w:t xml:space="preserve">50.760</w:t>
+                    <w:t xml:space="preserve">55.780</w:t>
                   </w:r>
                 </w:p>
               </w:tc>
@@ -12033,7 +12261,7 @@
                     <w:jc w:val="center"/>
                   </w:pPr>
                   <w:r>
-                    <w:t xml:space="preserve">7.300</w:t>
+                    <w:t xml:space="preserve">7.880</w:t>
                   </w:r>
                 </w:p>
               </w:tc>
@@ -12126,7 +12354,7 @@
                     <w:jc w:val="center"/>
                   </w:pPr>
                   <w:r>
-                    <w:t xml:space="preserve">12.000</w:t>
+                    <w:t xml:space="preserve">12.460</w:t>
                   </w:r>
                 </w:p>
               </w:tc>
@@ -12139,7 +12367,7 @@
                     <w:jc w:val="center"/>
                   </w:pPr>
                   <w:r>
-                    <w:t xml:space="preserve">5.000</w:t>
+                    <w:t xml:space="preserve">6.360</w:t>
                   </w:r>
                 </w:p>
               </w:tc>
@@ -12152,7 +12380,7 @@
                     <w:jc w:val="center"/>
                   </w:pPr>
                   <w:r>
-                    <w:t xml:space="preserve">NA</w:t>
+                    <w:t xml:space="preserve">5</w:t>
                   </w:r>
                 </w:p>
               </w:tc>
@@ -12191,7 +12419,7 @@
                     <w:jc w:val="center"/>
                   </w:pPr>
                   <w:r>
-                    <w:t xml:space="preserve">D</w:t>
+                    <w:t xml:space="preserve">A</w:t>
                   </w:r>
                 </w:p>
               </w:tc>
@@ -12232,7 +12460,7 @@
                     <w:jc w:val="center"/>
                   </w:pPr>
                   <w:r>
-                    <w:t xml:space="preserve">0.043</w:t>
+                    <w:t xml:space="preserve">0.036</w:t>
                   </w:r>
                 </w:p>
               </w:tc>
@@ -12338,7 +12566,7 @@
                     <w:jc w:val="center"/>
                   </w:pPr>
                   <w:r>
-                    <w:t xml:space="preserve">0.850</w:t>
+                    <w:t xml:space="preserve">0.900</w:t>
                   </w:r>
                 </w:p>
               </w:tc>
@@ -12351,7 +12579,7 @@
                     <w:jc w:val="center"/>
                   </w:pPr>
                   <w:r>
-                    <w:t xml:space="preserve">0.100</w:t>
+                    <w:t xml:space="preserve">0.080</w:t>
                   </w:r>
                 </w:p>
               </w:tc>
@@ -12550,7 +12778,7 @@
                     <w:jc w:val="center"/>
                   </w:pPr>
                   <w:r>
-                    <w:t xml:space="preserve">0.050</w:t>
+                    <w:t xml:space="preserve">0.030</w:t>
                   </w:r>
                 </w:p>
               </w:tc>
@@ -12563,7 +12791,7 @@
                     <w:jc w:val="center"/>
                   </w:pPr>
                   <w:r>
-                    <w:t xml:space="preserve">0.020</w:t>
+                    <w:t xml:space="preserve">0.015</w:t>
                   </w:r>
                 </w:p>
               </w:tc>
@@ -12656,7 +12884,7 @@
                     <w:jc w:val="center"/>
                   </w:pPr>
                   <w:r>
-                    <w:t xml:space="preserve">2.510</w:t>
+                    <w:t xml:space="preserve">2.840</w:t>
                   </w:r>
                 </w:p>
               </w:tc>
@@ -12669,7 +12897,7 @@
                     <w:jc w:val="center"/>
                   </w:pPr>
                   <w:r>
-                    <w:t xml:space="preserve">0.300</w:t>
+                    <w:t xml:space="preserve">0.216</w:t>
                   </w:r>
                 </w:p>
               </w:tc>
@@ -12682,7 +12910,7 @@
                     <w:jc w:val="center"/>
                   </w:pPr>
                   <w:r>
-                    <w:t xml:space="preserve">NA</w:t>
+                    <w:t xml:space="preserve">20</w:t>
                   </w:r>
                 </w:p>
               </w:tc>
@@ -12721,7 +12949,7 @@
                     <w:jc w:val="center"/>
                   </w:pPr>
                   <w:r>
-                    <w:t xml:space="preserve">C</w:t>
+                    <w:t xml:space="preserve">A</w:t>
                   </w:r>
                 </w:p>
               </w:tc>
@@ -12762,7 +12990,7 @@
                     <w:jc w:val="center"/>
                   </w:pPr>
                   <w:r>
-                    <w:t xml:space="preserve">3.270</w:t>
+                    <w:t xml:space="preserve">3.600</w:t>
                   </w:r>
                 </w:p>
               </w:tc>
@@ -12775,7 +13003,7 @@
                     <w:jc w:val="center"/>
                   </w:pPr>
                   <w:r>
-                    <w:t xml:space="preserve">0.660</w:t>
+                    <w:t xml:space="preserve">0.672</w:t>
                   </w:r>
                 </w:p>
               </w:tc>
@@ -12788,7 +13016,7 @@
                     <w:jc w:val="center"/>
                   </w:pPr>
                   <w:r>
-                    <w:t xml:space="preserve">NA</w:t>
+                    <w:t xml:space="preserve">10</w:t>
                   </w:r>
                 </w:p>
               </w:tc>
@@ -12868,7 +13096,7 @@
                     <w:jc w:val="center"/>
                   </w:pPr>
                   <w:r>
-                    <w:t xml:space="preserve">0.400</w:t>
+                    <w:t xml:space="preserve">0.398</w:t>
                   </w:r>
                 </w:p>
               </w:tc>
@@ -12881,7 +13109,7 @@
                     <w:jc w:val="center"/>
                   </w:pPr>
                   <w:r>
-                    <w:t xml:space="preserve">0.040</w:t>
+                    <w:t xml:space="preserve">0.038</w:t>
                   </w:r>
                 </w:p>
               </w:tc>
@@ -12894,7 +13122,7 @@
                     <w:jc w:val="center"/>
                   </w:pPr>
                   <w:r>
-                    <w:t xml:space="preserve">NA</w:t>
+                    <w:t xml:space="preserve">338</w:t>
                   </w:r>
                 </w:p>
               </w:tc>
@@ -13292,7 +13520,7 @@
                     <w:jc w:val="center"/>
                   </w:pPr>
                   <w:r>
-                    <w:t xml:space="preserve">0.020</w:t>
+                    <w:t xml:space="preserve">0.001</w:t>
                   </w:r>
                 </w:p>
               </w:tc>
@@ -13305,7 +13533,7 @@
                     <w:jc w:val="center"/>
                   </w:pPr>
                   <w:r>
-                    <w:t xml:space="preserve">0.010</w:t>
+                    <w:t xml:space="preserve">0.000</w:t>
                   </w:r>
                 </w:p>
               </w:tc>
@@ -13398,7 +13626,7 @@
                     <w:jc w:val="center"/>
                   </w:pPr>
                   <w:r>
-                    <w:t xml:space="preserve">157.000</w:t>
+                    <w:t xml:space="preserve">59.000</w:t>
                   </w:r>
                 </w:p>
               </w:tc>
@@ -13411,7 +13639,7 @@
                     <w:jc w:val="center"/>
                   </w:pPr>
                   <w:r>
-                    <w:t xml:space="preserve">25.000</w:t>
+                    <w:t xml:space="preserve">34.800</w:t>
                   </w:r>
                 </w:p>
               </w:tc>
@@ -13424,7 +13652,7 @@
                     <w:jc w:val="center"/>
                   </w:pPr>
                   <w:r>
-                    <w:t xml:space="preserve">NA</w:t>
+                    <w:t xml:space="preserve">30</w:t>
                   </w:r>
                 </w:p>
               </w:tc>
@@ -13463,7 +13691,7 @@
                     <w:jc w:val="center"/>
                   </w:pPr>
                   <w:r>
-                    <w:t xml:space="preserve">D</w:t>
+                    <w:t xml:space="preserve">C</w:t>
                   </w:r>
                 </w:p>
               </w:tc>
@@ -13504,7 +13732,7 @@
                     <w:jc w:val="center"/>
                   </w:pPr>
                   <w:r>
-                    <w:t xml:space="preserve">100.000</w:t>
+                    <w:t xml:space="preserve">55.000</w:t>
                   </w:r>
                 </w:p>
               </w:tc>
@@ -13517,7 +13745,7 @@
                     <w:jc w:val="center"/>
                   </w:pPr>
                   <w:r>
-                    <w:t xml:space="preserve">20.000</w:t>
+                    <w:t xml:space="preserve">27.500</w:t>
                   </w:r>
                 </w:p>
               </w:tc>
@@ -13530,7 +13758,7 @@
                     <w:jc w:val="center"/>
                   </w:pPr>
                   <w:r>
-                    <w:t xml:space="preserve">NA</w:t>
+                    <w:t xml:space="preserve">30</w:t>
                   </w:r>
                 </w:p>
               </w:tc>
@@ -13569,7 +13797,7 @@
                     <w:jc w:val="center"/>
                   </w:pPr>
                   <w:r>
-                    <w:t xml:space="preserve">D</w:t>
+                    <w:t xml:space="preserve">C</w:t>
                   </w:r>
                 </w:p>
               </w:tc>
@@ -13928,7 +14156,7 @@
                     <w:jc w:val="center"/>
                   </w:pPr>
                   <w:r>
-                    <w:t xml:space="preserve">5.000</w:t>
+                    <w:t xml:space="preserve">0.000</w:t>
                   </w:r>
                 </w:p>
               </w:tc>
@@ -14034,7 +14262,7 @@
                     <w:jc w:val="center"/>
                   </w:pPr>
                   <w:r>
-                    <w:t xml:space="preserve">0.020</w:t>
+                    <w:t xml:space="preserve">0.005</w:t>
                   </w:r>
                 </w:p>
               </w:tc>
@@ -14047,7 +14275,7 @@
                     <w:jc w:val="center"/>
                   </w:pPr>
                   <w:r>
-                    <w:t xml:space="preserve">0.010</w:t>
+                    <w:t xml:space="preserve">0.002</w:t>
                   </w:r>
                 </w:p>
               </w:tc>
@@ -17292,7 +17520,7 @@
         <w:pStyle w:val="FirstParagraph"/>
       </w:pPr>
       <w:r>
-        <w:t xml:space="preserve">Of the 49 parameters entering the model, 5 are measured with a reported dispersion, 2 are measured point estimates, 4 are derived by arithmetic set out in the code above, and 38 are transferred from another system or taken as a global default. The last group is concentrated in the recovery rate, which is the least measured and most influential parameter in the model, a point we return to.</w:t>
+        <w:t xml:space="preserve">Of the 49 parameters entering the model, 7 are measured with a reported dispersion, 2 are measured point estimates, 5 are derived by arithmetic set out in the code above, and 35 are transferred from another system or taken as a global default. The last group is concentrated in the recovery rate, which is the least measured and most influential parameter in the model, a point we return to.</w:t>
       </w:r>
     </w:p>
     <w:p>
@@ -17788,7 +18016,7 @@
         <w:pStyle w:val="BodyText"/>
       </w:pPr>
       <w:r>
-        <w:t xml:space="preserve">Parity times follow from that ordering but not proportionally, because repayment depends on the gap between the native asymptote and the invaded stock rather than on the debt alone. Among systems that reach parity at all, the range runs from 5 years in Dry deciduous forest to 49 years in Everglades wetland. 4 of the 7 systems do not reach parity within the three-century horizon in the majority of Monte Carlo draws, and 4 are still below the counterfactual at the end of a forty year crediting period.</w:t>
+        <w:t xml:space="preserve">Parity times follow from that ordering but not proportionally, because repayment depends on the gap between the native asymptote and the invaded stock rather than on the debt alone. Among systems that reach parity at all, the range runs from 5 years in Dry deciduous forest to 49 years in Everglades wetland. 3 of the 7 systems do not reach parity within the three-century horizon in the majority of Monte Carlo draws, and 5 are still below the counterfactual at the end of a forty year crediting period.</w:t>
       </w:r>
     </w:p>
     <w:p>
@@ -18279,6 +18507,66 @@
         <w:rPr>
           <w:rStyle w:val="FunctionTok"/>
         </w:rPr>
+        <w:t xml:space="preserve">ifelse</w:t>
+      </w:r>
+      <w:r>
+        <w:rPr>
+          <w:rStyle w:val="NormalTok"/>
+        </w:rPr>
+        <w:t xml:space="preserve">(res</w:t>
+      </w:r>
+      <w:r>
+        <w:rPr>
+          <w:rStyle w:val="SpecialCharTok"/>
+        </w:rPr>
+        <w:t xml:space="preserve">$</w:t>
+      </w:r>
+      <w:r>
+        <w:rPr>
+          <w:rStyle w:val="NormalTok"/>
+        </w:rPr>
+        <w:t xml:space="preserve">p_never_b </w:t>
+      </w:r>
+      <w:r>
+        <w:rPr>
+          <w:rStyle w:val="SpecialCharTok"/>
+        </w:rPr>
+        <w:t xml:space="preserve">&gt;</w:t>
+      </w:r>
+      <w:r>
+        <w:rPr>
+          <w:rStyle w:val="NormalTok"/>
+        </w:rPr>
+        <w:t xml:space="preserve"> </w:t>
+      </w:r>
+      <w:r>
+        <w:rPr>
+          <w:rStyle w:val="FloatTok"/>
+        </w:rPr>
+        <w:t xml:space="preserve">0.5</w:t>
+      </w:r>
+      <w:r>
+        <w:rPr>
+          <w:rStyle w:val="NormalTok"/>
+        </w:rPr>
+        <w:t xml:space="preserve">, </w:t>
+      </w:r>
+      <w:r>
+        <w:rPr>
+          <w:rStyle w:val="StringTok"/>
+        </w:rPr>
+        <w:t xml:space="preserve">"not reached"</w:t>
+      </w:r>
+      <w:r>
+        <w:rPr>
+          <w:rStyle w:val="NormalTok"/>
+        </w:rPr>
+        <w:t xml:space="preserve">, </w:t>
+      </w:r>
+      <w:r>
+        <w:rPr>
+          <w:rStyle w:val="FunctionTok"/>
+        </w:rPr>
         <w:t xml:space="preserve">yr</w:t>
       </w:r>
       <w:r>
@@ -18297,7 +18585,7 @@
         <w:rPr>
           <w:rStyle w:val="NormalTok"/>
         </w:rPr>
-        <w:t xml:space="preserve">payback),</w:t>
+        <w:t xml:space="preserve">payback_md)),</w:t>
       </w:r>
       <w:r>
         <w:br/>
@@ -18648,7 +18936,7 @@
               <w:pStyle w:val="ImageCaption"/>
             </w:pPr>
             <w:r>
-              <w:t xml:space="preserve">Table 3: Removal debt, time to carbon parity and time to carbon payback, with the net carbon benefit of removal at the end of a 40 year crediting period. Parity times are medians with 95 percent intervals taken over the Monte Carlo draws that reach parity, so they are conditional on parity being reached and must be read alongside the adjacent probability that it is not. Systems in which the majority of draws never reach parity are reported as not reached rather than by a conditional median. Payback is the point estimate. Negative net benefit means the removal trajectory is still below the counterfactual at year 40.</w:t>
+              <w:t xml:space="preserve">Table 3: Removal debt, time to carbon parity and time to carbon payback, with the net carbon benefit of removal at the end of a 40 year crediting period. Parity times are medians with 95 percent intervals taken over the Monte Carlo draws that reach parity, so they are conditional on parity being reached and must be read alongside the adjacent probability that it is not. Systems in which the majority of draws never reach parity are reported as not reached rather than by a conditional median. Payback is summarised the same way. Where the invaded state is treated as static the two are identical by construction, because the counterfactual and the pre-removal stock are then the same quantity. Negative net benefit means the removal trajectory is still below the counterfactual at year 40.</w:t>
             </w:r>
           </w:p>
           <w:tbl>
@@ -18772,7 +19060,7 @@
                     <w:jc w:val="center"/>
                   </w:pPr>
                   <w:r>
-                    <w:t xml:space="preserve">10.2</w:t>
+                    <w:t xml:space="preserve">11.2</w:t>
                   </w:r>
                 </w:p>
               </w:tc>
@@ -18785,7 +19073,7 @@
                     <w:jc w:val="center"/>
                   </w:pPr>
                   <w:r>
-                    <w:t xml:space="preserve">not reached</w:t>
+                    <w:t xml:space="preserve">23 (2-110)</w:t>
                   </w:r>
                 </w:p>
               </w:tc>
@@ -18798,7 +19086,7 @@
                     <w:jc w:val="center"/>
                   </w:pPr>
                   <w:r>
-                    <w:t xml:space="preserve">56%</w:t>
+                    <w:t xml:space="preserve">38%</w:t>
                   </w:r>
                 </w:p>
               </w:tc>
@@ -18811,7 +19099,7 @@
                     <w:jc w:val="center"/>
                   </w:pPr>
                   <w:r>
-                    <w:t xml:space="preserve">not reached</w:t>
+                    <w:t xml:space="preserve">23</w:t>
                   </w:r>
                 </w:p>
               </w:tc>
@@ -18824,7 +19112,7 @@
                     <w:jc w:val="center"/>
                   </w:pPr>
                   <w:r>
-                    <w:t xml:space="preserve">-3.3 (-18.1 to 12.1)</w:t>
+                    <w:t xml:space="preserve">-0.6 (-16.8 to 16.6)</w:t>
                   </w:r>
                 </w:p>
               </w:tc>
@@ -18865,7 +19153,7 @@
                     <w:jc w:val="center"/>
                   </w:pPr>
                   <w:r>
-                    <w:t xml:space="preserve">28 (6-187)</w:t>
+                    <w:t xml:space="preserve">16 (0-158)</w:t>
                   </w:r>
                 </w:p>
               </w:tc>
@@ -18878,7 +19166,7 @@
                     <w:jc w:val="center"/>
                   </w:pPr>
                   <w:r>
-                    <w:t xml:space="preserve">19%</w:t>
+                    <w:t xml:space="preserve">40%</w:t>
                   </w:r>
                 </w:p>
               </w:tc>
@@ -18891,7 +19179,7 @@
                     <w:jc w:val="center"/>
                   </w:pPr>
                   <w:r>
-                    <w:t xml:space="preserve">20</w:t>
+                    <w:t xml:space="preserve">16</w:t>
                   </w:r>
                 </w:p>
               </w:tc>
@@ -18904,7 +19192,7 @@
                     <w:jc w:val="center"/>
                   </w:pPr>
                   <w:r>
-                    <w:t xml:space="preserve">0.0 (-1.2 to 1.1)</w:t>
+                    <w:t xml:space="preserve">-0.1 (-2.4 to 2.9)</w:t>
                   </w:r>
                 </w:p>
               </w:tc>
@@ -18932,7 +19220,7 @@
                     <w:jc w:val="center"/>
                   </w:pPr>
                   <w:r>
-                    <w:t xml:space="preserve">9.5</w:t>
+                    <w:t xml:space="preserve">4.5</w:t>
                   </w:r>
                 </w:p>
               </w:tc>
@@ -18958,7 +19246,7 @@
                     <w:jc w:val="center"/>
                   </w:pPr>
                   <w:r>
-                    <w:t xml:space="preserve">96%</w:t>
+                    <w:t xml:space="preserve">54%</w:t>
                   </w:r>
                 </w:p>
               </w:tc>
@@ -18984,7 +19272,7 @@
                     <w:jc w:val="center"/>
                   </w:pPr>
                   <w:r>
-                    <w:t xml:space="preserve">-39.1 (-91.1 to 0.5)</w:t>
+                    <w:t xml:space="preserve">-4.4 (-65.7 to 52.7)</w:t>
                   </w:r>
                 </w:p>
               </w:tc>
@@ -19131,7 +19419,7 @@
                     <w:jc w:val="center"/>
                   </w:pPr>
                   <w:r>
-                    <w:t xml:space="preserve">20</w:t>
+                    <w:t xml:space="preserve">21</w:t>
                   </w:r>
                 </w:p>
               </w:tc>
@@ -29138,7 +29426,7 @@
         <w:pStyle w:val="FirstParagraph"/>
       </w:pPr>
       <w:r>
-        <w:t xml:space="preserve">The parity time is most sensitive to C_nat, with a mean absolute elasticity of 3.13 across systems, and second most sensitive to C_inv at 2.15. An elasticity of one means that a ten per cent change in the parameter moves the parity time by ten per cent. Elasticities on the recovery rate are negative throughout, as they must be, since faster native reaccumulation shortens the time to parity. Elasticities on the invader’s own aboveground stock and on the released fraction are positive, since both enlarge the debt.</w:t>
+        <w:t xml:space="preserve">The parity time is most sensitive to C_nat, with a mean absolute elasticity of 3.52 across systems, and second most sensitive to C_inv at 2.54. An elasticity of one means that a ten per cent change in the parameter moves the parity time by ten per cent. Elasticities on the recovery rate are negative throughout, as they must be, since faster native reaccumulation shortens the time to parity. Elasticities on the invader’s own aboveground stock and on the released fraction are positive, since both enlarge the debt.</w:t>
       </w:r>
     </w:p>
     <w:p>
@@ -33548,7 +33836,7 @@
                     <w:jc w:val="center"/>
                   </w:pPr>
                   <w:r>
-                    <w:t xml:space="preserve">yes</w:t>
+                    <w:t xml:space="preserve">no</w:t>
                   </w:r>
                 </w:p>
               </w:tc>
@@ -33561,7 +33849,7 @@
                     <w:jc w:val="center"/>
                   </w:pPr>
                   <w:r>
-                    <w:t xml:space="preserve">over 1000%</w:t>
+                    <w:t xml:space="preserve">-</w:t>
                   </w:r>
                 </w:p>
               </w:tc>
@@ -33587,7 +33875,7 @@
                     <w:jc w:val="center"/>
                   </w:pPr>
                   <w:r>
-                    <w:t xml:space="preserve">claimable, debt must be accounted</w:t>
+                    <w:t xml:space="preserve">no claimable benefit at 40 yr</w:t>
                   </w:r>
                 </w:p>
               </w:tc>
@@ -34763,13 +35051,13 @@
         <w:t xml:space="preserve"> </w:t>
       </w:r>
       <w:r>
-        <w:t xml:space="preserve">carbon consequence of invasive removal can be defended. Of the seven systems, 4 do</w:t>
-      </w:r>
-      <w:r>
-        <w:t xml:space="preserve"> </w:t>
-      </w:r>
-      <w:r>
-        <w:t xml:space="preserve">not reach parity at all within three centuries, while 2 reach it within twenty years.</w:t>
+        <w:t xml:space="preserve">carbon consequence of invasive removal can be defended. Of the seven systems, 3 do</w:t>
+      </w:r>
+      <w:r>
+        <w:t xml:space="preserve"> </w:t>
+      </w:r>
+      <w:r>
+        <w:t xml:space="preserve">not reach parity at all within three centuries, while 4 reach it within twenty years.</w:t>
       </w:r>
       <w:r>
         <w:t xml:space="preserve"> </w:t>
@@ -35025,7 +35313,7 @@
         <w:t xml:space="preserve"> </w:t>
       </w:r>
       <w:r>
-        <w:t xml:space="preserve">the systems examined here, 3 generate a positive benefit inside a forty year</w:t>
+        <w:t xml:space="preserve">the systems examined here, 2 generate a positive benefit inside a forty year</w:t>
       </w:r>
       <w:r>
         <w:t xml:space="preserve"> </w:t>
@@ -35265,7 +35553,7 @@
         <w:t xml:space="preserve"> </w:t>
       </w:r>
       <w:r>
-        <w:t xml:space="preserve">aboveground stock, at 0.83. This ordering is inconvenient, because the recovery</w:t>
+        <w:t xml:space="preserve">aboveground stock, at 0.76. This ordering is inconvenient, because the recovery</w:t>
       </w:r>
       <w:r>
         <w:t xml:space="preserve"> </w:t>

--- a/01.manuscript/invasive-removal-carbon-parity.docx
+++ b/01.manuscript/invasive-removal-carbon-parity.docx
@@ -15,7 +15,7 @@
         <w:pStyle w:val="Subtitle"/>
       </w:pPr>
       <w:r>
-        <w:t xml:space="preserve">A parity synthesis across seven invaded systems, and an audit of six carbon standards that cannot reward the result</w:t>
+        <w:t xml:space="preserve">A parity synthesis across seven invaded systems, and why neither removing nor retaining an invader can be credited</w:t>
       </w:r>
     </w:p>
     <w:p>
@@ -10299,7 +10299,7 @@
         <w:pStyle w:val="FirstParagraph"/>
       </w:pPr>
       <w:r>
-        <w:t xml:space="preserve">Removing an invasive plant is one of the few restoration actions with an unambiguous biodiversity rationale and no reliable way to pay for it. Carbon finance fails it for a reason that is arithmetic rather than administrative: a woody invader is itself a carbon stock, so clearing it registers as an emission against a carbon-rich baseline and meets, on its face, every test for baseline gaming. Whether removal is nevertheless a carbon gain depends on a quantity that has not been estimated, the time for recovering native vegetation to overtake the trajectory the invader would have followed if left in place. We adapt the carbon parity framework developed for biofuel and bioenergy accounting to invasive plant removal and apply it to 7 invaded systems spanning woody nitrogen-fixing invaders, a thicket-forming shrub, an annual grass, a wetland graminoid, a woody wetland tree and a floating aquatic. Removal debts span 0.4 to 51.0 Mg C per hectare and parity times run from immediate to never, ordered by the functional type of the invader. Only 3 systems can be parameterised entirely from measurement, which is itself a finding: the recovery rate that dominates the calculation is the quantity the literature measures least. We then audit six voluntary carbon standards and one compliance scheme against their own current requirement documents. All restrict the introduction of invasive species, none credits the carbon consequence of removing them, and the one design that dissolves the problem, the dynamic matched baseline, is confined to forest in a single country. The activity is monetised only as biochar feedstock and as a biodiversity credit, neither of which rewards the land carbon effect. The parity calculation, not the standards text, should decide where carbon finance is the right instrument, and for much of the invaded world it is not.</w:t>
+        <w:t xml:space="preserve">Removing an invasive plant is one of the few restoration actions with an unambiguous biodiversity rationale and no reliable way to pay for it. Carbon finance fails it for a reason that is arithmetic rather than administrative: a woody invader is itself a carbon stock, so clearing it registers as an emission against a carbon-rich baseline and meets, on its face, every test for baseline gaming. Whether removal is nevertheless a carbon gain depends on the time for recovering native vegetation to overtake the trajectory the invader would have followed if left in place. We adapt the carbon parity framework developed for biofuel and bioenergy accounting to invasive plant removal and apply it to 7 invaded systems spanning six invader functional types, from annual grasses to woody nitrogen fixers. Removal debts span 0.4 to 51.0 Mg C per hectare and parity times run from immediate to never, ordered by the functional type of the invader. Only 3 systems can be parameterised entirely from measurement, because the recovery rate that dominates the calculation is barely measured anywhere. On the single site where intact, degraded and restored classes were all measured, the sign of the invasion effect changes with the comparison chosen, across a range wider than the invaded stand’s entire aboveground stock. We then audit six voluntary carbon standards and one compliance scheme against their own current requirement documents. The failure is symmetrical: removal cannot be credited because clearing is an emission against the baseline, and retention cannot be credited because retention is the baseline and nothing is additional to itself. Whichever action the arithmetic favours, the accounting returns nothing, and it does so regardless of the ecology. The activity is monetised today only as biochar feedstock and as a biodiversity credit, neither of which rewards the land carbon effect.</w:t>
       </w:r>
     </w:p>
     <w:bookmarkEnd w:id="20"/>
@@ -10442,7 +10442,7 @@
       </w:r>
     </w:p>
     <w:bookmarkEnd w:id="21"/>
-    <w:bookmarkStart w:id="28" w:name="methods"/>
+    <w:bookmarkStart w:id="30" w:name="methods"/>
     <w:p>
       <w:pPr>
         <w:pStyle w:val="Heading1"/>
@@ -11426,13 +11426,29 @@
       </w:r>
     </w:p>
     <w:bookmarkEnd w:id="24"/>
-    <w:bookmarkStart w:id="26" w:name="parameterisation-and-uncertainty"/>
+    <w:bookmarkStart w:id="26" w:name="Xe25c40418bff0c36fd1c7d69030f887110aafbe"/>
     <w:p>
       <w:pPr>
         <w:pStyle w:val="Heading2"/>
       </w:pPr>
       <w:r>
-        <w:t xml:space="preserve">2.3 Parameterisation and uncertainty</w:t>
+        <w:t xml:space="preserve">2.3 The counterfactual, and why it is a choice rather than a fact</w:t>
+      </w:r>
+    </w:p>
+    <w:p>
+      <w:pPr>
+        <w:pStyle w:val="FirstParagraph"/>
+      </w:pPr>
+      <w:r>
+        <w:t xml:space="preserve">The parity calculation compares removal against a stated alternative, and the alternative is not given by the data. Three are defensible for any invaded site. The site could be compared against the intact native community, which is what almost every paired study in this literature measures. It could be compared against the degraded but uninvaded state, which is what the site would plausibly have become had the invader not arrived, given that the disturbance which admitted the invader would still have occurred. Or it could be compared against what active restoration could achieve, which is the alternative facing a manager holding a budget.</w:t>
+      </w:r>
+    </w:p>
+    <w:p>
+      <w:pPr>
+        <w:pStyle w:val="BodyText"/>
+      </w:pPr>
+      <w:r>
+        <w:t xml:space="preserve">These are different questions and they do not share an answer. Where all three classes have been measured on one site, the sign of the estimated carbon effect of invasion depends on which is chosen.</w:t>
       </w:r>
     </w:p>
     <w:p>
@@ -11443,7 +11459,7 @@
         <w:rPr>
           <w:rStyle w:val="NormalTok"/>
         </w:rPr>
-        <w:t xml:space="preserve">t2 </w:t>
+        <w:t xml:space="preserve">cls </w:t>
       </w:r>
       <w:r>
         <w:rPr>
@@ -11455,7 +11471,277 @@
         <w:rPr>
           <w:rStyle w:val="NormalTok"/>
         </w:rPr>
-        <w:t xml:space="preserve"> par_long[, </w:t>
+        <w:t xml:space="preserve"> </w:t>
+      </w:r>
+      <w:r>
+        <w:rPr>
+          <w:rStyle w:val="FunctionTok"/>
+        </w:rPr>
+        <w:t xml:space="preserve">read.csv</w:t>
+      </w:r>
+      <w:r>
+        <w:rPr>
+          <w:rStyle w:val="NormalTok"/>
+        </w:rPr>
+        <w:t xml:space="preserve">(</w:t>
+      </w:r>
+      <w:r>
+        <w:rPr>
+          <w:rStyle w:val="FunctionTok"/>
+        </w:rPr>
+        <w:t xml:space="preserve">file.path</w:t>
+      </w:r>
+      <w:r>
+        <w:rPr>
+          <w:rStyle w:val="NormalTok"/>
+        </w:rPr>
+        <w:t xml:space="preserve">(IN, </w:t>
+      </w:r>
+      <w:r>
+        <w:rPr>
+          <w:rStyle w:val="StringTok"/>
+        </w:rPr>
+        <w:t xml:space="preserve">"counterfactual-classes.csv"</w:t>
+      </w:r>
+      <w:r>
+        <w:rPr>
+          <w:rStyle w:val="NormalTok"/>
+        </w:rPr>
+        <w:t xml:space="preserve">), </w:t>
+      </w:r>
+      <w:r>
+        <w:rPr>
+          <w:rStyle w:val="AttributeTok"/>
+        </w:rPr>
+        <w:t xml:space="preserve">stringsAsFactors =</w:t>
+      </w:r>
+      <w:r>
+        <w:rPr>
+          <w:rStyle w:val="NormalTok"/>
+        </w:rPr>
+        <w:t xml:space="preserve"> </w:t>
+      </w:r>
+      <w:r>
+        <w:rPr>
+          <w:rStyle w:val="ConstantTok"/>
+        </w:rPr>
+        <w:t xml:space="preserve">FALSE</w:t>
+      </w:r>
+      <w:r>
+        <w:rPr>
+          <w:rStyle w:val="NormalTok"/>
+        </w:rPr>
+        <w:t xml:space="preserve">)</w:t>
+      </w:r>
+      <w:r>
+        <w:br/>
+      </w:r>
+      <w:r>
+        <w:rPr>
+          <w:rStyle w:val="NormalTok"/>
+        </w:rPr>
+        <w:t xml:space="preserve">cls</w:t>
+      </w:r>
+      <w:r>
+        <w:rPr>
+          <w:rStyle w:val="SpecialCharTok"/>
+        </w:rPr>
+        <w:t xml:space="preserve">$</w:t>
+      </w:r>
+      <w:r>
+        <w:rPr>
+          <w:rStyle w:val="NormalTok"/>
+        </w:rPr>
+        <w:t xml:space="preserve">total </w:t>
+      </w:r>
+      <w:r>
+        <w:rPr>
+          <w:rStyle w:val="OtherTok"/>
+        </w:rPr>
+        <w:t xml:space="preserve">&lt;-</w:t>
+      </w:r>
+      <w:r>
+        <w:rPr>
+          <w:rStyle w:val="NormalTok"/>
+        </w:rPr>
+        <w:t xml:space="preserve"> cls</w:t>
+      </w:r>
+      <w:r>
+        <w:rPr>
+          <w:rStyle w:val="SpecialCharTok"/>
+        </w:rPr>
+        <w:t xml:space="preserve">$</w:t>
+      </w:r>
+      <w:r>
+        <w:rPr>
+          <w:rStyle w:val="NormalTok"/>
+        </w:rPr>
+        <w:t xml:space="preserve">soc </w:t>
+      </w:r>
+      <w:r>
+        <w:rPr>
+          <w:rStyle w:val="SpecialCharTok"/>
+        </w:rPr>
+        <w:t xml:space="preserve">+</w:t>
+      </w:r>
+      <w:r>
+        <w:rPr>
+          <w:rStyle w:val="NormalTok"/>
+        </w:rPr>
+        <w:t xml:space="preserve"> cls</w:t>
+      </w:r>
+      <w:r>
+        <w:rPr>
+          <w:rStyle w:val="SpecialCharTok"/>
+        </w:rPr>
+        <w:t xml:space="preserve">$</w:t>
+      </w:r>
+      <w:r>
+        <w:rPr>
+          <w:rStyle w:val="NormalTok"/>
+        </w:rPr>
+        <w:t xml:space="preserve">agc</w:t>
+      </w:r>
+      <w:r>
+        <w:br/>
+      </w:r>
+      <w:r>
+        <w:br/>
+      </w:r>
+      <w:r>
+        <w:rPr>
+          <w:rStyle w:val="CommentTok"/>
+        </w:rPr>
+        <w:t xml:space="preserve"># the invaded state used in the parity model is the dense stand</w:t>
+      </w:r>
+      <w:r>
+        <w:br/>
+      </w:r>
+      <w:r>
+        <w:rPr>
+          <w:rStyle w:val="NormalTok"/>
+        </w:rPr>
+        <w:t xml:space="preserve">inv_tot </w:t>
+      </w:r>
+      <w:r>
+        <w:rPr>
+          <w:rStyle w:val="OtherTok"/>
+        </w:rPr>
+        <w:t xml:space="preserve">&lt;-</w:t>
+      </w:r>
+      <w:r>
+        <w:rPr>
+          <w:rStyle w:val="NormalTok"/>
+        </w:rPr>
+        <w:t xml:space="preserve"> cls</w:t>
+      </w:r>
+      <w:r>
+        <w:rPr>
+          <w:rStyle w:val="SpecialCharTok"/>
+        </w:rPr>
+        <w:t xml:space="preserve">$</w:t>
+      </w:r>
+      <w:r>
+        <w:rPr>
+          <w:rStyle w:val="NormalTok"/>
+        </w:rPr>
+        <w:t xml:space="preserve">total[cls</w:t>
+      </w:r>
+      <w:r>
+        <w:rPr>
+          <w:rStyle w:val="SpecialCharTok"/>
+        </w:rPr>
+        <w:t xml:space="preserve">$</w:t>
+      </w:r>
+      <w:r>
+        <w:rPr>
+          <w:rStyle w:val="NormalTok"/>
+        </w:rPr>
+        <w:t xml:space="preserve">class </w:t>
+      </w:r>
+      <w:r>
+        <w:rPr>
+          <w:rStyle w:val="SpecialCharTok"/>
+        </w:rPr>
+        <w:t xml:space="preserve">==</w:t>
+      </w:r>
+      <w:r>
+        <w:rPr>
+          <w:rStyle w:val="NormalTok"/>
+        </w:rPr>
+        <w:t xml:space="preserve"> </w:t>
+      </w:r>
+      <w:r>
+        <w:rPr>
+          <w:rStyle w:val="StringTok"/>
+        </w:rPr>
+        <w:t xml:space="preserve">"Prosopis high density"</w:t>
+      </w:r>
+      <w:r>
+        <w:rPr>
+          <w:rStyle w:val="NormalTok"/>
+        </w:rPr>
+        <w:t xml:space="preserve">]</w:t>
+      </w:r>
+      <w:r>
+        <w:br/>
+      </w:r>
+      <w:r>
+        <w:br/>
+      </w:r>
+      <w:r>
+        <w:rPr>
+          <w:rStyle w:val="NormalTok"/>
+        </w:rPr>
+        <w:t xml:space="preserve">cf </w:t>
+      </w:r>
+      <w:r>
+        <w:rPr>
+          <w:rStyle w:val="OtherTok"/>
+        </w:rPr>
+        <w:t xml:space="preserve">&lt;-</w:t>
+      </w:r>
+      <w:r>
+        <w:rPr>
+          <w:rStyle w:val="NormalTok"/>
+        </w:rPr>
+        <w:t xml:space="preserve"> cls[cls</w:t>
+      </w:r>
+      <w:r>
+        <w:rPr>
+          <w:rStyle w:val="SpecialCharTok"/>
+        </w:rPr>
+        <w:t xml:space="preserve">$</w:t>
+      </w:r>
+      <w:r>
+        <w:rPr>
+          <w:rStyle w:val="NormalTok"/>
+        </w:rPr>
+        <w:t xml:space="preserve">class_type </w:t>
+      </w:r>
+      <w:r>
+        <w:rPr>
+          <w:rStyle w:val="SpecialCharTok"/>
+        </w:rPr>
+        <w:t xml:space="preserve">!=</w:t>
+      </w:r>
+      <w:r>
+        <w:rPr>
+          <w:rStyle w:val="NormalTok"/>
+        </w:rPr>
+        <w:t xml:space="preserve"> </w:t>
+      </w:r>
+      <w:r>
+        <w:rPr>
+          <w:rStyle w:val="StringTok"/>
+        </w:rPr>
+        <w:t xml:space="preserve">"invaded"</w:t>
+      </w:r>
+      <w:r>
+        <w:rPr>
+          <w:rStyle w:val="NormalTok"/>
+        </w:rPr>
+        <w:t xml:space="preserve">, </w:t>
       </w:r>
       <w:r>
         <w:rPr>
@@ -11473,7 +11759,7 @@
         <w:rPr>
           <w:rStyle w:val="StringTok"/>
         </w:rPr>
-        <w:t xml:space="preserve">"system_id"</w:t>
+        <w:t xml:space="preserve">"class"</w:t>
       </w:r>
       <w:r>
         <w:rPr>
@@ -11485,7 +11771,7 @@
         <w:rPr>
           <w:rStyle w:val="StringTok"/>
         </w:rPr>
-        <w:t xml:space="preserve">"parameter"</w:t>
+        <w:t xml:space="preserve">"class_type"</w:t>
       </w:r>
       <w:r>
         <w:rPr>
@@ -11497,7 +11783,7 @@
         <w:rPr>
           <w:rStyle w:val="StringTok"/>
         </w:rPr>
-        <w:t xml:space="preserve">"value"</w:t>
+        <w:t xml:space="preserve">"soc"</w:t>
       </w:r>
       <w:r>
         <w:rPr>
@@ -11509,7 +11795,7 @@
         <w:rPr>
           <w:rStyle w:val="StringTok"/>
         </w:rPr>
-        <w:t xml:space="preserve">"sd"</w:t>
+        <w:t xml:space="preserve">"agc"</w:t>
       </w:r>
       <w:r>
         <w:rPr>
@@ -11521,7 +11807,145 @@
         <w:rPr>
           <w:rStyle w:val="StringTok"/>
         </w:rPr>
-        <w:t xml:space="preserve">"n"</w:t>
+        <w:t xml:space="preserve">"total"</w:t>
+      </w:r>
+      <w:r>
+        <w:rPr>
+          <w:rStyle w:val="NormalTok"/>
+        </w:rPr>
+        <w:t xml:space="preserve">)]</w:t>
+      </w:r>
+      <w:r>
+        <w:br/>
+      </w:r>
+      <w:r>
+        <w:rPr>
+          <w:rStyle w:val="NormalTok"/>
+        </w:rPr>
+        <w:t xml:space="preserve">cf</w:t>
+      </w:r>
+      <w:r>
+        <w:rPr>
+          <w:rStyle w:val="SpecialCharTok"/>
+        </w:rPr>
+        <w:t xml:space="preserve">$</w:t>
+      </w:r>
+      <w:r>
+        <w:rPr>
+          <w:rStyle w:val="NormalTok"/>
+        </w:rPr>
+        <w:t xml:space="preserve">effect  </w:t>
+      </w:r>
+      <w:r>
+        <w:rPr>
+          <w:rStyle w:val="OtherTok"/>
+        </w:rPr>
+        <w:t xml:space="preserve">&lt;-</w:t>
+      </w:r>
+      <w:r>
+        <w:rPr>
+          <w:rStyle w:val="NormalTok"/>
+        </w:rPr>
+        <w:t xml:space="preserve"> inv_tot </w:t>
+      </w:r>
+      <w:r>
+        <w:rPr>
+          <w:rStyle w:val="SpecialCharTok"/>
+        </w:rPr>
+        <w:t xml:space="preserve">-</w:t>
+      </w:r>
+      <w:r>
+        <w:rPr>
+          <w:rStyle w:val="NormalTok"/>
+        </w:rPr>
+        <w:t xml:space="preserve"> cf</w:t>
+      </w:r>
+      <w:r>
+        <w:rPr>
+          <w:rStyle w:val="SpecialCharTok"/>
+        </w:rPr>
+        <w:t xml:space="preserve">$</w:t>
+      </w:r>
+      <w:r>
+        <w:rPr>
+          <w:rStyle w:val="NormalTok"/>
+        </w:rPr>
+        <w:t xml:space="preserve">total</w:t>
+      </w:r>
+      <w:r>
+        <w:br/>
+      </w:r>
+      <w:r>
+        <w:rPr>
+          <w:rStyle w:val="NormalTok"/>
+        </w:rPr>
+        <w:t xml:space="preserve">cf</w:t>
+      </w:r>
+      <w:r>
+        <w:rPr>
+          <w:rStyle w:val="SpecialCharTok"/>
+        </w:rPr>
+        <w:t xml:space="preserve">$</w:t>
+      </w:r>
+      <w:r>
+        <w:rPr>
+          <w:rStyle w:val="NormalTok"/>
+        </w:rPr>
+        <w:t xml:space="preserve">verdict </w:t>
+      </w:r>
+      <w:r>
+        <w:rPr>
+          <w:rStyle w:val="OtherTok"/>
+        </w:rPr>
+        <w:t xml:space="preserve">&lt;-</w:t>
+      </w:r>
+      <w:r>
+        <w:rPr>
+          <w:rStyle w:val="NormalTok"/>
+        </w:rPr>
+        <w:t xml:space="preserve"> </w:t>
+      </w:r>
+      <w:r>
+        <w:rPr>
+          <w:rStyle w:val="FunctionTok"/>
+        </w:rPr>
+        <w:t xml:space="preserve">ifelse</w:t>
+      </w:r>
+      <w:r>
+        <w:rPr>
+          <w:rStyle w:val="NormalTok"/>
+        </w:rPr>
+        <w:t xml:space="preserve">(cf</w:t>
+      </w:r>
+      <w:r>
+        <w:rPr>
+          <w:rStyle w:val="SpecialCharTok"/>
+        </w:rPr>
+        <w:t xml:space="preserve">$</w:t>
+      </w:r>
+      <w:r>
+        <w:rPr>
+          <w:rStyle w:val="NormalTok"/>
+        </w:rPr>
+        <w:t xml:space="preserve">effect </w:t>
+      </w:r>
+      <w:r>
+        <w:rPr>
+          <w:rStyle w:val="SpecialCharTok"/>
+        </w:rPr>
+        <w:t xml:space="preserve">&gt;</w:t>
+      </w:r>
+      <w:r>
+        <w:rPr>
+          <w:rStyle w:val="NormalTok"/>
+        </w:rPr>
+        <w:t xml:space="preserve"> </w:t>
+      </w:r>
+      <w:r>
+        <w:rPr>
+          <w:rStyle w:val="DecValTok"/>
+        </w:rPr>
+        <w:t xml:space="preserve">0</w:t>
       </w:r>
       <w:r>
         <w:rPr>
@@ -11533,7 +11957,7 @@
         <w:rPr>
           <w:rStyle w:val="StringTok"/>
         </w:rPr>
-        <w:t xml:space="preserve">"units"</w:t>
+        <w:t xml:space="preserve">"gain"</w:t>
       </w:r>
       <w:r>
         <w:rPr>
@@ -11545,7 +11969,573 @@
         <w:rPr>
           <w:rStyle w:val="StringTok"/>
         </w:rPr>
-        <w:t xml:space="preserve">"source_key"</w:t>
+        <w:t xml:space="preserve">"loss"</w:t>
+      </w:r>
+      <w:r>
+        <w:rPr>
+          <w:rStyle w:val="NormalTok"/>
+        </w:rPr>
+        <w:t xml:space="preserve">)</w:t>
+      </w:r>
+      <w:r>
+        <w:br/>
+      </w:r>
+      <w:r>
+        <w:rPr>
+          <w:rStyle w:val="NormalTok"/>
+        </w:rPr>
+        <w:t xml:space="preserve">cf </w:t>
+      </w:r>
+      <w:r>
+        <w:rPr>
+          <w:rStyle w:val="OtherTok"/>
+        </w:rPr>
+        <w:t xml:space="preserve">&lt;-</w:t>
+      </w:r>
+      <w:r>
+        <w:rPr>
+          <w:rStyle w:val="NormalTok"/>
+        </w:rPr>
+        <w:t xml:space="preserve"> cf[</w:t>
+      </w:r>
+      <w:r>
+        <w:rPr>
+          <w:rStyle w:val="FunctionTok"/>
+        </w:rPr>
+        <w:t xml:space="preserve">order</w:t>
+      </w:r>
+      <w:r>
+        <w:rPr>
+          <w:rStyle w:val="NormalTok"/>
+        </w:rPr>
+        <w:t xml:space="preserve">(</w:t>
+      </w:r>
+      <w:r>
+        <w:rPr>
+          <w:rStyle w:val="SpecialCharTok"/>
+        </w:rPr>
+        <w:t xml:space="preserve">-</w:t>
+      </w:r>
+      <w:r>
+        <w:rPr>
+          <w:rStyle w:val="NormalTok"/>
+        </w:rPr>
+        <w:t xml:space="preserve">cf</w:t>
+      </w:r>
+      <w:r>
+        <w:rPr>
+          <w:rStyle w:val="SpecialCharTok"/>
+        </w:rPr>
+        <w:t xml:space="preserve">$</w:t>
+      </w:r>
+      <w:r>
+        <w:rPr>
+          <w:rStyle w:val="NormalTok"/>
+        </w:rPr>
+        <w:t xml:space="preserve">total), ]</w:t>
+      </w:r>
+      <w:r>
+        <w:br/>
+      </w:r>
+      <w:r>
+        <w:rPr>
+          <w:rStyle w:val="NormalTok"/>
+        </w:rPr>
+        <w:t xml:space="preserve">cf_span </w:t>
+      </w:r>
+      <w:r>
+        <w:rPr>
+          <w:rStyle w:val="OtherTok"/>
+        </w:rPr>
+        <w:t xml:space="preserve">&lt;-</w:t>
+      </w:r>
+      <w:r>
+        <w:rPr>
+          <w:rStyle w:val="NormalTok"/>
+        </w:rPr>
+        <w:t xml:space="preserve"> </w:t>
+      </w:r>
+      <w:r>
+        <w:rPr>
+          <w:rStyle w:val="FunctionTok"/>
+        </w:rPr>
+        <w:t xml:space="preserve">diff</w:t>
+      </w:r>
+      <w:r>
+        <w:rPr>
+          <w:rStyle w:val="NormalTok"/>
+        </w:rPr>
+        <w:t xml:space="preserve">(</w:t>
+      </w:r>
+      <w:r>
+        <w:rPr>
+          <w:rStyle w:val="FunctionTok"/>
+        </w:rPr>
+        <w:t xml:space="preserve">range</w:t>
+      </w:r>
+      <w:r>
+        <w:rPr>
+          <w:rStyle w:val="NormalTok"/>
+        </w:rPr>
+        <w:t xml:space="preserve">(cf</w:t>
+      </w:r>
+      <w:r>
+        <w:rPr>
+          <w:rStyle w:val="SpecialCharTok"/>
+        </w:rPr>
+        <w:t xml:space="preserve">$</w:t>
+      </w:r>
+      <w:r>
+        <w:rPr>
+          <w:rStyle w:val="NormalTok"/>
+        </w:rPr>
+        <w:t xml:space="preserve">effect))</w:t>
+      </w:r>
+    </w:p>
+    <w:p>
+      <w:pPr>
+        <w:pStyle w:val="SourceCode"/>
+      </w:pPr>
+      <w:r>
+        <w:rPr>
+          <w:rStyle w:val="NormalTok"/>
+        </w:rPr>
+        <w:t xml:space="preserve">t2b </w:t>
+      </w:r>
+      <w:r>
+        <w:rPr>
+          <w:rStyle w:val="OtherTok"/>
+        </w:rPr>
+        <w:t xml:space="preserve">&lt;-</w:t>
+      </w:r>
+      <w:r>
+        <w:rPr>
+          <w:rStyle w:val="NormalTok"/>
+        </w:rPr>
+        <w:t xml:space="preserve"> </w:t>
+      </w:r>
+      <w:r>
+        <w:rPr>
+          <w:rStyle w:val="FunctionTok"/>
+        </w:rPr>
+        <w:t xml:space="preserve">data.frame</w:t>
+      </w:r>
+      <w:r>
+        <w:rPr>
+          <w:rStyle w:val="NormalTok"/>
+        </w:rPr>
+        <w:t xml:space="preserve">(</w:t>
+      </w:r>
+      <w:r>
+        <w:br/>
+      </w:r>
+      <w:r>
+        <w:rPr>
+          <w:rStyle w:val="NormalTok"/>
+        </w:rPr>
+        <w:t xml:space="preserve">  </w:t>
+      </w:r>
+      <w:r>
+        <w:rPr>
+          <w:rStyle w:val="StringTok"/>
+        </w:rPr>
+        <w:t xml:space="preserve">`</w:t>
+      </w:r>
+      <w:r>
+        <w:rPr>
+          <w:rStyle w:val="AttributeTok"/>
+        </w:rPr>
+        <w:t xml:space="preserve">Counterfactual</w:t>
+      </w:r>
+      <w:r>
+        <w:rPr>
+          <w:rStyle w:val="StringTok"/>
+        </w:rPr>
+        <w:t xml:space="preserve">`</w:t>
+      </w:r>
+      <w:r>
+        <w:rPr>
+          <w:rStyle w:val="NormalTok"/>
+        </w:rPr>
+        <w:t xml:space="preserve"> </w:t>
+      </w:r>
+      <w:r>
+        <w:rPr>
+          <w:rStyle w:val="OtherTok"/>
+        </w:rPr>
+        <w:t xml:space="preserve">=</w:t>
+      </w:r>
+      <w:r>
+        <w:rPr>
+          <w:rStyle w:val="NormalTok"/>
+        </w:rPr>
+        <w:t xml:space="preserve"> cf</w:t>
+      </w:r>
+      <w:r>
+        <w:rPr>
+          <w:rStyle w:val="SpecialCharTok"/>
+        </w:rPr>
+        <w:t xml:space="preserve">$</w:t>
+      </w:r>
+      <w:r>
+        <w:rPr>
+          <w:rStyle w:val="NormalTok"/>
+        </w:rPr>
+        <w:t xml:space="preserve">class,</w:t>
+      </w:r>
+      <w:r>
+        <w:br/>
+      </w:r>
+      <w:r>
+        <w:rPr>
+          <w:rStyle w:val="NormalTok"/>
+        </w:rPr>
+        <w:t xml:space="preserve">  </w:t>
+      </w:r>
+      <w:r>
+        <w:rPr>
+          <w:rStyle w:val="StringTok"/>
+        </w:rPr>
+        <w:t xml:space="preserve">`</w:t>
+      </w:r>
+      <w:r>
+        <w:rPr>
+          <w:rStyle w:val="AttributeTok"/>
+        </w:rPr>
+        <w:t xml:space="preserve">Soil C</w:t>
+      </w:r>
+      <w:r>
+        <w:rPr>
+          <w:rStyle w:val="StringTok"/>
+        </w:rPr>
+        <w:t xml:space="preserve">`</w:t>
+      </w:r>
+      <w:r>
+        <w:rPr>
+          <w:rStyle w:val="NormalTok"/>
+        </w:rPr>
+        <w:t xml:space="preserve"> </w:t>
+      </w:r>
+      <w:r>
+        <w:rPr>
+          <w:rStyle w:val="OtherTok"/>
+        </w:rPr>
+        <w:t xml:space="preserve">=</w:t>
+      </w:r>
+      <w:r>
+        <w:rPr>
+          <w:rStyle w:val="NormalTok"/>
+        </w:rPr>
+        <w:t xml:space="preserve"> </w:t>
+      </w:r>
+      <w:r>
+        <w:rPr>
+          <w:rStyle w:val="FunctionTok"/>
+        </w:rPr>
+        <w:t xml:space="preserve">f1</w:t>
+      </w:r>
+      <w:r>
+        <w:rPr>
+          <w:rStyle w:val="NormalTok"/>
+        </w:rPr>
+        <w:t xml:space="preserve">(cf</w:t>
+      </w:r>
+      <w:r>
+        <w:rPr>
+          <w:rStyle w:val="SpecialCharTok"/>
+        </w:rPr>
+        <w:t xml:space="preserve">$</w:t>
+      </w:r>
+      <w:r>
+        <w:rPr>
+          <w:rStyle w:val="NormalTok"/>
+        </w:rPr>
+        <w:t xml:space="preserve">soc), </w:t>
+      </w:r>
+      <w:r>
+        <w:rPr>
+          <w:rStyle w:val="StringTok"/>
+        </w:rPr>
+        <w:t xml:space="preserve">`</w:t>
+      </w:r>
+      <w:r>
+        <w:rPr>
+          <w:rStyle w:val="AttributeTok"/>
+        </w:rPr>
+        <w:t xml:space="preserve">Aboveground C</w:t>
+      </w:r>
+      <w:r>
+        <w:rPr>
+          <w:rStyle w:val="StringTok"/>
+        </w:rPr>
+        <w:t xml:space="preserve">`</w:t>
+      </w:r>
+      <w:r>
+        <w:rPr>
+          <w:rStyle w:val="NormalTok"/>
+        </w:rPr>
+        <w:t xml:space="preserve"> </w:t>
+      </w:r>
+      <w:r>
+        <w:rPr>
+          <w:rStyle w:val="OtherTok"/>
+        </w:rPr>
+        <w:t xml:space="preserve">=</w:t>
+      </w:r>
+      <w:r>
+        <w:rPr>
+          <w:rStyle w:val="NormalTok"/>
+        </w:rPr>
+        <w:t xml:space="preserve"> </w:t>
+      </w:r>
+      <w:r>
+        <w:rPr>
+          <w:rStyle w:val="FunctionTok"/>
+        </w:rPr>
+        <w:t xml:space="preserve">f1</w:t>
+      </w:r>
+      <w:r>
+        <w:rPr>
+          <w:rStyle w:val="NormalTok"/>
+        </w:rPr>
+        <w:t xml:space="preserve">(cf</w:t>
+      </w:r>
+      <w:r>
+        <w:rPr>
+          <w:rStyle w:val="SpecialCharTok"/>
+        </w:rPr>
+        <w:t xml:space="preserve">$</w:t>
+      </w:r>
+      <w:r>
+        <w:rPr>
+          <w:rStyle w:val="NormalTok"/>
+        </w:rPr>
+        <w:t xml:space="preserve">agc), </w:t>
+      </w:r>
+      <w:r>
+        <w:rPr>
+          <w:rStyle w:val="StringTok"/>
+        </w:rPr>
+        <w:t xml:space="preserve">`</w:t>
+      </w:r>
+      <w:r>
+        <w:rPr>
+          <w:rStyle w:val="AttributeTok"/>
+        </w:rPr>
+        <w:t xml:space="preserve">Total</w:t>
+      </w:r>
+      <w:r>
+        <w:rPr>
+          <w:rStyle w:val="StringTok"/>
+        </w:rPr>
+        <w:t xml:space="preserve">`</w:t>
+      </w:r>
+      <w:r>
+        <w:rPr>
+          <w:rStyle w:val="NormalTok"/>
+        </w:rPr>
+        <w:t xml:space="preserve"> </w:t>
+      </w:r>
+      <w:r>
+        <w:rPr>
+          <w:rStyle w:val="OtherTok"/>
+        </w:rPr>
+        <w:t xml:space="preserve">=</w:t>
+      </w:r>
+      <w:r>
+        <w:rPr>
+          <w:rStyle w:val="NormalTok"/>
+        </w:rPr>
+        <w:t xml:space="preserve"> </w:t>
+      </w:r>
+      <w:r>
+        <w:rPr>
+          <w:rStyle w:val="FunctionTok"/>
+        </w:rPr>
+        <w:t xml:space="preserve">f1</w:t>
+      </w:r>
+      <w:r>
+        <w:rPr>
+          <w:rStyle w:val="NormalTok"/>
+        </w:rPr>
+        <w:t xml:space="preserve">(cf</w:t>
+      </w:r>
+      <w:r>
+        <w:rPr>
+          <w:rStyle w:val="SpecialCharTok"/>
+        </w:rPr>
+        <w:t xml:space="preserve">$</w:t>
+      </w:r>
+      <w:r>
+        <w:rPr>
+          <w:rStyle w:val="NormalTok"/>
+        </w:rPr>
+        <w:t xml:space="preserve">total),</w:t>
+      </w:r>
+      <w:r>
+        <w:br/>
+      </w:r>
+      <w:r>
+        <w:rPr>
+          <w:rStyle w:val="NormalTok"/>
+        </w:rPr>
+        <w:t xml:space="preserve">  </w:t>
+      </w:r>
+      <w:r>
+        <w:rPr>
+          <w:rStyle w:val="StringTok"/>
+        </w:rPr>
+        <w:t xml:space="preserve">`</w:t>
+      </w:r>
+      <w:r>
+        <w:rPr>
+          <w:rStyle w:val="AttributeTok"/>
+        </w:rPr>
+        <w:t xml:space="preserve">Effect of invasion</w:t>
+      </w:r>
+      <w:r>
+        <w:rPr>
+          <w:rStyle w:val="StringTok"/>
+        </w:rPr>
+        <w:t xml:space="preserve">`</w:t>
+      </w:r>
+      <w:r>
+        <w:rPr>
+          <w:rStyle w:val="NormalTok"/>
+        </w:rPr>
+        <w:t xml:space="preserve"> </w:t>
+      </w:r>
+      <w:r>
+        <w:rPr>
+          <w:rStyle w:val="OtherTok"/>
+        </w:rPr>
+        <w:t xml:space="preserve">=</w:t>
+      </w:r>
+      <w:r>
+        <w:rPr>
+          <w:rStyle w:val="NormalTok"/>
+        </w:rPr>
+        <w:t xml:space="preserve"> </w:t>
+      </w:r>
+      <w:r>
+        <w:rPr>
+          <w:rStyle w:val="FunctionTok"/>
+        </w:rPr>
+        <w:t xml:space="preserve">sprintf</w:t>
+      </w:r>
+      <w:r>
+        <w:rPr>
+          <w:rStyle w:val="NormalTok"/>
+        </w:rPr>
+        <w:t xml:space="preserve">(</w:t>
+      </w:r>
+      <w:r>
+        <w:rPr>
+          <w:rStyle w:val="StringTok"/>
+        </w:rPr>
+        <w:t xml:space="preserve">"%+.2f"</w:t>
+      </w:r>
+      <w:r>
+        <w:rPr>
+          <w:rStyle w:val="NormalTok"/>
+        </w:rPr>
+        <w:t xml:space="preserve">, cf</w:t>
+      </w:r>
+      <w:r>
+        <w:rPr>
+          <w:rStyle w:val="SpecialCharTok"/>
+        </w:rPr>
+        <w:t xml:space="preserve">$</w:t>
+      </w:r>
+      <w:r>
+        <w:rPr>
+          <w:rStyle w:val="NormalTok"/>
+        </w:rPr>
+        <w:t xml:space="preserve">effect),</w:t>
+      </w:r>
+      <w:r>
+        <w:br/>
+      </w:r>
+      <w:r>
+        <w:rPr>
+          <w:rStyle w:val="NormalTok"/>
+        </w:rPr>
+        <w:t xml:space="preserve">  </w:t>
+      </w:r>
+      <w:r>
+        <w:rPr>
+          <w:rStyle w:val="StringTok"/>
+        </w:rPr>
+        <w:t xml:space="preserve">`</w:t>
+      </w:r>
+      <w:r>
+        <w:rPr>
+          <w:rStyle w:val="AttributeTok"/>
+        </w:rPr>
+        <w:t xml:space="preserve">Verdict</w:t>
+      </w:r>
+      <w:r>
+        <w:rPr>
+          <w:rStyle w:val="StringTok"/>
+        </w:rPr>
+        <w:t xml:space="preserve">`</w:t>
+      </w:r>
+      <w:r>
+        <w:rPr>
+          <w:rStyle w:val="NormalTok"/>
+        </w:rPr>
+        <w:t xml:space="preserve"> </w:t>
+      </w:r>
+      <w:r>
+        <w:rPr>
+          <w:rStyle w:val="OtherTok"/>
+        </w:rPr>
+        <w:t xml:space="preserve">=</w:t>
+      </w:r>
+      <w:r>
+        <w:rPr>
+          <w:rStyle w:val="NormalTok"/>
+        </w:rPr>
+        <w:t xml:space="preserve"> cf</w:t>
+      </w:r>
+      <w:r>
+        <w:rPr>
+          <w:rStyle w:val="SpecialCharTok"/>
+        </w:rPr>
+        <w:t xml:space="preserve">$</w:t>
+      </w:r>
+      <w:r>
+        <w:rPr>
+          <w:rStyle w:val="NormalTok"/>
+        </w:rPr>
+        <w:t xml:space="preserve">verdict,</w:t>
+      </w:r>
+      <w:r>
+        <w:br/>
+      </w:r>
+      <w:r>
+        <w:rPr>
+          <w:rStyle w:val="NormalTok"/>
+        </w:rPr>
+        <w:t xml:space="preserve">  </w:t>
+      </w:r>
+      <w:r>
+        <w:rPr>
+          <w:rStyle w:val="AttributeTok"/>
+        </w:rPr>
+        <w:t xml:space="preserve">check.names =</w:t>
+      </w:r>
+      <w:r>
+        <w:rPr>
+          <w:rStyle w:val="NormalTok"/>
+        </w:rPr>
+        <w:t xml:space="preserve"> </w:t>
+      </w:r>
+      <w:r>
+        <w:rPr>
+          <w:rStyle w:val="ConstantTok"/>
+        </w:rPr>
+        <w:t xml:space="preserve">FALSE</w:t>
       </w:r>
       <w:r>
         <w:rPr>
@@ -11555,372 +12545,99 @@
       </w:r>
       <w:r>
         <w:rPr>
+          <w:rStyle w:val="AttributeTok"/>
+        </w:rPr>
+        <w:t xml:space="preserve">stringsAsFactors =</w:t>
+      </w:r>
+      <w:r>
+        <w:rPr>
+          <w:rStyle w:val="NormalTok"/>
+        </w:rPr>
+        <w:t xml:space="preserve"> </w:t>
+      </w:r>
+      <w:r>
+        <w:rPr>
+          <w:rStyle w:val="ConstantTok"/>
+        </w:rPr>
+        <w:t xml:space="preserve">FALSE</w:t>
+      </w:r>
+      <w:r>
+        <w:rPr>
+          <w:rStyle w:val="NormalTok"/>
+        </w:rPr>
+        <w:t xml:space="preserve">)</w:t>
+      </w:r>
+      <w:r>
+        <w:br/>
+      </w:r>
+      <w:r>
+        <w:rPr>
+          <w:rStyle w:val="FunctionTok"/>
+        </w:rPr>
+        <w:t xml:space="preserve">kable</w:t>
+      </w:r>
+      <w:r>
+        <w:rPr>
+          <w:rStyle w:val="NormalTok"/>
+        </w:rPr>
+        <w:t xml:space="preserve">(t2b, </w:t>
+      </w:r>
+      <w:r>
+        <w:rPr>
+          <w:rStyle w:val="AttributeTok"/>
+        </w:rPr>
+        <w:t xml:space="preserve">row.names =</w:t>
+      </w:r>
+      <w:r>
+        <w:rPr>
+          <w:rStyle w:val="NormalTok"/>
+        </w:rPr>
+        <w:t xml:space="preserve"> </w:t>
+      </w:r>
+      <w:r>
+        <w:rPr>
+          <w:rStyle w:val="ConstantTok"/>
+        </w:rPr>
+        <w:t xml:space="preserve">FALSE</w:t>
+      </w:r>
+      <w:r>
+        <w:rPr>
+          <w:rStyle w:val="NormalTok"/>
+        </w:rPr>
+        <w:t xml:space="preserve">)</w:t>
+      </w:r>
+      <w:r>
+        <w:br/>
+      </w:r>
+      <w:r>
+        <w:rPr>
+          <w:rStyle w:val="FunctionTok"/>
+        </w:rPr>
+        <w:t xml:space="preserve">write.csv</w:t>
+      </w:r>
+      <w:r>
+        <w:rPr>
+          <w:rStyle w:val="NormalTok"/>
+        </w:rPr>
+        <w:t xml:space="preserve">(t2b, </w:t>
+      </w:r>
+      <w:r>
+        <w:rPr>
+          <w:rStyle w:val="FunctionTok"/>
+        </w:rPr>
+        <w:t xml:space="preserve">file.path</w:t>
+      </w:r>
+      <w:r>
+        <w:rPr>
+          <w:rStyle w:val="NormalTok"/>
+        </w:rPr>
+        <w:t xml:space="preserve">(TBL, </w:t>
+      </w:r>
+      <w:r>
+        <w:rPr>
           <w:rStyle w:val="StringTok"/>
         </w:rPr>
-        <w:t xml:space="preserve">"tier"</w:t>
-      </w:r>
-      <w:r>
-        <w:rPr>
-          <w:rStyle w:val="NormalTok"/>
-        </w:rPr>
-        <w:t xml:space="preserve">)]</w:t>
-      </w:r>
-      <w:r>
-        <w:br/>
-      </w:r>
-      <w:r>
-        <w:rPr>
-          <w:rStyle w:val="NormalTok"/>
-        </w:rPr>
-        <w:t xml:space="preserve">t2 </w:t>
-      </w:r>
-      <w:r>
-        <w:rPr>
-          <w:rStyle w:val="OtherTok"/>
-        </w:rPr>
-        <w:t xml:space="preserve">&lt;-</w:t>
-      </w:r>
-      <w:r>
-        <w:rPr>
-          <w:rStyle w:val="NormalTok"/>
-        </w:rPr>
-        <w:t xml:space="preserve"> t2[</w:t>
-      </w:r>
-      <w:r>
-        <w:rPr>
-          <w:rStyle w:val="FunctionTok"/>
-        </w:rPr>
-        <w:t xml:space="preserve">order</w:t>
-      </w:r>
-      <w:r>
-        <w:rPr>
-          <w:rStyle w:val="NormalTok"/>
-        </w:rPr>
-        <w:t xml:space="preserve">(</w:t>
-      </w:r>
-      <w:r>
-        <w:rPr>
-          <w:rStyle w:val="FunctionTok"/>
-        </w:rPr>
-        <w:t xml:space="preserve">match</w:t>
-      </w:r>
-      <w:r>
-        <w:rPr>
-          <w:rStyle w:val="NormalTok"/>
-        </w:rPr>
-        <w:t xml:space="preserve">(t2</w:t>
-      </w:r>
-      <w:r>
-        <w:rPr>
-          <w:rStyle w:val="SpecialCharTok"/>
-        </w:rPr>
-        <w:t xml:space="preserve">$</w:t>
-      </w:r>
-      <w:r>
-        <w:rPr>
-          <w:rStyle w:val="NormalTok"/>
-        </w:rPr>
-        <w:t xml:space="preserve">system_id, sysmeta</w:t>
-      </w:r>
-      <w:r>
-        <w:rPr>
-          <w:rStyle w:val="SpecialCharTok"/>
-        </w:rPr>
-        <w:t xml:space="preserve">$</w:t>
-      </w:r>
-      <w:r>
-        <w:rPr>
-          <w:rStyle w:val="NormalTok"/>
-        </w:rPr>
-        <w:t xml:space="preserve">system_id[</w:t>
-      </w:r>
-      <w:r>
-        <w:rPr>
-          <w:rStyle w:val="FunctionTok"/>
-        </w:rPr>
-        <w:t xml:space="preserve">order</w:t>
-      </w:r>
-      <w:r>
-        <w:rPr>
-          <w:rStyle w:val="NormalTok"/>
-        </w:rPr>
-        <w:t xml:space="preserve">(sysmeta</w:t>
-      </w:r>
-      <w:r>
-        <w:rPr>
-          <w:rStyle w:val="SpecialCharTok"/>
-        </w:rPr>
-        <w:t xml:space="preserve">$</w:t>
-      </w:r>
-      <w:r>
-        <w:rPr>
-          <w:rStyle w:val="NormalTok"/>
-        </w:rPr>
-        <w:t xml:space="preserve">display_order)]),</w:t>
-      </w:r>
-      <w:r>
-        <w:br/>
-      </w:r>
-      <w:r>
-        <w:rPr>
-          <w:rStyle w:val="NormalTok"/>
-        </w:rPr>
-        <w:t xml:space="preserve">               </w:t>
-      </w:r>
-      <w:r>
-        <w:rPr>
-          <w:rStyle w:val="FunctionTok"/>
-        </w:rPr>
-        <w:t xml:space="preserve">match</w:t>
-      </w:r>
-      <w:r>
-        <w:rPr>
-          <w:rStyle w:val="NormalTok"/>
-        </w:rPr>
-        <w:t xml:space="preserve">(t2</w:t>
-      </w:r>
-      <w:r>
-        <w:rPr>
-          <w:rStyle w:val="SpecialCharTok"/>
-        </w:rPr>
-        <w:t xml:space="preserve">$</w:t>
-      </w:r>
-      <w:r>
-        <w:rPr>
-          <w:rStyle w:val="NormalTok"/>
-        </w:rPr>
-        <w:t xml:space="preserve">parameter, PARNAMES)), ]</w:t>
-      </w:r>
-      <w:r>
-        <w:br/>
-      </w:r>
-      <w:r>
-        <w:rPr>
-          <w:rStyle w:val="FunctionTok"/>
-        </w:rPr>
-        <w:t xml:space="preserve">names</w:t>
-      </w:r>
-      <w:r>
-        <w:rPr>
-          <w:rStyle w:val="NormalTok"/>
-        </w:rPr>
-        <w:t xml:space="preserve">(t2) </w:t>
-      </w:r>
-      <w:r>
-        <w:rPr>
-          <w:rStyle w:val="OtherTok"/>
-        </w:rPr>
-        <w:t xml:space="preserve">&lt;-</w:t>
-      </w:r>
-      <w:r>
-        <w:rPr>
-          <w:rStyle w:val="NormalTok"/>
-        </w:rPr>
-        <w:t xml:space="preserve"> </w:t>
-      </w:r>
-      <w:r>
-        <w:rPr>
-          <w:rStyle w:val="FunctionTok"/>
-        </w:rPr>
-        <w:t xml:space="preserve">c</w:t>
-      </w:r>
-      <w:r>
-        <w:rPr>
-          <w:rStyle w:val="NormalTok"/>
-        </w:rPr>
-        <w:t xml:space="preserve">(</w:t>
-      </w:r>
-      <w:r>
-        <w:rPr>
-          <w:rStyle w:val="StringTok"/>
-        </w:rPr>
-        <w:t xml:space="preserve">"System"</w:t>
-      </w:r>
-      <w:r>
-        <w:rPr>
-          <w:rStyle w:val="NormalTok"/>
-        </w:rPr>
-        <w:t xml:space="preserve">, </w:t>
-      </w:r>
-      <w:r>
-        <w:rPr>
-          <w:rStyle w:val="StringTok"/>
-        </w:rPr>
-        <w:t xml:space="preserve">"Parameter"</w:t>
-      </w:r>
-      <w:r>
-        <w:rPr>
-          <w:rStyle w:val="NormalTok"/>
-        </w:rPr>
-        <w:t xml:space="preserve">, </w:t>
-      </w:r>
-      <w:r>
-        <w:rPr>
-          <w:rStyle w:val="StringTok"/>
-        </w:rPr>
-        <w:t xml:space="preserve">"Value"</w:t>
-      </w:r>
-      <w:r>
-        <w:rPr>
-          <w:rStyle w:val="NormalTok"/>
-        </w:rPr>
-        <w:t xml:space="preserve">, </w:t>
-      </w:r>
-      <w:r>
-        <w:rPr>
-          <w:rStyle w:val="StringTok"/>
-        </w:rPr>
-        <w:t xml:space="preserve">"SD"</w:t>
-      </w:r>
-      <w:r>
-        <w:rPr>
-          <w:rStyle w:val="NormalTok"/>
-        </w:rPr>
-        <w:t xml:space="preserve">, </w:t>
-      </w:r>
-      <w:r>
-        <w:rPr>
-          <w:rStyle w:val="StringTok"/>
-        </w:rPr>
-        <w:t xml:space="preserve">"n"</w:t>
-      </w:r>
-      <w:r>
-        <w:rPr>
-          <w:rStyle w:val="NormalTok"/>
-        </w:rPr>
-        <w:t xml:space="preserve">, </w:t>
-      </w:r>
-      <w:r>
-        <w:rPr>
-          <w:rStyle w:val="StringTok"/>
-        </w:rPr>
-        <w:t xml:space="preserve">"Units"</w:t>
-      </w:r>
-      <w:r>
-        <w:rPr>
-          <w:rStyle w:val="NormalTok"/>
-        </w:rPr>
-        <w:t xml:space="preserve">, </w:t>
-      </w:r>
-      <w:r>
-        <w:rPr>
-          <w:rStyle w:val="StringTok"/>
-        </w:rPr>
-        <w:t xml:space="preserve">"Source"</w:t>
-      </w:r>
-      <w:r>
-        <w:rPr>
-          <w:rStyle w:val="NormalTok"/>
-        </w:rPr>
-        <w:t xml:space="preserve">, </w:t>
-      </w:r>
-      <w:r>
-        <w:rPr>
-          <w:rStyle w:val="StringTok"/>
-        </w:rPr>
-        <w:t xml:space="preserve">"Tier"</w:t>
-      </w:r>
-      <w:r>
-        <w:rPr>
-          <w:rStyle w:val="NormalTok"/>
-        </w:rPr>
-        <w:t xml:space="preserve">)</w:t>
-      </w:r>
-      <w:r>
-        <w:br/>
-      </w:r>
-      <w:r>
-        <w:rPr>
-          <w:rStyle w:val="FunctionTok"/>
-        </w:rPr>
-        <w:t xml:space="preserve">kable</w:t>
-      </w:r>
-      <w:r>
-        <w:rPr>
-          <w:rStyle w:val="NormalTok"/>
-        </w:rPr>
-        <w:t xml:space="preserve">(t2, </w:t>
-      </w:r>
-      <w:r>
-        <w:rPr>
-          <w:rStyle w:val="AttributeTok"/>
-        </w:rPr>
-        <w:t xml:space="preserve">row.names =</w:t>
-      </w:r>
-      <w:r>
-        <w:rPr>
-          <w:rStyle w:val="NormalTok"/>
-        </w:rPr>
-        <w:t xml:space="preserve"> </w:t>
-      </w:r>
-      <w:r>
-        <w:rPr>
-          <w:rStyle w:val="ConstantTok"/>
-        </w:rPr>
-        <w:t xml:space="preserve">FALSE</w:t>
-      </w:r>
-      <w:r>
-        <w:rPr>
-          <w:rStyle w:val="NormalTok"/>
-        </w:rPr>
-        <w:t xml:space="preserve">, </w:t>
-      </w:r>
-      <w:r>
-        <w:rPr>
-          <w:rStyle w:val="AttributeTok"/>
-        </w:rPr>
-        <w:t xml:space="preserve">digits =</w:t>
-      </w:r>
-      <w:r>
-        <w:rPr>
-          <w:rStyle w:val="NormalTok"/>
-        </w:rPr>
-        <w:t xml:space="preserve"> </w:t>
-      </w:r>
-      <w:r>
-        <w:rPr>
-          <w:rStyle w:val="DecValTok"/>
-        </w:rPr>
-        <w:t xml:space="preserve">3</w:t>
-      </w:r>
-      <w:r>
-        <w:rPr>
-          <w:rStyle w:val="NormalTok"/>
-        </w:rPr>
-        <w:t xml:space="preserve">)</w:t>
-      </w:r>
-      <w:r>
-        <w:br/>
-      </w:r>
-      <w:r>
-        <w:rPr>
-          <w:rStyle w:val="FunctionTok"/>
-        </w:rPr>
-        <w:t xml:space="preserve">write.csv</w:t>
-      </w:r>
-      <w:r>
-        <w:rPr>
-          <w:rStyle w:val="NormalTok"/>
-        </w:rPr>
-        <w:t xml:space="preserve">(t2, </w:t>
-      </w:r>
-      <w:r>
-        <w:rPr>
-          <w:rStyle w:val="FunctionTok"/>
-        </w:rPr>
-        <w:t xml:space="preserve">file.path</w:t>
-      </w:r>
-      <w:r>
-        <w:rPr>
-          <w:rStyle w:val="NormalTok"/>
-        </w:rPr>
-        <w:t xml:space="preserve">(TBL, </w:t>
-      </w:r>
-      <w:r>
-        <w:rPr>
-          <w:rStyle w:val="StringTok"/>
-        </w:rPr>
-        <w:t xml:space="preserve">"table-2-parameters.csv"</w:t>
+        <w:t xml:space="preserve">"table-2b-counterfactual.csv"</w:t>
       </w:r>
       <w:r>
         <w:rPr>
@@ -11966,7 +12683,7 @@
       <w:tr>
         <w:tc>
           <w:tcPr/>
-          <w:bookmarkStart w:id="25" w:name="tbl-parameters"/>
+          <w:bookmarkStart w:id="25" w:name="tbl-counterfactual"/>
           <w:p>
             <w:pPr>
               <w:jc w:val="center"/>
@@ -11977,7 +12694,939 @@
               <w:pStyle w:val="ImageCaption"/>
             </w:pPr>
             <w:r>
-              <w:t xml:space="preserve">Table 2: Parameter values, dispersion and provenance. Tier A is measured in the cited source for that system with a dispersion estimate, B measured as a point estimate, C derived by arithmetic shown in this document, D transferred from another system or a global default. Every tier D parameter is a stated limitation.</w:t>
+              <w:t xml:space="preserve">Table 2: The counterfactual sets the sign. Total ecosystem carbon of every land-cover class measured on one site in one year by one team with one protocol, and the estimated effect of invasion computed against each candidate counterfactual in turn. The invaded state throughout is the dense Prosopis stand at 52.5 Mg C per hectare. Soil carbon is to 1 m depth and aboveground carbon is from the same plots.</w:t>
+            </w:r>
+          </w:p>
+          <w:tbl>
+            <w:tblPr>
+              <w:tblStyle w:val="Table"/>
+              <w:tblW w:type="pct" w:w="5000"/>
+              <w:tblLayout w:type="fixed"/>
+              <w:tblLook w:firstRow="1" w:lastRow="0" w:firstColumn="0" w:lastColumn="0" w:noHBand="0" w:noVBand="0" w:val="0020"/>
+            </w:tblPr>
+            <w:tblGrid>
+              <w:gridCol w:w="2061"/>
+              <w:gridCol w:w="759"/>
+              <w:gridCol w:w="1518"/>
+              <w:gridCol w:w="650"/>
+              <w:gridCol w:w="2061"/>
+              <w:gridCol w:w="867"/>
+            </w:tblGrid>
+            <w:tr>
+              <w:trPr>
+                <w:tblHeader w:val="on"/>
+              </w:trPr>
+              <w:tc>
+                <w:tcPr/>
+                <w:p>
+                  <w:pPr>
+                    <w:pStyle w:val="Compact"/>
+                    <w:jc w:val="left"/>
+                    <w:jc w:val="center"/>
+                  </w:pPr>
+                  <w:r>
+                    <w:t xml:space="preserve">Counterfactual</w:t>
+                  </w:r>
+                </w:p>
+              </w:tc>
+              <w:tc>
+                <w:tcPr/>
+                <w:p>
+                  <w:pPr>
+                    <w:pStyle w:val="Compact"/>
+                    <w:jc w:val="left"/>
+                    <w:jc w:val="center"/>
+                  </w:pPr>
+                  <w:r>
+                    <w:t xml:space="preserve">Soil C</w:t>
+                  </w:r>
+                </w:p>
+              </w:tc>
+              <w:tc>
+                <w:tcPr/>
+                <w:p>
+                  <w:pPr>
+                    <w:pStyle w:val="Compact"/>
+                    <w:jc w:val="left"/>
+                    <w:jc w:val="center"/>
+                  </w:pPr>
+                  <w:r>
+                    <w:t xml:space="preserve">Aboveground C</w:t>
+                  </w:r>
+                </w:p>
+              </w:tc>
+              <w:tc>
+                <w:tcPr/>
+                <w:p>
+                  <w:pPr>
+                    <w:pStyle w:val="Compact"/>
+                    <w:jc w:val="left"/>
+                    <w:jc w:val="center"/>
+                  </w:pPr>
+                  <w:r>
+                    <w:t xml:space="preserve">Total</w:t>
+                  </w:r>
+                </w:p>
+              </w:tc>
+              <w:tc>
+                <w:tcPr/>
+                <w:p>
+                  <w:pPr>
+                    <w:pStyle w:val="Compact"/>
+                    <w:jc w:val="left"/>
+                    <w:jc w:val="center"/>
+                  </w:pPr>
+                  <w:r>
+                    <w:t xml:space="preserve">Effect of invasion</w:t>
+                  </w:r>
+                </w:p>
+              </w:tc>
+              <w:tc>
+                <w:tcPr/>
+                <w:p>
+                  <w:pPr>
+                    <w:pStyle w:val="Compact"/>
+                    <w:jc w:val="left"/>
+                    <w:jc w:val="center"/>
+                  </w:pPr>
+                  <w:r>
+                    <w:t xml:space="preserve">Verdict</w:t>
+                  </w:r>
+                </w:p>
+              </w:tc>
+            </w:tr>
+            <w:tr>
+              <w:tc>
+                <w:tcPr/>
+                <w:p>
+                  <w:pPr>
+                    <w:pStyle w:val="Compact"/>
+                    <w:jc w:val="left"/>
+                    <w:jc w:val="center"/>
+                  </w:pPr>
+                  <w:r>
+                    <w:t xml:space="preserve">Pristine grassland</w:t>
+                  </w:r>
+                </w:p>
+              </w:tc>
+              <w:tc>
+                <w:tcPr/>
+                <w:p>
+                  <w:pPr>
+                    <w:pStyle w:val="Compact"/>
+                    <w:jc w:val="left"/>
+                    <w:jc w:val="center"/>
+                  </w:pPr>
+                  <w:r>
+                    <w:t xml:space="preserve">49.8</w:t>
+                  </w:r>
+                </w:p>
+              </w:tc>
+              <w:tc>
+                <w:tcPr/>
+                <w:p>
+                  <w:pPr>
+                    <w:pStyle w:val="Compact"/>
+                    <w:jc w:val="left"/>
+                    <w:jc w:val="center"/>
+                  </w:pPr>
+                  <w:r>
+                    <w:t xml:space="preserve">6.0</w:t>
+                  </w:r>
+                </w:p>
+              </w:tc>
+              <w:tc>
+                <w:tcPr/>
+                <w:p>
+                  <w:pPr>
+                    <w:pStyle w:val="Compact"/>
+                    <w:jc w:val="left"/>
+                    <w:jc w:val="center"/>
+                  </w:pPr>
+                  <w:r>
+                    <w:t xml:space="preserve">55.8</w:t>
+                  </w:r>
+                </w:p>
+              </w:tc>
+              <w:tc>
+                <w:tcPr/>
+                <w:p>
+                  <w:pPr>
+                    <w:pStyle w:val="Compact"/>
+                    <w:jc w:val="left"/>
+                    <w:jc w:val="center"/>
+                  </w:pPr>
+                  <w:r>
+                    <w:t xml:space="preserve">-3.27</w:t>
+                  </w:r>
+                </w:p>
+              </w:tc>
+              <w:tc>
+                <w:tcPr/>
+                <w:p>
+                  <w:pPr>
+                    <w:pStyle w:val="Compact"/>
+                    <w:jc w:val="left"/>
+                    <w:jc w:val="center"/>
+                  </w:pPr>
+                  <w:r>
+                    <w:t xml:space="preserve">loss</w:t>
+                  </w:r>
+                </w:p>
+              </w:tc>
+            </w:tr>
+            <w:tr>
+              <w:tc>
+                <w:tcPr/>
+                <w:p>
+                  <w:pPr>
+                    <w:pStyle w:val="Compact"/>
+                    <w:jc w:val="left"/>
+                    <w:jc w:val="center"/>
+                  </w:pPr>
+                  <w:r>
+                    <w:t xml:space="preserve">Restored grassland</w:t>
+                  </w:r>
+                </w:p>
+              </w:tc>
+              <w:tc>
+                <w:tcPr/>
+                <w:p>
+                  <w:pPr>
+                    <w:pStyle w:val="Compact"/>
+                    <w:jc w:val="left"/>
+                    <w:jc w:val="center"/>
+                  </w:pPr>
+                  <w:r>
+                    <w:t xml:space="preserve">44.7</w:t>
+                  </w:r>
+                </w:p>
+              </w:tc>
+              <w:tc>
+                <w:tcPr/>
+                <w:p>
+                  <w:pPr>
+                    <w:pStyle w:val="Compact"/>
+                    <w:jc w:val="left"/>
+                    <w:jc w:val="center"/>
+                  </w:pPr>
+                  <w:r>
+                    <w:t xml:space="preserve">3.2</w:t>
+                  </w:r>
+                </w:p>
+              </w:tc>
+              <w:tc>
+                <w:tcPr/>
+                <w:p>
+                  <w:pPr>
+                    <w:pStyle w:val="Compact"/>
+                    <w:jc w:val="left"/>
+                    <w:jc w:val="center"/>
+                  </w:pPr>
+                  <w:r>
+                    <w:t xml:space="preserve">47.9</w:t>
+                  </w:r>
+                </w:p>
+              </w:tc>
+              <w:tc>
+                <w:tcPr/>
+                <w:p>
+                  <w:pPr>
+                    <w:pStyle w:val="Compact"/>
+                    <w:jc w:val="left"/>
+                    <w:jc w:val="center"/>
+                  </w:pPr>
+                  <w:r>
+                    <w:t xml:space="preserve">+4.64</w:t>
+                  </w:r>
+                </w:p>
+              </w:tc>
+              <w:tc>
+                <w:tcPr/>
+                <w:p>
+                  <w:pPr>
+                    <w:pStyle w:val="Compact"/>
+                    <w:jc w:val="left"/>
+                    <w:jc w:val="center"/>
+                  </w:pPr>
+                  <w:r>
+                    <w:t xml:space="preserve">gain</w:t>
+                  </w:r>
+                </w:p>
+              </w:tc>
+            </w:tr>
+            <w:tr>
+              <w:tc>
+                <w:tcPr/>
+                <w:p>
+                  <w:pPr>
+                    <w:pStyle w:val="Compact"/>
+                    <w:jc w:val="left"/>
+                    <w:jc w:val="center"/>
+                  </w:pPr>
+                  <w:r>
+                    <w:t xml:space="preserve">Degraded grassland</w:t>
+                  </w:r>
+                </w:p>
+              </w:tc>
+              <w:tc>
+                <w:tcPr/>
+                <w:p>
+                  <w:pPr>
+                    <w:pStyle w:val="Compact"/>
+                    <w:jc w:val="left"/>
+                    <w:jc w:val="center"/>
+                  </w:pPr>
+                  <w:r>
+                    <w:t xml:space="preserve">31.5</w:t>
+                  </w:r>
+                </w:p>
+              </w:tc>
+              <w:tc>
+                <w:tcPr/>
+                <w:p>
+                  <w:pPr>
+                    <w:pStyle w:val="Compact"/>
+                    <w:jc w:val="left"/>
+                    <w:jc w:val="center"/>
+                  </w:pPr>
+                  <w:r>
+                    <w:t xml:space="preserve">0.7</w:t>
+                  </w:r>
+                </w:p>
+              </w:tc>
+              <w:tc>
+                <w:tcPr/>
+                <w:p>
+                  <w:pPr>
+                    <w:pStyle w:val="Compact"/>
+                    <w:jc w:val="left"/>
+                    <w:jc w:val="center"/>
+                  </w:pPr>
+                  <w:r>
+                    <w:t xml:space="preserve">32.2</w:t>
+                  </w:r>
+                </w:p>
+              </w:tc>
+              <w:tc>
+                <w:tcPr/>
+                <w:p>
+                  <w:pPr>
+                    <w:pStyle w:val="Compact"/>
+                    <w:jc w:val="left"/>
+                    <w:jc w:val="center"/>
+                  </w:pPr>
+                  <w:r>
+                    <w:t xml:space="preserve">+20.30</w:t>
+                  </w:r>
+                </w:p>
+              </w:tc>
+              <w:tc>
+                <w:tcPr/>
+                <w:p>
+                  <w:pPr>
+                    <w:pStyle w:val="Compact"/>
+                    <w:jc w:val="left"/>
+                    <w:jc w:val="center"/>
+                  </w:pPr>
+                  <w:r>
+                    <w:t xml:space="preserve">gain</w:t>
+                  </w:r>
+                </w:p>
+              </w:tc>
+            </w:tr>
+          </w:tbl>
+          <w:bookmarkEnd w:id="25"/>
+          <w:p/>
+        </w:tc>
+      </w:tr>
+    </w:tbl>
+    <w:p>
+      <w:pPr>
+        <w:pStyle w:val="BodyText"/>
+      </w:pPr>
+      <w:r>
+        <w:t xml:space="preserve">Invasion is a carbon loss of 3.27 Mg C per hectare against the intact grassland, a gain of 4.64 against the restored grassland, and a gain of 20.30 against the degraded grassland. The spread between the extreme comparisons is 23.6 Mg C per hectare, which exceeds the entire aboveground carbon stock of the invaded stand. Nothing about the ecosystem differs between these three statements. Only the question does.</w:t>
+      </w:r>
+    </w:p>
+    <w:p>
+      <w:pPr>
+        <w:pStyle w:val="BodyText"/>
+      </w:pPr>
+      <w:r>
+        <w:t xml:space="preserve">This matters for the present analysis because the parity model must adopt one of them, and it adopts the second. The retention trajectory represents the invaded state persisting, which is the alternative actually facing a proponent deciding whether to clear. Comparing instead against the intact native community would attribute to the invader whatever degradation preceded and permitted it, and comparing against the restored state would presuppose the very restoration whose value is in question. The choice is conservative for the removal case in the sense that it neither credits nor penalises the invader for the site’s prior condition, but it is a choice, and results computed under one counterfactual should not be read as though they held under another.</w:t>
+      </w:r>
+    </w:p>
+    <w:p>
+      <w:pPr>
+        <w:pStyle w:val="BodyText"/>
+      </w:pPr>
+      <w:r>
+        <w:t xml:space="preserve">The wider literature rarely states which comparison it is making. Conservation science confronted the same problem two decades ago and largely resolved it by importing counterfactual reasoning from programme evaluation</w:t>
+      </w:r>
+      <w:r>
+        <w:t xml:space="preserve"> </w:t>
+      </w:r>
+      <w:r>
+        <w:t xml:space="preserve">(Ferraro &amp; Pattanayak, 2006)</w:t>
+      </w:r>
+      <w:r>
+        <w:t xml:space="preserve">; invasion ecology has not yet done so at scale, and the paired invaded-versus-uninvaded design that dominates the field cannot separate the effect of the invader from the effect of the disturbance that admitted it.</w:t>
+      </w:r>
+    </w:p>
+    <w:bookmarkEnd w:id="26"/>
+    <w:bookmarkStart w:id="28" w:name="parameterisation-and-uncertainty"/>
+    <w:p>
+      <w:pPr>
+        <w:pStyle w:val="Heading2"/>
+      </w:pPr>
+      <w:r>
+        <w:t xml:space="preserve">2.4 Parameterisation and uncertainty</w:t>
+      </w:r>
+    </w:p>
+    <w:p>
+      <w:pPr>
+        <w:pStyle w:val="SourceCode"/>
+      </w:pPr>
+      <w:r>
+        <w:rPr>
+          <w:rStyle w:val="NormalTok"/>
+        </w:rPr>
+        <w:t xml:space="preserve">t2 </w:t>
+      </w:r>
+      <w:r>
+        <w:rPr>
+          <w:rStyle w:val="OtherTok"/>
+        </w:rPr>
+        <w:t xml:space="preserve">&lt;-</w:t>
+      </w:r>
+      <w:r>
+        <w:rPr>
+          <w:rStyle w:val="NormalTok"/>
+        </w:rPr>
+        <w:t xml:space="preserve"> par_long[, </w:t>
+      </w:r>
+      <w:r>
+        <w:rPr>
+          <w:rStyle w:val="FunctionTok"/>
+        </w:rPr>
+        <w:t xml:space="preserve">c</w:t>
+      </w:r>
+      <w:r>
+        <w:rPr>
+          <w:rStyle w:val="NormalTok"/>
+        </w:rPr>
+        <w:t xml:space="preserve">(</w:t>
+      </w:r>
+      <w:r>
+        <w:rPr>
+          <w:rStyle w:val="StringTok"/>
+        </w:rPr>
+        <w:t xml:space="preserve">"system_id"</w:t>
+      </w:r>
+      <w:r>
+        <w:rPr>
+          <w:rStyle w:val="NormalTok"/>
+        </w:rPr>
+        <w:t xml:space="preserve">, </w:t>
+      </w:r>
+      <w:r>
+        <w:rPr>
+          <w:rStyle w:val="StringTok"/>
+        </w:rPr>
+        <w:t xml:space="preserve">"parameter"</w:t>
+      </w:r>
+      <w:r>
+        <w:rPr>
+          <w:rStyle w:val="NormalTok"/>
+        </w:rPr>
+        <w:t xml:space="preserve">, </w:t>
+      </w:r>
+      <w:r>
+        <w:rPr>
+          <w:rStyle w:val="StringTok"/>
+        </w:rPr>
+        <w:t xml:space="preserve">"value"</w:t>
+      </w:r>
+      <w:r>
+        <w:rPr>
+          <w:rStyle w:val="NormalTok"/>
+        </w:rPr>
+        <w:t xml:space="preserve">, </w:t>
+      </w:r>
+      <w:r>
+        <w:rPr>
+          <w:rStyle w:val="StringTok"/>
+        </w:rPr>
+        <w:t xml:space="preserve">"sd"</w:t>
+      </w:r>
+      <w:r>
+        <w:rPr>
+          <w:rStyle w:val="NormalTok"/>
+        </w:rPr>
+        <w:t xml:space="preserve">, </w:t>
+      </w:r>
+      <w:r>
+        <w:rPr>
+          <w:rStyle w:val="StringTok"/>
+        </w:rPr>
+        <w:t xml:space="preserve">"n"</w:t>
+      </w:r>
+      <w:r>
+        <w:rPr>
+          <w:rStyle w:val="NormalTok"/>
+        </w:rPr>
+        <w:t xml:space="preserve">, </w:t>
+      </w:r>
+      <w:r>
+        <w:rPr>
+          <w:rStyle w:val="StringTok"/>
+        </w:rPr>
+        <w:t xml:space="preserve">"units"</w:t>
+      </w:r>
+      <w:r>
+        <w:rPr>
+          <w:rStyle w:val="NormalTok"/>
+        </w:rPr>
+        <w:t xml:space="preserve">, </w:t>
+      </w:r>
+      <w:r>
+        <w:rPr>
+          <w:rStyle w:val="StringTok"/>
+        </w:rPr>
+        <w:t xml:space="preserve">"source_key"</w:t>
+      </w:r>
+      <w:r>
+        <w:rPr>
+          <w:rStyle w:val="NormalTok"/>
+        </w:rPr>
+        <w:t xml:space="preserve">, </w:t>
+      </w:r>
+      <w:r>
+        <w:rPr>
+          <w:rStyle w:val="StringTok"/>
+        </w:rPr>
+        <w:t xml:space="preserve">"tier"</w:t>
+      </w:r>
+      <w:r>
+        <w:rPr>
+          <w:rStyle w:val="NormalTok"/>
+        </w:rPr>
+        <w:t xml:space="preserve">)]</w:t>
+      </w:r>
+      <w:r>
+        <w:br/>
+      </w:r>
+      <w:r>
+        <w:rPr>
+          <w:rStyle w:val="NormalTok"/>
+        </w:rPr>
+        <w:t xml:space="preserve">t2 </w:t>
+      </w:r>
+      <w:r>
+        <w:rPr>
+          <w:rStyle w:val="OtherTok"/>
+        </w:rPr>
+        <w:t xml:space="preserve">&lt;-</w:t>
+      </w:r>
+      <w:r>
+        <w:rPr>
+          <w:rStyle w:val="NormalTok"/>
+        </w:rPr>
+        <w:t xml:space="preserve"> t2[</w:t>
+      </w:r>
+      <w:r>
+        <w:rPr>
+          <w:rStyle w:val="FunctionTok"/>
+        </w:rPr>
+        <w:t xml:space="preserve">order</w:t>
+      </w:r>
+      <w:r>
+        <w:rPr>
+          <w:rStyle w:val="NormalTok"/>
+        </w:rPr>
+        <w:t xml:space="preserve">(</w:t>
+      </w:r>
+      <w:r>
+        <w:rPr>
+          <w:rStyle w:val="FunctionTok"/>
+        </w:rPr>
+        <w:t xml:space="preserve">match</w:t>
+      </w:r>
+      <w:r>
+        <w:rPr>
+          <w:rStyle w:val="NormalTok"/>
+        </w:rPr>
+        <w:t xml:space="preserve">(t2</w:t>
+      </w:r>
+      <w:r>
+        <w:rPr>
+          <w:rStyle w:val="SpecialCharTok"/>
+        </w:rPr>
+        <w:t xml:space="preserve">$</w:t>
+      </w:r>
+      <w:r>
+        <w:rPr>
+          <w:rStyle w:val="NormalTok"/>
+        </w:rPr>
+        <w:t xml:space="preserve">system_id, sysmeta</w:t>
+      </w:r>
+      <w:r>
+        <w:rPr>
+          <w:rStyle w:val="SpecialCharTok"/>
+        </w:rPr>
+        <w:t xml:space="preserve">$</w:t>
+      </w:r>
+      <w:r>
+        <w:rPr>
+          <w:rStyle w:val="NormalTok"/>
+        </w:rPr>
+        <w:t xml:space="preserve">system_id[</w:t>
+      </w:r>
+      <w:r>
+        <w:rPr>
+          <w:rStyle w:val="FunctionTok"/>
+        </w:rPr>
+        <w:t xml:space="preserve">order</w:t>
+      </w:r>
+      <w:r>
+        <w:rPr>
+          <w:rStyle w:val="NormalTok"/>
+        </w:rPr>
+        <w:t xml:space="preserve">(sysmeta</w:t>
+      </w:r>
+      <w:r>
+        <w:rPr>
+          <w:rStyle w:val="SpecialCharTok"/>
+        </w:rPr>
+        <w:t xml:space="preserve">$</w:t>
+      </w:r>
+      <w:r>
+        <w:rPr>
+          <w:rStyle w:val="NormalTok"/>
+        </w:rPr>
+        <w:t xml:space="preserve">display_order)]),</w:t>
+      </w:r>
+      <w:r>
+        <w:br/>
+      </w:r>
+      <w:r>
+        <w:rPr>
+          <w:rStyle w:val="NormalTok"/>
+        </w:rPr>
+        <w:t xml:space="preserve">               </w:t>
+      </w:r>
+      <w:r>
+        <w:rPr>
+          <w:rStyle w:val="FunctionTok"/>
+        </w:rPr>
+        <w:t xml:space="preserve">match</w:t>
+      </w:r>
+      <w:r>
+        <w:rPr>
+          <w:rStyle w:val="NormalTok"/>
+        </w:rPr>
+        <w:t xml:space="preserve">(t2</w:t>
+      </w:r>
+      <w:r>
+        <w:rPr>
+          <w:rStyle w:val="SpecialCharTok"/>
+        </w:rPr>
+        <w:t xml:space="preserve">$</w:t>
+      </w:r>
+      <w:r>
+        <w:rPr>
+          <w:rStyle w:val="NormalTok"/>
+        </w:rPr>
+        <w:t xml:space="preserve">parameter, PARNAMES)), ]</w:t>
+      </w:r>
+      <w:r>
+        <w:br/>
+      </w:r>
+      <w:r>
+        <w:rPr>
+          <w:rStyle w:val="FunctionTok"/>
+        </w:rPr>
+        <w:t xml:space="preserve">names</w:t>
+      </w:r>
+      <w:r>
+        <w:rPr>
+          <w:rStyle w:val="NormalTok"/>
+        </w:rPr>
+        <w:t xml:space="preserve">(t2) </w:t>
+      </w:r>
+      <w:r>
+        <w:rPr>
+          <w:rStyle w:val="OtherTok"/>
+        </w:rPr>
+        <w:t xml:space="preserve">&lt;-</w:t>
+      </w:r>
+      <w:r>
+        <w:rPr>
+          <w:rStyle w:val="NormalTok"/>
+        </w:rPr>
+        <w:t xml:space="preserve"> </w:t>
+      </w:r>
+      <w:r>
+        <w:rPr>
+          <w:rStyle w:val="FunctionTok"/>
+        </w:rPr>
+        <w:t xml:space="preserve">c</w:t>
+      </w:r>
+      <w:r>
+        <w:rPr>
+          <w:rStyle w:val="NormalTok"/>
+        </w:rPr>
+        <w:t xml:space="preserve">(</w:t>
+      </w:r>
+      <w:r>
+        <w:rPr>
+          <w:rStyle w:val="StringTok"/>
+        </w:rPr>
+        <w:t xml:space="preserve">"System"</w:t>
+      </w:r>
+      <w:r>
+        <w:rPr>
+          <w:rStyle w:val="NormalTok"/>
+        </w:rPr>
+        <w:t xml:space="preserve">, </w:t>
+      </w:r>
+      <w:r>
+        <w:rPr>
+          <w:rStyle w:val="StringTok"/>
+        </w:rPr>
+        <w:t xml:space="preserve">"Parameter"</w:t>
+      </w:r>
+      <w:r>
+        <w:rPr>
+          <w:rStyle w:val="NormalTok"/>
+        </w:rPr>
+        <w:t xml:space="preserve">, </w:t>
+      </w:r>
+      <w:r>
+        <w:rPr>
+          <w:rStyle w:val="StringTok"/>
+        </w:rPr>
+        <w:t xml:space="preserve">"Value"</w:t>
+      </w:r>
+      <w:r>
+        <w:rPr>
+          <w:rStyle w:val="NormalTok"/>
+        </w:rPr>
+        <w:t xml:space="preserve">, </w:t>
+      </w:r>
+      <w:r>
+        <w:rPr>
+          <w:rStyle w:val="StringTok"/>
+        </w:rPr>
+        <w:t xml:space="preserve">"SD"</w:t>
+      </w:r>
+      <w:r>
+        <w:rPr>
+          <w:rStyle w:val="NormalTok"/>
+        </w:rPr>
+        <w:t xml:space="preserve">, </w:t>
+      </w:r>
+      <w:r>
+        <w:rPr>
+          <w:rStyle w:val="StringTok"/>
+        </w:rPr>
+        <w:t xml:space="preserve">"n"</w:t>
+      </w:r>
+      <w:r>
+        <w:rPr>
+          <w:rStyle w:val="NormalTok"/>
+        </w:rPr>
+        <w:t xml:space="preserve">, </w:t>
+      </w:r>
+      <w:r>
+        <w:rPr>
+          <w:rStyle w:val="StringTok"/>
+        </w:rPr>
+        <w:t xml:space="preserve">"Units"</w:t>
+      </w:r>
+      <w:r>
+        <w:rPr>
+          <w:rStyle w:val="NormalTok"/>
+        </w:rPr>
+        <w:t xml:space="preserve">, </w:t>
+      </w:r>
+      <w:r>
+        <w:rPr>
+          <w:rStyle w:val="StringTok"/>
+        </w:rPr>
+        <w:t xml:space="preserve">"Source"</w:t>
+      </w:r>
+      <w:r>
+        <w:rPr>
+          <w:rStyle w:val="NormalTok"/>
+        </w:rPr>
+        <w:t xml:space="preserve">, </w:t>
+      </w:r>
+      <w:r>
+        <w:rPr>
+          <w:rStyle w:val="StringTok"/>
+        </w:rPr>
+        <w:t xml:space="preserve">"Tier"</w:t>
+      </w:r>
+      <w:r>
+        <w:rPr>
+          <w:rStyle w:val="NormalTok"/>
+        </w:rPr>
+        <w:t xml:space="preserve">)</w:t>
+      </w:r>
+      <w:r>
+        <w:br/>
+      </w:r>
+      <w:r>
+        <w:rPr>
+          <w:rStyle w:val="FunctionTok"/>
+        </w:rPr>
+        <w:t xml:space="preserve">kable</w:t>
+      </w:r>
+      <w:r>
+        <w:rPr>
+          <w:rStyle w:val="NormalTok"/>
+        </w:rPr>
+        <w:t xml:space="preserve">(t2, </w:t>
+      </w:r>
+      <w:r>
+        <w:rPr>
+          <w:rStyle w:val="AttributeTok"/>
+        </w:rPr>
+        <w:t xml:space="preserve">row.names =</w:t>
+      </w:r>
+      <w:r>
+        <w:rPr>
+          <w:rStyle w:val="NormalTok"/>
+        </w:rPr>
+        <w:t xml:space="preserve"> </w:t>
+      </w:r>
+      <w:r>
+        <w:rPr>
+          <w:rStyle w:val="ConstantTok"/>
+        </w:rPr>
+        <w:t xml:space="preserve">FALSE</w:t>
+      </w:r>
+      <w:r>
+        <w:rPr>
+          <w:rStyle w:val="NormalTok"/>
+        </w:rPr>
+        <w:t xml:space="preserve">, </w:t>
+      </w:r>
+      <w:r>
+        <w:rPr>
+          <w:rStyle w:val="AttributeTok"/>
+        </w:rPr>
+        <w:t xml:space="preserve">digits =</w:t>
+      </w:r>
+      <w:r>
+        <w:rPr>
+          <w:rStyle w:val="NormalTok"/>
+        </w:rPr>
+        <w:t xml:space="preserve"> </w:t>
+      </w:r>
+      <w:r>
+        <w:rPr>
+          <w:rStyle w:val="DecValTok"/>
+        </w:rPr>
+        <w:t xml:space="preserve">3</w:t>
+      </w:r>
+      <w:r>
+        <w:rPr>
+          <w:rStyle w:val="NormalTok"/>
+        </w:rPr>
+        <w:t xml:space="preserve">)</w:t>
+      </w:r>
+      <w:r>
+        <w:br/>
+      </w:r>
+      <w:r>
+        <w:rPr>
+          <w:rStyle w:val="FunctionTok"/>
+        </w:rPr>
+        <w:t xml:space="preserve">write.csv</w:t>
+      </w:r>
+      <w:r>
+        <w:rPr>
+          <w:rStyle w:val="NormalTok"/>
+        </w:rPr>
+        <w:t xml:space="preserve">(t2, </w:t>
+      </w:r>
+      <w:r>
+        <w:rPr>
+          <w:rStyle w:val="FunctionTok"/>
+        </w:rPr>
+        <w:t xml:space="preserve">file.path</w:t>
+      </w:r>
+      <w:r>
+        <w:rPr>
+          <w:rStyle w:val="NormalTok"/>
+        </w:rPr>
+        <w:t xml:space="preserve">(TBL, </w:t>
+      </w:r>
+      <w:r>
+        <w:rPr>
+          <w:rStyle w:val="StringTok"/>
+        </w:rPr>
+        <w:t xml:space="preserve">"table-2-parameters.csv"</w:t>
+      </w:r>
+      <w:r>
+        <w:rPr>
+          <w:rStyle w:val="NormalTok"/>
+        </w:rPr>
+        <w:t xml:space="preserve">), </w:t>
+      </w:r>
+      <w:r>
+        <w:rPr>
+          <w:rStyle w:val="AttributeTok"/>
+        </w:rPr>
+        <w:t xml:space="preserve">row.names =</w:t>
+      </w:r>
+      <w:r>
+        <w:rPr>
+          <w:rStyle w:val="NormalTok"/>
+        </w:rPr>
+        <w:t xml:space="preserve"> </w:t>
+      </w:r>
+      <w:r>
+        <w:rPr>
+          <w:rStyle w:val="ConstantTok"/>
+        </w:rPr>
+        <w:t xml:space="preserve">FALSE</w:t>
+      </w:r>
+      <w:r>
+        <w:rPr>
+          <w:rStyle w:val="NormalTok"/>
+        </w:rPr>
+        <w:t xml:space="preserve">)</w:t>
+      </w:r>
+    </w:p>
+    <w:tbl>
+      <w:tblPr>
+        <w:tblStyle w:val="Table"/>
+        <w:tblW w:type="pct" w:w="5000"/>
+        <w:tblLayout w:type="fixed"/>
+        <w:tblLook w:firstRow="0" w:lastRow="0" w:firstColumn="0" w:lastColumn="0" w:noHBand="0" w:noVBand="0" w:val="0000"/>
+      </w:tblPr>
+      <w:tblGrid>
+        <w:gridCol w:w="7920"/>
+      </w:tblGrid>
+      <w:tr>
+        <w:tc>
+          <w:tcPr/>
+          <w:bookmarkStart w:id="27" w:name="tbl-parameters"/>
+          <w:p>
+            <w:pPr>
+              <w:jc w:val="center"/>
+            </w:pPr>
+            <w:pPr>
+              <w:jc w:val="start"/>
+              <w:spacing w:before="200"/>
+              <w:pStyle w:val="ImageCaption"/>
+            </w:pPr>
+            <w:r>
+              <w:t xml:space="preserve">Table 3: Parameter values, dispersion and provenance. Tier A is measured in the cited source for that system with a dispersion estimate, B measured as a point estimate, C derived by arithmetic shown in this document, D transferred from another system or a global default. Every tier D parameter is a stated limitation.</w:t>
             </w:r>
           </w:p>
           <w:tbl>
@@ -17301,7 +18950,7 @@
               </w:tc>
             </w:tr>
           </w:tbl>
-          <w:bookmarkEnd w:id="25"/>
+          <w:bookmarkEnd w:id="27"/>
           <w:p/>
         </w:tc>
       </w:tr>
@@ -17531,14 +19180,14 @@
         <w:t xml:space="preserve">Uncertainty is propagated by Monte Carlo with 10,000 draws per system. Each parameter is drawn from a normal distribution centred on its point estimate, truncated where the physical meaning requires it, with the dispersion its source reports. Where a source reports none, the parameter is assigned a coefficient of variation of 0.20, and the sensitivity of the conclusions to that assumption is examined directly.</w:t>
       </w:r>
     </w:p>
-    <w:bookmarkEnd w:id="26"/>
-    <w:bookmarkStart w:id="27" w:name="standards-audit"/>
+    <w:bookmarkEnd w:id="28"/>
+    <w:bookmarkStart w:id="29" w:name="standards-audit"/>
     <w:p>
       <w:pPr>
         <w:pStyle w:val="Heading2"/>
       </w:pPr>
       <w:r>
-        <w:t xml:space="preserve">2.4 Standards audit</w:t>
+        <w:t xml:space="preserve">2.5 Standards audit</w:t>
       </w:r>
     </w:p>
     <w:p>
@@ -17549,9 +19198,9 @@
         <w:t xml:space="preserve">Six crediting regimes were audited against their own current requirement documents rather than against summaries: the Verra Verified Carbon Standard together with the Climate, Community and Biodiversity Standards, Plan Vivo, the Gold Standard, the American Carbon Registry, the Climate Action Reserve, and the Article 6.4 mechanism of the Paris Agreement. The Australian Carbon Credit Unit scheme was added as the one compliance regime in which suppression of non-native plants appears in statute. Each document was retrieved, its full text searched for the relevant terms, and each occurrence read in context, because the phrase appears in a great many project documents as a compliance negation, a statement that invasive species will not be introduced, which is the opposite of the activity at issue.</w:t>
       </w:r>
     </w:p>
-    <w:bookmarkEnd w:id="27"/>
-    <w:bookmarkEnd w:id="28"/>
-    <w:bookmarkStart w:id="52" w:name="results"/>
+    <w:bookmarkEnd w:id="29"/>
+    <w:bookmarkEnd w:id="30"/>
+    <w:bookmarkStart w:id="54" w:name="results"/>
     <w:p>
       <w:pPr>
         <w:pStyle w:val="Heading1"/>
@@ -17560,7 +19209,7 @@
         <w:t xml:space="preserve">3. Results</w:t>
       </w:r>
     </w:p>
-    <w:bookmarkStart w:id="38" w:name="time-to-carbon-parity"/>
+    <w:bookmarkStart w:id="40" w:name="time-to-carbon-parity"/>
     <w:p>
       <w:pPr>
         <w:pStyle w:val="Heading2"/>
@@ -18925,7 +20574,7 @@
       <w:tr>
         <w:tc>
           <w:tcPr/>
-          <w:bookmarkStart w:id="29" w:name="tbl-parity"/>
+          <w:bookmarkStart w:id="31" w:name="tbl-parity"/>
           <w:p>
             <w:pPr>
               <w:jc w:val="center"/>
@@ -18936,7 +20585,7 @@
               <w:pStyle w:val="ImageCaption"/>
             </w:pPr>
             <w:r>
-              <w:t xml:space="preserve">Table 3: Removal debt, time to carbon parity and time to carbon payback, with the net carbon benefit of removal at the end of a 40 year crediting period. Parity times are medians with 95 percent intervals taken over the Monte Carlo draws that reach parity, so they are conditional on parity being reached and must be read alongside the adjacent probability that it is not. Systems in which the majority of draws never reach parity are reported as not reached rather than by a conditional median. Payback is summarised the same way. Where the invaded state is treated as static the two are identical by construction, because the counterfactual and the pre-removal stock are then the same quantity. Negative net benefit means the removal trajectory is still below the counterfactual at year 40.</w:t>
+              <w:t xml:space="preserve">Table 4: Removal debt, time to carbon parity and time to carbon payback, with the net carbon benefit of removal at the end of a 40 year crediting period. Parity times are medians with 95 percent intervals taken over the Monte Carlo draws that reach parity, so they are conditional on parity being reached and must be read alongside the adjacent probability that it is not. Systems in which the majority of draws never reach parity are reported as not reached rather than by a conditional median. Payback is summarised the same way. Where the invaded state is treated as static the two are identical by construction, because the counterfactual and the pre-removal stock are then the same quantity. Negative net benefit means the removal trajectory is still below the counterfactual at year 40.</w:t>
             </w:r>
           </w:p>
           <w:tbl>
@@ -19598,7 +21247,7 @@
               </w:tc>
             </w:tr>
           </w:tbl>
-          <w:bookmarkEnd w:id="29"/>
+          <w:bookmarkEnd w:id="31"/>
           <w:p/>
         </w:tc>
       </w:tr>
@@ -23986,7 +25635,7 @@
       <w:tr>
         <w:tc>
           <w:tcPr/>
-          <w:bookmarkStart w:id="33" w:name="fig-concept"/>
+          <w:bookmarkStart w:id="35" w:name="fig-concept"/>
           <w:p>
             <w:pPr>
               <w:pStyle w:val="Compact"/>
@@ -23997,18 +25646,18 @@
                 <wp:inline>
                   <wp:extent cx="6578600" cy="3070013"/>
                   <wp:effectExtent b="0" l="0" r="0" t="0"/>
-                  <wp:docPr descr="" title="" id="31" name="Picture"/>
+                  <wp:docPr descr="" title="" id="33" name="Picture"/>
                   <a:graphic>
                     <a:graphicData uri="http://schemas.openxmlformats.org/drawingml/2006/picture">
                       <pic:pic>
                         <pic:nvPicPr>
-                          <pic:cNvPr descr="../03.outputs/figures/figure-1-concept.png" id="32" name="Picture"/>
+                          <pic:cNvPr descr="../03.outputs/figures/figure-1-concept.png" id="34" name="Picture"/>
                           <pic:cNvPicPr>
                             <a:picLocks noChangeArrowheads="1" noChangeAspect="1"/>
                           </pic:cNvPicPr>
                         </pic:nvPicPr>
                         <pic:blipFill>
-                          <a:blip r:embed="rId30"/>
+                          <a:blip r:embed="rId32"/>
                           <a:stretch>
                             <a:fillRect/>
                           </a:stretch>
@@ -24048,7 +25697,7 @@
               <w:t xml:space="preserve">Figure 1: The parity framework. Left, the general case: removal incurs an immediate debt, after which the recovering native trajectory may or may not overtake the counterfactual. Parity is the crossing, payback the return to the pre-removal stock, and the shaded area the cumulative carbon cost carried until parity. Right, the three outcomes the framework distinguishes, drawn from the fitted systems.</w:t>
             </w:r>
           </w:p>
-          <w:bookmarkEnd w:id="33"/>
+          <w:bookmarkEnd w:id="35"/>
         </w:tc>
       </w:tr>
     </w:tbl>
@@ -25612,7 +27261,7 @@
       <w:tr>
         <w:tc>
           <w:tcPr/>
-          <w:bookmarkStart w:id="37" w:name="fig-trajectories"/>
+          <w:bookmarkStart w:id="39" w:name="fig-trajectories"/>
           <w:p>
             <w:pPr>
               <w:pStyle w:val="Compact"/>
@@ -25623,18 +27272,18 @@
                 <wp:inline>
                   <wp:extent cx="6578600" cy="5116688"/>
                   <wp:effectExtent b="0" l="0" r="0" t="0"/>
-                  <wp:docPr descr="" title="" id="35" name="Picture"/>
+                  <wp:docPr descr="" title="" id="37" name="Picture"/>
                   <a:graphic>
                     <a:graphicData uri="http://schemas.openxmlformats.org/drawingml/2006/picture">
                       <pic:pic>
                         <pic:nvPicPr>
-                          <pic:cNvPr descr="../03.outputs/figures/figure-2-trajectories.png" id="36" name="Picture"/>
+                          <pic:cNvPr descr="../03.outputs/figures/figure-2-trajectories.png" id="38" name="Picture"/>
                           <pic:cNvPicPr>
                             <a:picLocks noChangeArrowheads="1" noChangeAspect="1"/>
                           </pic:cNvPicPr>
                         </pic:nvPicPr>
                         <pic:blipFill>
-                          <a:blip r:embed="rId34"/>
+                          <a:blip r:embed="rId36"/>
                           <a:stretch>
                             <a:fillRect/>
                           </a:stretch>
@@ -25674,12 +27323,12 @@
               <w:t xml:space="preserve">Figure 2: Carbon trajectories under retention and removal for each system. The vertical dashed line marks the end of a 40 year crediting period. Where the removal trajectory remains below the retention trajectory at that point, the project has nothing to claim.</w:t>
             </w:r>
           </w:p>
-          <w:bookmarkEnd w:id="37"/>
+          <w:bookmarkEnd w:id="39"/>
         </w:tc>
       </w:tr>
     </w:tbl>
-    <w:bookmarkEnd w:id="38"/>
-    <w:bookmarkStart w:id="43" w:name="sensitivity"/>
+    <w:bookmarkEnd w:id="40"/>
+    <w:bookmarkStart w:id="45" w:name="sensitivity"/>
     <w:p>
       <w:pPr>
         <w:pStyle w:val="Heading2"/>
@@ -28954,7 +30603,7 @@
       <w:tr>
         <w:tc>
           <w:tcPr/>
-          <w:bookmarkStart w:id="42" w:name="fig-sensitivity"/>
+          <w:bookmarkStart w:id="44" w:name="fig-sensitivity"/>
           <w:p>
             <w:pPr>
               <w:pStyle w:val="Compact"/>
@@ -28965,18 +30614,18 @@
                 <wp:inline>
                   <wp:extent cx="6578600" cy="3426354"/>
                   <wp:effectExtent b="0" l="0" r="0" t="0"/>
-                  <wp:docPr descr="" title="" id="40" name="Picture"/>
+                  <wp:docPr descr="" title="" id="42" name="Picture"/>
                   <a:graphic>
                     <a:graphicData uri="http://schemas.openxmlformats.org/drawingml/2006/picture">
                       <pic:pic>
                         <pic:nvPicPr>
-                          <pic:cNvPr descr="../03.outputs/figures/figure-3-sensitivity.png" id="41" name="Picture"/>
+                          <pic:cNvPr descr="../03.outputs/figures/figure-3-sensitivity.png" id="43" name="Picture"/>
                           <pic:cNvPicPr>
                             <a:picLocks noChangeArrowheads="1" noChangeAspect="1"/>
                           </pic:cNvPicPr>
                         </pic:nvPicPr>
                         <pic:blipFill>
-                          <a:blip r:embed="rId39"/>
+                          <a:blip r:embed="rId41"/>
                           <a:stretch>
                             <a:fillRect/>
                           </a:stretch>
@@ -29016,7 +30665,7 @@
               <w:t xml:space="preserve">Figure 3: Elasticity of the time to carbon parity to a ten per cent increase in each parameter, by system. A value of minus one means a ten per cent increase in the parameter shortens the parity time by ten per cent. Green shortens parity, red lengthens it. The colour scale is clipped at the ninetieth percentile of absolute elasticity so that a single large value cannot flatten the rest of the panel; the printed values are unclipped. Rows marked undefined are systems in which parity is not reached, where a proportional change in the parity time has no meaning.</w:t>
             </w:r>
           </w:p>
-          <w:bookmarkEnd w:id="42"/>
+          <w:bookmarkEnd w:id="44"/>
         </w:tc>
       </w:tr>
     </w:tbl>
@@ -29437,8 +31086,8 @@
         <w:t xml:space="preserve">The practical consequence is uncomfortable. The parameter that matters most is the one the literature measures least. Standing stocks in invaded and uninvaded states are widely reported, frequently with dispersion and sample sizes, whereas the rate at which native vegetation reaccumulates carbon after clearance is reported almost nowhere, and where it is reported it comes from a chronosequence rather than a time series.</w:t>
       </w:r>
     </w:p>
-    <w:bookmarkEnd w:id="43"/>
-    <w:bookmarkStart w:id="49" w:name="the-crediting-gap"/>
+    <w:bookmarkEnd w:id="45"/>
+    <w:bookmarkStart w:id="51" w:name="the-crediting-gap"/>
     <w:p>
       <w:pPr>
         <w:pStyle w:val="Heading2"/>
@@ -29648,7 +31297,7 @@
       <w:tr>
         <w:tc>
           <w:tcPr/>
-          <w:bookmarkStart w:id="44" w:name="tbl-audit"/>
+          <w:bookmarkStart w:id="46" w:name="tbl-audit"/>
           <w:p>
             <w:pPr>
               <w:jc w:val="center"/>
@@ -29659,7 +31308,7 @@
               <w:pStyle w:val="ImageCaption"/>
             </w:pPr>
             <w:r>
-              <w:t xml:space="preserve">Table 4: Audit of six voluntary carbon standards and one compliance scheme against their own current requirement documents. 0 absent, 1 permitted or implied, 2 explicit. Documents, clauses and retrieval dates are given in the input table.</w:t>
+              <w:t xml:space="preserve">Table 5: Audit of six voluntary carbon standards and one compliance scheme against their own current requirement documents. 0 absent, 1 permitted or implied, 2 explicit. Documents, clauses and retrieval dates are given in the input table.</w:t>
             </w:r>
           </w:p>
           <w:tbl>
@@ -30426,7 +32075,7 @@
               </w:tc>
             </w:tr>
           </w:tbl>
-          <w:bookmarkEnd w:id="44"/>
+          <w:bookmarkEnd w:id="46"/>
           <w:p/>
         </w:tc>
       </w:tr>
@@ -32743,7 +34392,7 @@
       <w:tr>
         <w:tc>
           <w:tcPr/>
-          <w:bookmarkStart w:id="48" w:name="fig-audit"/>
+          <w:bookmarkStart w:id="50" w:name="fig-audit"/>
           <w:p>
             <w:pPr>
               <w:pStyle w:val="Compact"/>
@@ -32754,18 +34403,18 @@
                 <wp:inline>
                   <wp:extent cx="6578600" cy="3289300"/>
                   <wp:effectExtent b="0" l="0" r="0" t="0"/>
-                  <wp:docPr descr="" title="" id="46" name="Picture"/>
+                  <wp:docPr descr="" title="" id="48" name="Picture"/>
                   <a:graphic>
                     <a:graphicData uri="http://schemas.openxmlformats.org/drawingml/2006/picture">
                       <pic:pic>
                         <pic:nvPicPr>
-                          <pic:cNvPr descr="../03.outputs/figures/figure-4-audit.png" id="47" name="Picture"/>
+                          <pic:cNvPr descr="../03.outputs/figures/figure-4-audit.png" id="49" name="Picture"/>
                           <pic:cNvPicPr>
                             <a:picLocks noChangeArrowheads="1" noChangeAspect="1"/>
                           </pic:cNvPicPr>
                         </pic:nvPicPr>
                         <pic:blipFill>
-                          <a:blip r:embed="rId45"/>
+                          <a:blip r:embed="rId47"/>
                           <a:stretch>
                             <a:fillRect/>
                           </a:stretch>
@@ -32805,7 +34454,7 @@
               <w:t xml:space="preserve">Figure 4: The crediting gap. Every regime restricts the introduction of invasive species; none credits the carbon consequence of removing them. Only the Australian compliance scheme resolves the biomass debt, and it does so by assuming the removal would have happened anyway.</w:t>
             </w:r>
           </w:p>
-          <w:bookmarkEnd w:id="48"/>
+          <w:bookmarkEnd w:id="50"/>
         </w:tc>
       </w:tr>
     </w:tbl>
@@ -32825,8 +34474,8 @@
         <w:t xml:space="preserve">The asymmetry between the columns is the finding. The obligation runs one way throughout. A proponent may be required to demonstrate that invasive populations have not increased, and may in some regimes be encouraged to eradicate, while having no mechanism by which the carbon result of doing so can be quantified or paid for. 2 of the regimes credit removal under a non-carbon instrument, scoring invasive abundance as a biodiversity outcome, which is the only place in the voluntary market where the activity is currently rewarded on its own terms.</w:t>
       </w:r>
     </w:p>
-    <w:bookmarkEnd w:id="49"/>
-    <w:bookmarkStart w:id="51" w:name="Xdb6c5ade2c1a644e50a74db5a45640193ad63ae"/>
+    <w:bookmarkEnd w:id="51"/>
+    <w:bookmarkStart w:id="53" w:name="Xdb6c5ade2c1a644e50a74db5a45640193ad63ae"/>
     <w:p>
       <w:pPr>
         <w:pStyle w:val="Heading2"/>
@@ -33621,7 +35270,7 @@
       <w:tr>
         <w:tc>
           <w:tcPr/>
-          <w:bookmarkStart w:id="50" w:name="tbl-verdict"/>
+          <w:bookmarkStart w:id="52" w:name="tbl-verdict"/>
           <w:p>
             <w:pPr>
               <w:jc w:val="center"/>
@@ -33632,7 +35281,7 @@
               <w:pStyle w:val="ImageCaption"/>
             </w:pPr>
             <w:r>
-              <w:t xml:space="preserve">Table 5: Joint verdict. For each system, whether removal generates a claimable carbon benefit within a 40 year crediting period, whether the removal debt is small enough to pass the 5 percent de minimis test that would otherwise require it to be accounted explicitly, and the crediting route that could accommodate it.</w:t>
+              <w:t xml:space="preserve">Table 6: Joint verdict. For each system, whether removal generates a claimable carbon benefit within a 40 year crediting period, whether the removal debt is small enough to pass the 5 percent de minimis test that would otherwise require it to be accounted explicitly, and the crediting route that could accommodate it.</w:t>
             </w:r>
           </w:p>
           <w:tbl>
@@ -34294,7 +35943,7 @@
               </w:tc>
             </w:tr>
           </w:tbl>
-          <w:bookmarkEnd w:id="50"/>
+          <w:bookmarkEnd w:id="52"/>
           <w:p/>
         </w:tc>
       </w:tr>
@@ -34307,9 +35956,9 @@
         <w:t xml:space="preserve">Joining the two analyses narrows the field sharply. A removal project needs three things at once: a positive net benefit inside the crediting period, a debt small enough that the accounting rules can absorb it, and a methodology whose baseline construction does not penalise the proponent for the invader’s own biomass. Table 5 shows how few systems hold all three. The systems that pass the carbon test tend to be those where the invader holds least carbon, which are also the systems where a carbon-denominated payment would be smallest, and the systems where removal delivers the largest ecological gain tend to fail it.</w:t>
       </w:r>
     </w:p>
-    <w:bookmarkEnd w:id="51"/>
-    <w:bookmarkEnd w:id="52"/>
-    <w:bookmarkStart w:id="58" w:name="discussion"/>
+    <w:bookmarkEnd w:id="53"/>
+    <w:bookmarkEnd w:id="54"/>
+    <w:bookmarkStart w:id="61" w:name="discussion"/>
     <w:p>
       <w:pPr>
         <w:pStyle w:val="Heading1"/>
@@ -35031,7 +36680,7 @@
         <w:t xml:space="preserve">)</w:t>
       </w:r>
     </w:p>
-    <w:bookmarkStart w:id="53" w:name="X788195be6e683b012c92ac4a58348e775896c41"/>
+    <w:bookmarkStart w:id="55" w:name="X788195be6e683b012c92ac4a58348e775896c41"/>
     <w:p>
       <w:pPr>
         <w:pStyle w:val="Heading2"/>
@@ -35218,8 +36867,8 @@
         <w:t xml:space="preserve">carbon will systematically defund the removals with the strongest ecological case.</w:t>
       </w:r>
     </w:p>
-    <w:bookmarkEnd w:id="53"/>
-    <w:bookmarkStart w:id="54" w:name="X5aac037b1e64c370bebee11f8f5538cb5fbd481"/>
+    <w:bookmarkEnd w:id="55"/>
+    <w:bookmarkStart w:id="56" w:name="X5aac037b1e64c370bebee11f8f5538cb5fbd481"/>
     <w:p>
       <w:pPr>
         <w:pStyle w:val="Heading2"/>
@@ -35384,8 +37033,8 @@
         <w:t xml:space="preserve">resolving it.</w:t>
       </w:r>
     </w:p>
-    <w:bookmarkEnd w:id="54"/>
-    <w:bookmarkStart w:id="55" w:name="Xac16683b64702ebe1cd51a24b271876d6451780"/>
+    <w:bookmarkEnd w:id="56"/>
+    <w:bookmarkStart w:id="57" w:name="Xac16683b64702ebe1cd51a24b271876d6451780"/>
     <w:p>
       <w:pPr>
         <w:pStyle w:val="Heading2"/>
@@ -35526,14 +37175,14 @@
         <w:t xml:space="preserve">systems neither should.</w:t>
       </w:r>
     </w:p>
-    <w:bookmarkEnd w:id="55"/>
-    <w:bookmarkStart w:id="56" w:name="X41bfa2bb0ff2e028c98b732eaa04d642f182f1f"/>
+    <w:bookmarkEnd w:id="57"/>
+    <w:bookmarkStart w:id="58" w:name="X2223fd647073124bce3f321fdf249960615c453"/>
     <w:p>
       <w:pPr>
         <w:pStyle w:val="Heading2"/>
       </w:pPr>
       <w:r>
-        <w:t xml:space="preserve">4.4 What the sensitivity analysis says about the evidence base</w:t>
+        <w:t xml:space="preserve">4.4 The symmetry: retention cannot be credited either</w:t>
       </w:r>
     </w:p>
     <w:p>
@@ -35541,43 +37190,32 @@
         <w:pStyle w:val="FirstParagraph"/>
       </w:pPr>
       <w:r>
-        <w:t xml:space="preserve">The parity time is most sensitive to the native recovery rate, with a mean absolute elasticity</w:t>
-      </w:r>
-      <w:r>
-        <w:t xml:space="preserve"> </w:t>
-      </w:r>
-      <w:r>
-        <w:t xml:space="preserve">of 0.91 across systems, and considerably less sensitive to the invader’s</w:t>
-      </w:r>
-      <w:r>
-        <w:t xml:space="preserve"> </w:t>
-      </w:r>
-      <w:r>
-        <w:t xml:space="preserve">aboveground stock, at 0.76. This ordering is inconvenient, because the recovery</w:t>
-      </w:r>
-      <w:r>
-        <w:t xml:space="preserve"> </w:t>
-      </w:r>
-      <w:r>
-        <w:t xml:space="preserve">rate is the parameter the literature measures least. Post-removal carbon trajectories are rare</w:t>
-      </w:r>
-      <w:r>
-        <w:t xml:space="preserve"> </w:t>
-      </w:r>
-      <w:r>
-        <w:t xml:space="preserve">in every system examined here, and outside the Kenyan rangeland chronosequence there is</w:t>
-      </w:r>
-      <w:r>
-        <w:t xml:space="preserve"> </w:t>
-      </w:r>
-      <w:r>
-        <w:t xml:space="preserve">essentially no multi-decadal observation of carbon reaccumulation after invasive plant</w:t>
-      </w:r>
-      <w:r>
-        <w:t xml:space="preserve"> </w:t>
-      </w:r>
-      <w:r>
-        <w:t xml:space="preserve">clearance anywhere in the world.</w:t>
+        <w:t xml:space="preserve">The systems in which parity is never reached are, read the other way, the systems in which the carbon-rational action is to leave the invader standing. That is not a rhetorical inversion. It is the same arithmetic stated from the other end, and it applies to 3 of the 7 systems examined here. Nor is it a hypothetical position: working in Ethiopian rangelands, Birhane and colleagues found woody carbon roughly 40 per cent higher under dense</w:t>
+      </w:r>
+      <w:r>
+        <w:t xml:space="preserve"> </w:t>
+      </w:r>
+      <w:r>
+        <w:rPr>
+          <w:i/>
+          <w:iCs/>
+        </w:rPr>
+        <w:t xml:space="preserve">Prosopis</w:t>
+      </w:r>
+      <w:r>
+        <w:t xml:space="preserve"> </w:t>
+      </w:r>
+      <w:r>
+        <w:t xml:space="preserve">encroachment than under sparse, and proposed carbon trading on densely invaded land rather than eradication</w:t>
+      </w:r>
+      <w:r>
+        <w:t xml:space="preserve"> </w:t>
+      </w:r>
+      <w:r>
+        <w:t xml:space="preserve">(Birhane, Treydte, Eshete, Solomon, &amp; Hailemariam, 2017)</w:t>
+      </w:r>
+      <w:r>
+        <w:t xml:space="preserve">. On carbon grounds alone that proposal follows from the evidence.</w:t>
       </w:r>
     </w:p>
     <w:p>
@@ -35585,68 +37223,108 @@
         <w:pStyle w:val="BodyText"/>
       </w:pPr>
       <w:r>
-        <w:t xml:space="preserve">The most striking instance is the largest invasive removal programme on earth. South Africa’s</w:t>
-      </w:r>
-      <w:r>
-        <w:t xml:space="preserve"> </w:t>
-      </w:r>
-      <w:r>
-        <w:t xml:space="preserve">Working for Water has cleared invasive trees at national scale for three decades with</w:t>
-      </w:r>
-      <w:r>
-        <w:t xml:space="preserve"> </w:t>
-      </w:r>
-      <w:r>
-        <w:t xml:space="preserve">monitoring effort directed at water yield, employment and vegetation recovery</w:t>
-      </w:r>
-      <w:r>
-        <w:t xml:space="preserve"> </w:t>
-      </w:r>
-      <w:r>
-        <w:t xml:space="preserve">(Wilgen et al., 2012; Wilgen &amp; Wannenburgh, 2016)</w:t>
-      </w:r>
-      <w:r>
-        <w:t xml:space="preserve">. It is almost entirely carbon-blind,</w:t>
-      </w:r>
-      <w:r>
-        <w:t xml:space="preserve"> </w:t>
-      </w:r>
-      <w:r>
-        <w:t xml:space="preserve">and it is therefore unable to answer, for the fynbos and grassland catchments it has treated,</w:t>
-      </w:r>
-      <w:r>
-        <w:t xml:space="preserve"> </w:t>
-      </w:r>
-      <w:r>
-        <w:t xml:space="preserve">the question this paper poses. That is a recommendation rather than a limitation. A carbon</w:t>
-      </w:r>
-      <w:r>
-        <w:t xml:space="preserve"> </w:t>
-      </w:r>
-      <w:r>
-        <w:t xml:space="preserve">measurement programme retrofitted onto existing Working for Water clearance chronosequences</w:t>
-      </w:r>
-      <w:r>
-        <w:t xml:space="preserve"> </w:t>
-      </w:r>
-      <w:r>
-        <w:t xml:space="preserve">would produce the single most valuable dataset in this field at a fraction of the cost of</w:t>
-      </w:r>
-      <w:r>
-        <w:t xml:space="preserve"> </w:t>
-      </w:r>
-      <w:r>
-        <w:t xml:space="preserve">establishing new sites.</w:t>
+        <w:t xml:space="preserve">Retention cannot be credited either, and the reason is worth stating precisely because it is structural rather than ideological. Retention is inaction, inaction is the baseline, and an activity cannot be additional to itself. The only route by which retention could generate credits would be to establish that clearance was the counterfactual, which at the scale of the invaded estate is demonstrably false: the registry search underlying this paper found no project anywhere for which invasive plant control is the primary crediting activity. Crediting retention would therefore require either abandoning additionality or asserting a threat of clearance that does not exist.</w:t>
       </w:r>
     </w:p>
-    <w:bookmarkEnd w:id="56"/>
-    <w:bookmarkStart w:id="57" w:name="limitations"/>
+    <w:p>
+      <w:pPr>
+        <w:pStyle w:val="BodyText"/>
+      </w:pPr>
+      <w:r>
+        <w:t xml:space="preserve">The result is a symmetry that has not, as far as we are aware, been stated. Removal cannot be credited because clearing a woody invader is an emission against a carbon-rich baseline and is indistinguishable, on the face of the applicable test, from deliberately lowering that baseline. Retention cannot be credited because it is the baseline. Whichever action the carbon arithmetic favours, the accounting returns nothing. The invaded estate is uncreditable in both directions, and it is uncreditable regardless of the ecological facts, which is a different and more serious problem than a missing methodology.</w:t>
+      </w:r>
+    </w:p>
+    <w:p>
+      <w:pPr>
+        <w:pStyle w:val="BodyText"/>
+      </w:pPr>
+      <w:r>
+        <w:t xml:space="preserve">The prohibition that produces this outcome is not unreasonable. A categorical rule, never introduce invasive species and never allow their populations to rise, is cheap to verify and hard to game, and the recent record of outcome-based crediting in the land sector makes the preference for such rules easy to understand. The cost of a categorical rule is that it produces false negatives wherever its premise does not hold, and this paper identifies the class of cases where it does not: sites at which the invader is the dominant carbon pool, the native community is not recoverable at reasonable cost, and the standards nevertheless require that invasive populations not increase.</w:t>
+      </w:r>
+    </w:p>
+    <w:p>
+      <w:pPr>
+        <w:pStyle w:val="BodyText"/>
+      </w:pPr>
+      <w:r>
+        <w:t xml:space="preserve">That places the argument squarely inside an older and unresolved debate. Hobbs and colleagues argued that systems which have crossed a threshold should be managed for function rather than restored to historical composition</w:t>
+      </w:r>
+      <w:r>
+        <w:t xml:space="preserve"> </w:t>
+      </w:r>
+      <w:r>
+        <w:t xml:space="preserve">(Hobbs, Higgs, &amp; Harris, 2009)</w:t>
+      </w:r>
+      <w:r>
+        <w:t xml:space="preserve">; Murcia and colleagues replied that the concept is too loosely specified to be operational and in practice licenses the abandonment of restoration</w:t>
+      </w:r>
+      <w:r>
+        <w:t xml:space="preserve"> </w:t>
+      </w:r>
+      <w:r>
+        <w:t xml:space="preserve">(Murcia et al., 2014)</w:t>
+      </w:r>
+      <w:r>
+        <w:t xml:space="preserve">. The parallel argument over whether provenance should determine management value ran through the same period</w:t>
+      </w:r>
+      <w:r>
+        <w:t xml:space="preserve"> </w:t>
+      </w:r>
+      <w:r>
+        <w:t xml:space="preserve">(Davis et al., 2011; Schlaepfer, Sax, &amp; Olden, 2011)</w:t>
+      </w:r>
+      <w:r>
+        <w:t xml:space="preserve">. Our contribution to that debate is narrow but quantitative: for a defined subset of invaded systems the carbon ledger favours retention, and no crediting instrument can express that preference in either direction.</w:t>
+      </w:r>
+    </w:p>
+    <w:p>
+      <w:pPr>
+        <w:pStyle w:val="BodyText"/>
+      </w:pPr>
+      <w:r>
+        <w:t xml:space="preserve">We do not conclude that retention should therefore be credited. The decisive objection is leakage. A payment for retaining an invader is a payment for maintaining a propagule source that continues to invade neighbouring land, and a stock-based accounting captures the retained carbon while externalising the spread. Any serious proposal to credit retention would need to internalise that externality, and none of the accounting designs reviewed here can do so. A second and more practical obstacle is that retention is often not a policy choice at all:</w:t>
+      </w:r>
+      <w:r>
+        <w:t xml:space="preserve"> </w:t>
+      </w:r>
+      <w:r>
+        <w:rPr>
+          <w:i/>
+          <w:iCs/>
+        </w:rPr>
+        <w:t xml:space="preserve">Prosopis</w:t>
+      </w:r>
+      <w:r>
+        <w:t xml:space="preserve"> </w:t>
+      </w:r>
+      <w:r>
+        <w:t xml:space="preserve">regains cover within months of cutting, and roughly a quarter of treated</w:t>
+      </w:r>
+      <w:r>
+        <w:t xml:space="preserve"> </w:t>
+      </w:r>
+      <w:r>
+        <w:rPr>
+          <w:i/>
+          <w:iCs/>
+        </w:rPr>
+        <w:t xml:space="preserve">Phragmites</w:t>
+      </w:r>
+      <w:r>
+        <w:t xml:space="preserve"> </w:t>
+      </w:r>
+      <w:r>
+        <w:t xml:space="preserve">sites are recolonised after apparent eradication, so the realistic question in much of the invaded world is not whether to retain but whether to account for what will persist regardless.</w:t>
+      </w:r>
+    </w:p>
+    <w:bookmarkEnd w:id="58"/>
+    <w:bookmarkStart w:id="59" w:name="X41bfa2bb0ff2e028c98b732eaa04d642f182f1f"/>
     <w:p>
       <w:pPr>
         <w:pStyle w:val="Heading2"/>
       </w:pPr>
       <w:r>
-        <w:t xml:space="preserve">4.5 Limitations</w:t>
+        <w:t xml:space="preserve">4.5 What the sensitivity analysis says about the evidence base</w:t>
       </w:r>
     </w:p>
     <w:p>
@@ -35654,31 +37332,43 @@
         <w:pStyle w:val="FirstParagraph"/>
       </w:pPr>
       <w:r>
-        <w:t xml:space="preserve">The model is deliberately simple. Both trajectories are monomolecular approaches to an</w:t>
-      </w:r>
-      <w:r>
-        <w:t xml:space="preserve"> </w:t>
-      </w:r>
-      <w:r>
-        <w:t xml:space="preserve">asymptote, which represents stock recovery adequately but cannot represent a system that</w:t>
-      </w:r>
-      <w:r>
-        <w:t xml:space="preserve"> </w:t>
-      </w:r>
-      <w:r>
-        <w:t xml:space="preserve">overshoots, collapses, or is reinvaded. Secondary invasion after clearing is common and is not</w:t>
-      </w:r>
-      <w:r>
-        <w:t xml:space="preserve"> </w:t>
-      </w:r>
-      <w:r>
-        <w:t xml:space="preserve">modelled; where it occurs, the real parity times will be longer than those reported here and</w:t>
-      </w:r>
-      <w:r>
-        <w:t xml:space="preserve"> </w:t>
-      </w:r>
-      <w:r>
-        <w:t xml:space="preserve">in some systems parity will be lost entirely.</w:t>
+        <w:t xml:space="preserve">The parity time is most sensitive to the native recovery rate, with a mean absolute elasticity</w:t>
+      </w:r>
+      <w:r>
+        <w:t xml:space="preserve"> </w:t>
+      </w:r>
+      <w:r>
+        <w:t xml:space="preserve">of 0.91 across systems, and considerably less sensitive to the invader’s</w:t>
+      </w:r>
+      <w:r>
+        <w:t xml:space="preserve"> </w:t>
+      </w:r>
+      <w:r>
+        <w:t xml:space="preserve">aboveground stock, at 0.76. This ordering is inconvenient, because the recovery</w:t>
+      </w:r>
+      <w:r>
+        <w:t xml:space="preserve"> </w:t>
+      </w:r>
+      <w:r>
+        <w:t xml:space="preserve">rate is the parameter the literature measures least. Post-removal carbon trajectories are rare</w:t>
+      </w:r>
+      <w:r>
+        <w:t xml:space="preserve"> </w:t>
+      </w:r>
+      <w:r>
+        <w:t xml:space="preserve">in every system examined here, and outside the Kenyan rangeland chronosequence there is</w:t>
+      </w:r>
+      <w:r>
+        <w:t xml:space="preserve"> </w:t>
+      </w:r>
+      <w:r>
+        <w:t xml:space="preserve">essentially no multi-decadal observation of carbon reaccumulation after invasive plant</w:t>
+      </w:r>
+      <w:r>
+        <w:t xml:space="preserve"> </w:t>
+      </w:r>
+      <w:r>
+        <w:t xml:space="preserve">clearance anywhere in the world.</w:t>
       </w:r>
     </w:p>
     <w:p>
@@ -35686,58 +37376,136 @@
         <w:pStyle w:val="BodyText"/>
       </w:pPr>
       <w:r>
-        <w:t xml:space="preserve">The accounting boundary is carbon stock only. Three consequences follow. Methane and nitrous</w:t>
-      </w:r>
-      <w:r>
-        <w:t xml:space="preserve"> </w:t>
-      </w:r>
-      <w:r>
-        <w:t xml:space="preserve">oxide are excluded, which matters most in the wetland and aquatic systems, where the flux</w:t>
-      </w:r>
-      <w:r>
-        <w:t xml:space="preserve"> </w:t>
-      </w:r>
-      <w:r>
-        <w:t xml:space="preserve">literature is unresolved and in the case of floating aquatics the stock framing may be the</w:t>
-      </w:r>
-      <w:r>
-        <w:t xml:space="preserve"> </w:t>
-      </w:r>
-      <w:r>
-        <w:t xml:space="preserve">wrong one altogether</w:t>
-      </w:r>
-      <w:r>
-        <w:t xml:space="preserve"> </w:t>
-      </w:r>
-      <w:r>
-        <w:t xml:space="preserve">(Z. Gu et al., 2025; Martin &amp; Moseman-Valtierra, 2017)</w:t>
-      </w:r>
-      <w:r>
-        <w:t xml:space="preserve">. Fire regime feedbacks are</w:t>
-      </w:r>
-      <w:r>
-        <w:t xml:space="preserve"> </w:t>
-      </w:r>
-      <w:r>
-        <w:t xml:space="preserve">excluded, which understates the case for removing invasive annual grasses, since the</w:t>
-      </w:r>
-      <w:r>
-        <w:t xml:space="preserve"> </w:t>
-      </w:r>
-      <w:r>
-        <w:t xml:space="preserve">invasion-fire cycle removes carbon that a stock comparison of unburned states does not see.</w:t>
-      </w:r>
-      <w:r>
-        <w:t xml:space="preserve"> </w:t>
-      </w:r>
-      <w:r>
-        <w:t xml:space="preserve">And the durable-product fate of cleared biomass is treated as a parameter rather than a</w:t>
-      </w:r>
-      <w:r>
-        <w:t xml:space="preserve"> </w:t>
-      </w:r>
-      <w:r>
-        <w:t xml:space="preserve">scenario.</w:t>
+        <w:t xml:space="preserve">The most striking instance is the largest invasive removal programme on earth. South Africa’s</w:t>
+      </w:r>
+      <w:r>
+        <w:t xml:space="preserve"> </w:t>
+      </w:r>
+      <w:r>
+        <w:t xml:space="preserve">Working for Water has cleared invasive trees at national scale for three decades with</w:t>
+      </w:r>
+      <w:r>
+        <w:t xml:space="preserve"> </w:t>
+      </w:r>
+      <w:r>
+        <w:t xml:space="preserve">monitoring effort directed at water yield, employment and vegetation recovery</w:t>
+      </w:r>
+      <w:r>
+        <w:t xml:space="preserve"> </w:t>
+      </w:r>
+      <w:r>
+        <w:t xml:space="preserve">(Wilgen et al., 2012; Wilgen &amp; Wannenburgh, 2016)</w:t>
+      </w:r>
+      <w:r>
+        <w:t xml:space="preserve">. It is almost entirely carbon-blind,</w:t>
+      </w:r>
+      <w:r>
+        <w:t xml:space="preserve"> </w:t>
+      </w:r>
+      <w:r>
+        <w:t xml:space="preserve">and it is therefore unable to answer, for the fynbos and grassland catchments it has treated,</w:t>
+      </w:r>
+      <w:r>
+        <w:t xml:space="preserve"> </w:t>
+      </w:r>
+      <w:r>
+        <w:t xml:space="preserve">the question this paper poses. That is a recommendation rather than a limitation. A carbon</w:t>
+      </w:r>
+      <w:r>
+        <w:t xml:space="preserve"> </w:t>
+      </w:r>
+      <w:r>
+        <w:t xml:space="preserve">measurement programme retrofitted onto existing Working for Water clearance chronosequences</w:t>
+      </w:r>
+      <w:r>
+        <w:t xml:space="preserve"> </w:t>
+      </w:r>
+      <w:r>
+        <w:t xml:space="preserve">would produce the single most valuable dataset in this field at a fraction of the cost of</w:t>
+      </w:r>
+      <w:r>
+        <w:t xml:space="preserve"> </w:t>
+      </w:r>
+      <w:r>
+        <w:t xml:space="preserve">establishing new sites.</w:t>
+      </w:r>
+    </w:p>
+    <w:bookmarkEnd w:id="59"/>
+    <w:bookmarkStart w:id="60" w:name="limitations"/>
+    <w:p>
+      <w:pPr>
+        <w:pStyle w:val="Heading2"/>
+      </w:pPr>
+      <w:r>
+        <w:t xml:space="preserve">4.6 Limitations</w:t>
+      </w:r>
+    </w:p>
+    <w:p>
+      <w:pPr>
+        <w:pStyle w:val="FirstParagraph"/>
+      </w:pPr>
+      <w:r>
+        <w:t xml:space="preserve">The most consequential limitation is the counterfactual, and it belongs to the field rather than</w:t>
+      </w:r>
+      <w:r>
+        <w:t xml:space="preserve"> </w:t>
+      </w:r>
+      <w:r>
+        <w:t xml:space="preserve">to this analysis. Section 2.3 shows that on the one site where all the relevant classes were</w:t>
+      </w:r>
+      <w:r>
+        <w:t xml:space="preserve"> </w:t>
+      </w:r>
+      <w:r>
+        <w:t xml:space="preserve">measured, the sign of the estimated carbon effect of invasion changes with the comparison</w:t>
+      </w:r>
+      <w:r>
+        <w:t xml:space="preserve"> </w:t>
+      </w:r>
+      <w:r>
+        <w:t xml:space="preserve">chosen, across a range of 23.6 Mg C per hectare. Every parity time reported here is</w:t>
+      </w:r>
+      <w:r>
+        <w:t xml:space="preserve"> </w:t>
+      </w:r>
+      <w:r>
+        <w:t xml:space="preserve">conditional on the retention counterfactual and would differ under the others. More awkwardly,</w:t>
+      </w:r>
+      <w:r>
+        <w:t xml:space="preserve"> </w:t>
+      </w:r>
+      <w:r>
+        <w:t xml:space="preserve">the parameters entering the model come from studies that overwhelmingly compare invaded plots</w:t>
+      </w:r>
+      <w:r>
+        <w:t xml:space="preserve"> </w:t>
+      </w:r>
+      <w:r>
+        <w:t xml:space="preserve">against an uninvaded reference of unreported land-use history, so the inputs may already embed</w:t>
+      </w:r>
+      <w:r>
+        <w:t xml:space="preserve"> </w:t>
+      </w:r>
+      <w:r>
+        <w:t xml:space="preserve">a different and unstated counterfactual from the one the model applies. Only the Kenyan</w:t>
+      </w:r>
+      <w:r>
+        <w:t xml:space="preserve"> </w:t>
+      </w:r>
+      <w:r>
+        <w:t xml:space="preserve">rangeland carries a degraded-but-uninvaded class that would allow the two to be separated. We</w:t>
+      </w:r>
+      <w:r>
+        <w:t xml:space="preserve"> </w:t>
+      </w:r>
+      <w:r>
+        <w:t xml:space="preserve">regard this as the central methodological problem of the invasion-carbon literature and treat</w:t>
+      </w:r>
+      <w:r>
+        <w:t xml:space="preserve"> </w:t>
+      </w:r>
+      <w:r>
+        <w:t xml:space="preserve">it at length elsewhere.</w:t>
       </w:r>
     </w:p>
     <w:p>
@@ -35745,31 +37513,31 @@
         <w:pStyle w:val="BodyText"/>
       </w:pPr>
       <w:r>
-        <w:t xml:space="preserve">The transferred parameters are concentrated where they do most damage. Recovery rates for four</w:t>
-      </w:r>
-      <w:r>
-        <w:t xml:space="preserve"> </w:t>
-      </w:r>
-      <w:r>
-        <w:t xml:space="preserve">of seven systems are taken from analogues rather than measured in the system itself, and those</w:t>
-      </w:r>
-      <w:r>
-        <w:t xml:space="preserve"> </w:t>
-      </w:r>
-      <w:r>
-        <w:t xml:space="preserve">systems are reported as indicative rather than quantified throughout. Sensitivity to the</w:t>
-      </w:r>
-      <w:r>
-        <w:t xml:space="preserve"> </w:t>
-      </w:r>
-      <w:r>
-        <w:t xml:space="preserve">assumed dispersion of unreported parameters was tested directly and does not change the</w:t>
-      </w:r>
-      <w:r>
-        <w:t xml:space="preserve"> </w:t>
-      </w:r>
-      <w:r>
-        <w:t xml:space="preserve">ordering of systems, but it does widen the intervals, and the intervals are wide already.</w:t>
+        <w:t xml:space="preserve">The model is otherwise deliberately simple. Both trajectories are monomolecular approaches to an</w:t>
+      </w:r>
+      <w:r>
+        <w:t xml:space="preserve"> </w:t>
+      </w:r>
+      <w:r>
+        <w:t xml:space="preserve">asymptote, which represents stock recovery adequately but cannot represent a system that</w:t>
+      </w:r>
+      <w:r>
+        <w:t xml:space="preserve"> </w:t>
+      </w:r>
+      <w:r>
+        <w:t xml:space="preserve">overshoots, collapses, or is reinvaded. Secondary invasion after clearing is common and is not</w:t>
+      </w:r>
+      <w:r>
+        <w:t xml:space="preserve"> </w:t>
+      </w:r>
+      <w:r>
+        <w:t xml:space="preserve">modelled; where it occurs, the real parity times will be longer than those reported here and</w:t>
+      </w:r>
+      <w:r>
+        <w:t xml:space="preserve"> </w:t>
+      </w:r>
+      <w:r>
+        <w:t xml:space="preserve">in some systems parity will be lost entirely.</w:t>
       </w:r>
     </w:p>
     <w:p>
@@ -35777,6 +37545,97 @@
         <w:pStyle w:val="BodyText"/>
       </w:pPr>
       <w:r>
+        <w:t xml:space="preserve">The accounting boundary is carbon stock only. Three consequences follow. Methane and nitrous</w:t>
+      </w:r>
+      <w:r>
+        <w:t xml:space="preserve"> </w:t>
+      </w:r>
+      <w:r>
+        <w:t xml:space="preserve">oxide are excluded, which matters most in the wetland and aquatic systems, where the flux</w:t>
+      </w:r>
+      <w:r>
+        <w:t xml:space="preserve"> </w:t>
+      </w:r>
+      <w:r>
+        <w:t xml:space="preserve">literature is unresolved and in the case of floating aquatics the stock framing may be the</w:t>
+      </w:r>
+      <w:r>
+        <w:t xml:space="preserve"> </w:t>
+      </w:r>
+      <w:r>
+        <w:t xml:space="preserve">wrong one altogether</w:t>
+      </w:r>
+      <w:r>
+        <w:t xml:space="preserve"> </w:t>
+      </w:r>
+      <w:r>
+        <w:t xml:space="preserve">(Z. Gu et al., 2025; Martin &amp; Moseman-Valtierra, 2017)</w:t>
+      </w:r>
+      <w:r>
+        <w:t xml:space="preserve">. Fire regime feedbacks are</w:t>
+      </w:r>
+      <w:r>
+        <w:t xml:space="preserve"> </w:t>
+      </w:r>
+      <w:r>
+        <w:t xml:space="preserve">excluded, which understates the case for removing invasive annual grasses, since the</w:t>
+      </w:r>
+      <w:r>
+        <w:t xml:space="preserve"> </w:t>
+      </w:r>
+      <w:r>
+        <w:t xml:space="preserve">invasion-fire cycle removes carbon that a stock comparison of unburned states does not see.</w:t>
+      </w:r>
+      <w:r>
+        <w:t xml:space="preserve"> </w:t>
+      </w:r>
+      <w:r>
+        <w:t xml:space="preserve">And the durable-product fate of cleared biomass is treated as a parameter rather than a</w:t>
+      </w:r>
+      <w:r>
+        <w:t xml:space="preserve"> </w:t>
+      </w:r>
+      <w:r>
+        <w:t xml:space="preserve">scenario.</w:t>
+      </w:r>
+    </w:p>
+    <w:p>
+      <w:pPr>
+        <w:pStyle w:val="BodyText"/>
+      </w:pPr>
+      <w:r>
+        <w:t xml:space="preserve">The transferred parameters are concentrated where they do most damage. Recovery rates for four</w:t>
+      </w:r>
+      <w:r>
+        <w:t xml:space="preserve"> </w:t>
+      </w:r>
+      <w:r>
+        <w:t xml:space="preserve">of seven systems are taken from analogues rather than measured in the system itself, and those</w:t>
+      </w:r>
+      <w:r>
+        <w:t xml:space="preserve"> </w:t>
+      </w:r>
+      <w:r>
+        <w:t xml:space="preserve">systems are reported as indicative rather than quantified throughout. Sensitivity to the</w:t>
+      </w:r>
+      <w:r>
+        <w:t xml:space="preserve"> </w:t>
+      </w:r>
+      <w:r>
+        <w:t xml:space="preserve">assumed dispersion of unreported parameters was tested directly and does not change the</w:t>
+      </w:r>
+      <w:r>
+        <w:t xml:space="preserve"> </w:t>
+      </w:r>
+      <w:r>
+        <w:t xml:space="preserve">ordering of systems, but it does widen the intervals, and the intervals are wide already.</w:t>
+      </w:r>
+    </w:p>
+    <w:p>
+      <w:pPr>
+        <w:pStyle w:val="BodyText"/>
+      </w:pPr>
+      <w:r>
         <w:t xml:space="preserve">Finally, the parity framework inherits a known fragility. In the bioenergy literature,</w:t>
       </w:r>
       <w:r>
@@ -35819,9 +37678,9 @@
         <w:t xml:space="preserve">caution the bioenergy literature learned to apply.</w:t>
       </w:r>
     </w:p>
-    <w:bookmarkEnd w:id="57"/>
-    <w:bookmarkEnd w:id="58"/>
-    <w:bookmarkStart w:id="59" w:name="conclusion"/>
+    <w:bookmarkEnd w:id="60"/>
+    <w:bookmarkEnd w:id="61"/>
+    <w:bookmarkStart w:id="62" w:name="conclusion"/>
     <w:p>
       <w:pPr>
         <w:pStyle w:val="Heading1"/>
@@ -35879,31 +37738,61 @@
         <w:pStyle w:val="BodyText"/>
       </w:pPr>
       <w:r>
-        <w:t xml:space="preserve">The carbon standards cannot act on that answer in either direction. They have built the</w:t>
-      </w:r>
-      <w:r>
-        <w:t xml:space="preserve"> </w:t>
-      </w:r>
-      <w:r>
-        <w:t xml:space="preserve">eligibility machinery for invaded land while leaving the quantification machinery unbuilt, and</w:t>
-      </w:r>
-      <w:r>
-        <w:t xml:space="preserve"> </w:t>
-      </w:r>
-      <w:r>
-        <w:t xml:space="preserve">the one accounting design that dissolves the underlying problem is confined to forest in a</w:t>
-      </w:r>
-      <w:r>
-        <w:t xml:space="preserve"> </w:t>
-      </w:r>
-      <w:r>
-        <w:t xml:space="preserve">single country. The result is an activity that is simultaneously required as a safeguard,</w:t>
-      </w:r>
-      <w:r>
-        <w:t xml:space="preserve"> </w:t>
-      </w:r>
-      <w:r>
-        <w:t xml:space="preserve">named as eligible, and impossible to credit.</w:t>
+        <w:t xml:space="preserve">The carbon standards cannot act on that answer in either direction, and the failure is</w:t>
+      </w:r>
+      <w:r>
+        <w:t xml:space="preserve"> </w:t>
+      </w:r>
+      <w:r>
+        <w:t xml:space="preserve">symmetrical. Removal cannot be credited, because clearing a woody invader is an emission against</w:t>
+      </w:r>
+      <w:r>
+        <w:t xml:space="preserve"> </w:t>
+      </w:r>
+      <w:r>
+        <w:t xml:space="preserve">a carbon-rich baseline and is indistinguishable, on the face of the applicable test, from</w:t>
+      </w:r>
+      <w:r>
+        <w:t xml:space="preserve"> </w:t>
+      </w:r>
+      <w:r>
+        <w:t xml:space="preserve">deliberately lowering that baseline. Retention cannot be credited, because retention is the</w:t>
+      </w:r>
+      <w:r>
+        <w:t xml:space="preserve"> </w:t>
+      </w:r>
+      <w:r>
+        <w:t xml:space="preserve">baseline and nothing can be additional to itself. Whichever action the arithmetic favours, the</w:t>
+      </w:r>
+      <w:r>
+        <w:t xml:space="preserve"> </w:t>
+      </w:r>
+      <w:r>
+        <w:t xml:space="preserve">accounting returns nothing. The standards have built the eligibility machinery for invaded land</w:t>
+      </w:r>
+      <w:r>
+        <w:t xml:space="preserve"> </w:t>
+      </w:r>
+      <w:r>
+        <w:t xml:space="preserve">while leaving the quantification machinery unbuilt, and the one accounting design that dissolves</w:t>
+      </w:r>
+      <w:r>
+        <w:t xml:space="preserve"> </w:t>
+      </w:r>
+      <w:r>
+        <w:t xml:space="preserve">the underlying problem is confined to forest in a single country. The result is an activity that</w:t>
+      </w:r>
+      <w:r>
+        <w:t xml:space="preserve"> </w:t>
+      </w:r>
+      <w:r>
+        <w:t xml:space="preserve">is simultaneously required as a safeguard, named as eligible, and impossible to credit, sitting</w:t>
+      </w:r>
+      <w:r>
+        <w:t xml:space="preserve"> </w:t>
+      </w:r>
+      <w:r>
+        <w:t xml:space="preserve">on land whose carbon-optimal alternative is equally impossible to credit.</w:t>
       </w:r>
     </w:p>
     <w:p>
@@ -35911,6 +37800,44 @@
         <w:pStyle w:val="BodyText"/>
       </w:pPr>
       <w:r>
+        <w:t xml:space="preserve">That the answer also depends on the counterfactual compounds the problem rather than relieving</w:t>
+      </w:r>
+      <w:r>
+        <w:t xml:space="preserve"> </w:t>
+      </w:r>
+      <w:r>
+        <w:t xml:space="preserve">it. On the one site in this study where the intact, degraded and restored classes were all</w:t>
+      </w:r>
+      <w:r>
+        <w:t xml:space="preserve"> </w:t>
+      </w:r>
+      <w:r>
+        <w:t xml:space="preserve">measured, invasion is a carbon loss against one comparison and a gain against the other two,</w:t>
+      </w:r>
+      <w:r>
+        <w:t xml:space="preserve"> </w:t>
+      </w:r>
+      <w:r>
+        <w:t xml:space="preserve">across a range wider than the invaded stand’s entire aboveground stock. A crediting system must</w:t>
+      </w:r>
+      <w:r>
+        <w:t xml:space="preserve"> </w:t>
+      </w:r>
+      <w:r>
+        <w:t xml:space="preserve">fix a counterfactual in advance and apply it categorically. It therefore fixes the sign of the</w:t>
+      </w:r>
+      <w:r>
+        <w:t xml:space="preserve"> </w:t>
+      </w:r>
+      <w:r>
+        <w:t xml:space="preserve">answer before the ecology is consulted.</w:t>
+      </w:r>
+    </w:p>
+    <w:p>
+      <w:pPr>
+        <w:pStyle w:val="BodyText"/>
+      </w:pPr>
+      <w:r>
         <w:t xml:space="preserve">Two things follow. The narrow one is technical: extending dynamic matched baselines beyond</w:t>
       </w:r>
       <w:r>
@@ -35962,8 +37889,8 @@
         <w:t xml:space="preserve">carbon.</w:t>
       </w:r>
     </w:p>
-    <w:bookmarkEnd w:id="59"/>
-    <w:bookmarkStart w:id="60" w:name="data-availability"/>
+    <w:bookmarkEnd w:id="62"/>
+    <w:bookmarkStart w:id="63" w:name="data-availability"/>
     <w:p>
       <w:pPr>
         <w:pStyle w:val="Heading1"/>
@@ -36004,8 +37931,8 @@
         <w:t xml:space="preserve">. Rendering the manuscript reruns the entire analysis from those two files and regenerates every table and figure, so no result reported here exists outside the code that produced it. The manuscript source, the input tables and the code are archived together and require no software beyond R and base packages.</w:t>
       </w:r>
     </w:p>
-    <w:bookmarkEnd w:id="60"/>
-    <w:bookmarkStart w:id="61" w:name="conflict-of-interest"/>
+    <w:bookmarkEnd w:id="63"/>
+    <w:bookmarkStart w:id="64" w:name="conflict-of-interest"/>
     <w:p>
       <w:pPr>
         <w:pStyle w:val="Heading1"/>
@@ -36022,8 +37949,8 @@
         <w:t xml:space="preserve">The author declares no conflict of interest, and no financial relationship with any carbon standard, registry, project developer or verification body assessed in the standards audit.</w:t>
       </w:r>
     </w:p>
-    <w:bookmarkEnd w:id="61"/>
-    <w:bookmarkStart w:id="62" w:name="funding"/>
+    <w:bookmarkEnd w:id="64"/>
+    <w:bookmarkStart w:id="65" w:name="funding"/>
     <w:p>
       <w:pPr>
         <w:pStyle w:val="Heading1"/>
@@ -36040,8 +37967,8 @@
         <w:t xml:space="preserve">No funding was received for this work.</w:t>
       </w:r>
     </w:p>
-    <w:bookmarkEnd w:id="62"/>
-    <w:bookmarkStart w:id="63" w:name="author-contributions"/>
+    <w:bookmarkEnd w:id="65"/>
+    <w:bookmarkStart w:id="66" w:name="author-contributions"/>
     <w:p>
       <w:pPr>
         <w:pStyle w:val="Heading1"/>
@@ -36058,8 +37985,8 @@
         <w:t xml:space="preserve">Sole authorship. Following the CRediT taxonomy, the author is responsible for conceptualization, methodology, software, formal analysis, investigation, data curation, visualization, and writing of the original draft and its revision.</w:t>
       </w:r>
     </w:p>
-    <w:bookmarkEnd w:id="63"/>
-    <w:bookmarkStart w:id="64" w:name="X662c2d66dd1eda3268d2087202c966cd73b2601"/>
+    <w:bookmarkEnd w:id="66"/>
+    <w:bookmarkStart w:id="67" w:name="X662c2d66dd1eda3268d2087202c966cd73b2601"/>
     <w:p>
       <w:pPr>
         <w:pStyle w:val="Heading1"/>
@@ -36101,8 +38028,8 @@
         <w:t xml:space="preserve">, and those figures are not used here.</w:t>
       </w:r>
     </w:p>
-    <w:bookmarkEnd w:id="64"/>
-    <w:bookmarkStart w:id="65" w:name="acknowledgements"/>
+    <w:bookmarkEnd w:id="67"/>
+    <w:bookmarkStart w:id="68" w:name="acknowledgements"/>
     <w:p>
       <w:pPr>
         <w:pStyle w:val="Heading1"/>
@@ -36119,8 +38046,8 @@
         <w:t xml:space="preserve">Standards documents were retrieved from the public repositories of Verra, Plan Vivo, the Gold Standard, the American Carbon Registry, the Climate Action Reserve, the UNFCCC and the Australian Federal Register of Legislation between 29 and 30 July 2026. Version numbers and retrieval dates are recorded in the input table, because several of the documents assessed were revised during the period in which comparable analyses have been published.</w:t>
       </w:r>
     </w:p>
-    <w:bookmarkEnd w:id="65"/>
-    <w:bookmarkStart w:id="113" w:name="references"/>
+    <w:bookmarkEnd w:id="68"/>
+    <w:bookmarkStart w:id="128" w:name="references"/>
     <w:p>
       <w:pPr>
         <w:pStyle w:val="Heading1"/>
@@ -36129,8 +38056,8 @@
         <w:t xml:space="preserve">References</w:t>
       </w:r>
     </w:p>
-    <w:bookmarkStart w:id="112" w:name="refs"/>
-    <w:bookmarkStart w:id="67" w:name="ref-ahmad2026turning"/>
+    <w:bookmarkStart w:id="127" w:name="refs"/>
+    <w:bookmarkStart w:id="70" w:name="ref-ahmad2026turning"/>
     <w:p>
       <w:pPr>
         <w:pStyle w:val="Bibliography"/>
@@ -36141,7 +38068,7 @@
       <w:r>
         <w:t xml:space="preserve"> </w:t>
       </w:r>
-      <w:hyperlink r:id="rId66">
+      <w:hyperlink r:id="rId69">
         <w:r>
           <w:rPr>
             <w:rStyle w:val="Hyperlink"/>
@@ -36179,19 +38106,101 @@
         <w:t xml:space="preserve">(5), e70396.</w:t>
       </w:r>
     </w:p>
-    <w:bookmarkEnd w:id="67"/>
-    <w:bookmarkStart w:id="69" w:name="ref-campbell2026case"/>
+    <w:bookmarkEnd w:id="70"/>
+    <w:bookmarkStart w:id="72" w:name="ref-birhane2017can"/>
     <w:p>
       <w:pPr>
         <w:pStyle w:val="Bibliography"/>
       </w:pPr>
       <w:r>
+        <w:t xml:space="preserve">Birhane, E., Treydte, A. C., Eshete, A., Solomon, N., &amp; Hailemariam, M. (2017).</w:t>
+      </w:r>
+      <w:r>
+        <w:t xml:space="preserve"> </w:t>
+      </w:r>
+      <w:hyperlink r:id="rId71">
+        <w:r>
+          <w:rPr>
+            <w:rStyle w:val="Hyperlink"/>
+          </w:rPr>
+          <w:t xml:space="preserve">Can rangelands gain from bush encroachment?</w:t>
+        </w:r>
+        <w:r>
+          <w:rPr>
+            <w:rStyle w:val="Hyperlink"/>
+          </w:rPr>
+          <w:t xml:space="preserve"> </w:t>
+        </w:r>
+        <w:r>
+          <w:rPr>
+            <w:rStyle w:val="Hyperlink"/>
+          </w:rPr>
+          <w:t xml:space="preserve">C</w:t>
+        </w:r>
+        <w:r>
+          <w:rPr>
+            <w:rStyle w:val="Hyperlink"/>
+          </w:rPr>
+          <w:t xml:space="preserve">arbon stocks of communal grazing lands invaded by</w:t>
+        </w:r>
+        <w:r>
+          <w:rPr>
+            <w:rStyle w:val="Hyperlink"/>
+          </w:rPr>
+          <w:t xml:space="preserve"> </w:t>
+        </w:r>
+        <w:r>
+          <w:rPr>
+            <w:rStyle w:val="Hyperlink"/>
+            <w:i/>
+            <w:iCs/>
+          </w:rPr>
+          <w:t xml:space="preserve">Prosopis juliflora</w:t>
+        </w:r>
+      </w:hyperlink>
+      <w:r>
+        <w:t xml:space="preserve">.</w:t>
+      </w:r>
+      <w:r>
+        <w:t xml:space="preserve"> </w:t>
+      </w:r>
+      <w:r>
+        <w:rPr>
+          <w:i/>
+          <w:iCs/>
+        </w:rPr>
+        <w:t xml:space="preserve">Journal of Arid Environments</w:t>
+      </w:r>
+      <w:r>
+        <w:t xml:space="preserve">,</w:t>
+      </w:r>
+      <w:r>
+        <w:t xml:space="preserve"> </w:t>
+      </w:r>
+      <w:r>
+        <w:rPr>
+          <w:i/>
+          <w:iCs/>
+        </w:rPr>
+        <w:t xml:space="preserve">141</w:t>
+      </w:r>
+      <w:r>
+        <w:t xml:space="preserve">, 60–67.</w:t>
+      </w:r>
+    </w:p>
+    <w:bookmarkEnd w:id="72"/>
+    <w:bookmarkStart w:id="74" w:name="ref-campbell2026case"/>
+    <w:p>
+      <w:pPr>
+        <w:pStyle w:val="Bibliography"/>
+      </w:pPr>
+      <w:r>
         <w:t xml:space="preserve">Campbell, E., &amp; Campbell, A. (2026).</w:t>
       </w:r>
       <w:r>
         <w:t xml:space="preserve"> </w:t>
       </w:r>
-      <w:hyperlink r:id="rId68">
+      <w:hyperlink r:id="rId73">
         <w:r>
           <w:rPr>
             <w:rStyle w:val="Hyperlink"/>
@@ -36273,8 +38282,8 @@
         <w:t xml:space="preserve">(2), 19.</w:t>
       </w:r>
     </w:p>
-    <w:bookmarkEnd w:id="69"/>
-    <w:bookmarkStart w:id="71" w:name="ref-cbd2022kunming"/>
+    <w:bookmarkEnd w:id="74"/>
+    <w:bookmarkStart w:id="76" w:name="ref-cbd2022kunming"/>
     <w:p>
       <w:pPr>
         <w:pStyle w:val="Bibliography"/>
@@ -36297,7 +38306,7 @@
       <w:r>
         <w:t xml:space="preserve"> </w:t>
       </w:r>
-      <w:hyperlink r:id="rId70">
+      <w:hyperlink r:id="rId75">
         <w:r>
           <w:rPr>
             <w:rStyle w:val="Hyperlink"/>
@@ -36306,19 +38315,69 @@
         </w:r>
       </w:hyperlink>
     </w:p>
-    <w:bookmarkEnd w:id="71"/>
-    <w:bookmarkStart w:id="73" w:name="ref-diagne2021high"/>
+    <w:bookmarkEnd w:id="76"/>
+    <w:bookmarkStart w:id="78" w:name="ref-davis2011dont"/>
     <w:p>
       <w:pPr>
         <w:pStyle w:val="Bibliography"/>
       </w:pPr>
       <w:r>
+        <w:t xml:space="preserve">Davis, M. A., Chew, M. K., Hobbs, R. J., Lugo, A. E., Ewel, J. J., Vermeij, G. J., Brown, J. H., et al. (2011).</w:t>
+      </w:r>
+      <w:r>
+        <w:t xml:space="preserve"> </w:t>
+      </w:r>
+      <w:hyperlink r:id="rId77">
+        <w:r>
+          <w:rPr>
+            <w:rStyle w:val="Hyperlink"/>
+          </w:rPr>
+          <w:t xml:space="preserve">Don’t judge species on their origins</w:t>
+        </w:r>
+      </w:hyperlink>
+      <w:r>
+        <w:t xml:space="preserve">.</w:t>
+      </w:r>
+      <w:r>
+        <w:t xml:space="preserve"> </w:t>
+      </w:r>
+      <w:r>
+        <w:rPr>
+          <w:i/>
+          <w:iCs/>
+        </w:rPr>
+        <w:t xml:space="preserve">Nature</w:t>
+      </w:r>
+      <w:r>
+        <w:t xml:space="preserve">,</w:t>
+      </w:r>
+      <w:r>
+        <w:t xml:space="preserve"> </w:t>
+      </w:r>
+      <w:r>
+        <w:rPr>
+          <w:i/>
+          <w:iCs/>
+        </w:rPr>
+        <w:t xml:space="preserve">474</w:t>
+      </w:r>
+      <w:r>
+        <w:t xml:space="preserve">(7350), 153–154.</w:t>
+      </w:r>
+    </w:p>
+    <w:bookmarkEnd w:id="78"/>
+    <w:bookmarkStart w:id="80" w:name="ref-diagne2021high"/>
+    <w:p>
+      <w:pPr>
+        <w:pStyle w:val="Bibliography"/>
+      </w:pPr>
+      <w:r>
         <w:t xml:space="preserve">Diagne, C., Leroy, B., Vaissière, A.-C., Gozlan, R. E., Roiz, D., Jarić, I., Salles, J.-M., et al. (2021).</w:t>
       </w:r>
       <w:r>
         <w:t xml:space="preserve"> </w:t>
       </w:r>
-      <w:hyperlink r:id="rId72">
+      <w:hyperlink r:id="rId79">
         <w:r>
           <w:rPr>
             <w:rStyle w:val="Hyperlink"/>
@@ -36356,8 +38415,8 @@
         <w:t xml:space="preserve">(7855), 571–576.</w:t>
       </w:r>
     </w:p>
-    <w:bookmarkEnd w:id="73"/>
-    <w:bookmarkStart w:id="75" w:name="ref-fargione2008land"/>
+    <w:bookmarkEnd w:id="80"/>
+    <w:bookmarkStart w:id="82" w:name="ref-fargione2008land"/>
     <w:p>
       <w:pPr>
         <w:pStyle w:val="Bibliography"/>
@@ -36368,7 +38427,7 @@
       <w:r>
         <w:t xml:space="preserve"> </w:t>
       </w:r>
-      <w:hyperlink r:id="rId74">
+      <w:hyperlink r:id="rId81">
         <w:r>
           <w:rPr>
             <w:rStyle w:val="Hyperlink"/>
@@ -36406,19 +38465,93 @@
         <w:t xml:space="preserve">(5867), 1235–1238.</w:t>
       </w:r>
     </w:p>
-    <w:bookmarkEnd w:id="75"/>
-    <w:bookmarkStart w:id="77" w:name="ref-gu2020invasive"/>
+    <w:bookmarkEnd w:id="82"/>
+    <w:bookmarkStart w:id="84" w:name="ref-ferraro2006money"/>
     <w:p>
       <w:pPr>
         <w:pStyle w:val="Bibliography"/>
       </w:pPr>
       <w:r>
+        <w:t xml:space="preserve">Ferraro, P. J., &amp; Pattanayak, S. K. (2006).</w:t>
+      </w:r>
+      <w:r>
+        <w:t xml:space="preserve"> </w:t>
+      </w:r>
+      <w:hyperlink r:id="rId83">
+        <w:r>
+          <w:rPr>
+            <w:rStyle w:val="Hyperlink"/>
+          </w:rPr>
+          <w:t xml:space="preserve">Money for nothing?</w:t>
+        </w:r>
+        <w:r>
+          <w:rPr>
+            <w:rStyle w:val="Hyperlink"/>
+          </w:rPr>
+          <w:t xml:space="preserve"> </w:t>
+        </w:r>
+        <w:r>
+          <w:rPr>
+            <w:rStyle w:val="Hyperlink"/>
+          </w:rPr>
+          <w:t xml:space="preserve">A</w:t>
+        </w:r>
+        <w:r>
+          <w:rPr>
+            <w:rStyle w:val="Hyperlink"/>
+          </w:rPr>
+          <w:t xml:space="preserve"> </w:t>
+        </w:r>
+        <w:r>
+          <w:rPr>
+            <w:rStyle w:val="Hyperlink"/>
+          </w:rPr>
+          <w:t xml:space="preserve">call for empirical evaluation of biodiversity conservation investments</w:t>
+        </w:r>
+      </w:hyperlink>
+      <w:r>
+        <w:t xml:space="preserve">.</w:t>
+      </w:r>
+      <w:r>
+        <w:t xml:space="preserve"> </w:t>
+      </w:r>
+      <w:r>
+        <w:rPr>
+          <w:i/>
+          <w:iCs/>
+        </w:rPr>
+        <w:t xml:space="preserve">PLoS Biology</w:t>
+      </w:r>
+      <w:r>
+        <w:t xml:space="preserve">,</w:t>
+      </w:r>
+      <w:r>
+        <w:t xml:space="preserve"> </w:t>
+      </w:r>
+      <w:r>
+        <w:rPr>
+          <w:i/>
+          <w:iCs/>
+        </w:rPr>
+        <w:t xml:space="preserve">4</w:t>
+      </w:r>
+      <w:r>
+        <w:t xml:space="preserve">(4), e105.</w:t>
+      </w:r>
+    </w:p>
+    <w:bookmarkEnd w:id="84"/>
+    <w:bookmarkStart w:id="86" w:name="ref-gu2020invasive"/>
+    <w:p>
+      <w:pPr>
+        <w:pStyle w:val="Bibliography"/>
+      </w:pPr>
+      <w:r>
         <w:t xml:space="preserve">Gu, J., Ardenne, L. B. van, &amp; Chmura, G. L. (2020).</w:t>
       </w:r>
       <w:r>
         <w:t xml:space="preserve"> </w:t>
       </w:r>
-      <w:hyperlink r:id="rId76">
+      <w:hyperlink r:id="rId85">
         <w:r>
           <w:rPr>
             <w:rStyle w:val="Hyperlink"/>
@@ -36506,8 +38639,8 @@
         <w:t xml:space="preserve">(8), e2019JG005473.</w:t>
       </w:r>
     </w:p>
-    <w:bookmarkEnd w:id="77"/>
-    <w:bookmarkStart w:id="79" w:name="ref-gu2025invasive"/>
+    <w:bookmarkEnd w:id="86"/>
+    <w:bookmarkStart w:id="88" w:name="ref-gu2025invasive"/>
     <w:p>
       <w:pPr>
         <w:pStyle w:val="Bibliography"/>
@@ -36518,7 +38651,7 @@
       <w:r>
         <w:t xml:space="preserve"> </w:t>
       </w:r>
-      <w:hyperlink r:id="rId78">
+      <w:hyperlink r:id="rId87">
         <w:r>
           <w:rPr>
             <w:rStyle w:val="Hyperlink"/>
@@ -36604,8 +38737,8 @@
         <w:t xml:space="preserve">(1), 936.</w:t>
       </w:r>
     </w:p>
-    <w:bookmarkEnd w:id="79"/>
-    <w:bookmarkStart w:id="81" w:name="ref-he2025plant"/>
+    <w:bookmarkEnd w:id="88"/>
+    <w:bookmarkStart w:id="90" w:name="ref-he2025plant"/>
     <w:p>
       <w:pPr>
         <w:pStyle w:val="Bibliography"/>
@@ -36616,7 +38749,7 @@
       <w:r>
         <w:t xml:space="preserve"> </w:t>
       </w:r>
-      <w:hyperlink r:id="rId80">
+      <w:hyperlink r:id="rId89">
         <w:r>
           <w:rPr>
             <w:rStyle w:val="Hyperlink"/>
@@ -36654,19 +38787,69 @@
         <w:t xml:space="preserve">(3), e70109.</w:t>
       </w:r>
     </w:p>
-    <w:bookmarkEnd w:id="81"/>
-    <w:bookmarkStart w:id="83" w:name="ref-honzak2024toward"/>
+    <w:bookmarkEnd w:id="90"/>
+    <w:bookmarkStart w:id="92" w:name="ref-hobbs2009novel"/>
     <w:p>
       <w:pPr>
         <w:pStyle w:val="Bibliography"/>
       </w:pPr>
       <w:r>
+        <w:t xml:space="preserve">Hobbs, R. J., Higgs, E., &amp; Harris, J. A. (2009).</w:t>
+      </w:r>
+      <w:r>
+        <w:t xml:space="preserve"> </w:t>
+      </w:r>
+      <w:hyperlink r:id="rId91">
+        <w:r>
+          <w:rPr>
+            <w:rStyle w:val="Hyperlink"/>
+          </w:rPr>
+          <w:t xml:space="preserve">Novel ecosystems: Implications for conservation and restoration</w:t>
+        </w:r>
+      </w:hyperlink>
+      <w:r>
+        <w:t xml:space="preserve">.</w:t>
+      </w:r>
+      <w:r>
+        <w:t xml:space="preserve"> </w:t>
+      </w:r>
+      <w:r>
+        <w:rPr>
+          <w:i/>
+          <w:iCs/>
+        </w:rPr>
+        <w:t xml:space="preserve">Trends in Ecology and Evolution</w:t>
+      </w:r>
+      <w:r>
+        <w:t xml:space="preserve">,</w:t>
+      </w:r>
+      <w:r>
+        <w:t xml:space="preserve"> </w:t>
+      </w:r>
+      <w:r>
+        <w:rPr>
+          <w:i/>
+          <w:iCs/>
+        </w:rPr>
+        <w:t xml:space="preserve">24</w:t>
+      </w:r>
+      <w:r>
+        <w:t xml:space="preserve">(11), 599–605.</w:t>
+      </w:r>
+    </w:p>
+    <w:bookmarkEnd w:id="92"/>
+    <w:bookmarkStart w:id="94" w:name="ref-honzak2024toward"/>
+    <w:p>
+      <w:pPr>
+        <w:pStyle w:val="Bibliography"/>
+      </w:pPr>
+      <w:r>
         <w:t xml:space="preserve">Honzák, M., Roberts, G., Cosentino, B. J., Sexton, J. O., McKenzie-McHarg, H., Wilson, J. W., Feng, M., et al. (2024).</w:t>
       </w:r>
       <w:r>
         <w:t xml:space="preserve"> </w:t>
       </w:r>
-      <w:hyperlink r:id="rId82">
+      <w:hyperlink r:id="rId93">
         <w:r>
           <w:rPr>
             <w:rStyle w:val="Hyperlink"/>
@@ -36704,8 +38887,8 @@
         <w:t xml:space="preserve">(11), 114018.</w:t>
       </w:r>
     </w:p>
-    <w:bookmarkEnd w:id="83"/>
-    <w:bookmarkStart w:id="85" w:name="ref-ipbes2023invasive"/>
+    <w:bookmarkEnd w:id="94"/>
+    <w:bookmarkStart w:id="96" w:name="ref-ipbes2023invasive"/>
     <w:p>
       <w:pPr>
         <w:pStyle w:val="Bibliography"/>
@@ -36716,7 +38899,7 @@
       <w:r>
         <w:t xml:space="preserve"> </w:t>
       </w:r>
-      <w:hyperlink r:id="rId84">
+      <w:hyperlink r:id="rId95">
         <w:r>
           <w:rPr>
             <w:rStyle w:val="Hyperlink"/>
@@ -36730,8 +38913,8 @@
         <w:t xml:space="preserve">. (H. E. Roy, A. Pauchard, P. Stoett, &amp; T. Renard Truong, Eds.). Bonn, Germany: IPBES secretariat.</w:t>
       </w:r>
     </w:p>
-    <w:bookmarkEnd w:id="85"/>
-    <w:bookmarkStart w:id="87" w:name="ref-jonker2014carbon"/>
+    <w:bookmarkEnd w:id="96"/>
+    <w:bookmarkStart w:id="98" w:name="ref-jonker2014carbon"/>
     <w:p>
       <w:pPr>
         <w:pStyle w:val="Bibliography"/>
@@ -36742,7 +38925,7 @@
       <w:r>
         <w:t xml:space="preserve"> </w:t>
       </w:r>
-      <w:hyperlink r:id="rId86">
+      <w:hyperlink r:id="rId97">
         <w:r>
           <w:rPr>
             <w:rStyle w:val="Hyperlink"/>
@@ -36792,8 +38975,8 @@
         <w:t xml:space="preserve">(4), 371–389.</w:t>
       </w:r>
     </w:p>
-    <w:bookmarkEnd w:id="87"/>
-    <w:bookmarkStart w:id="89" w:name="ref-lane2016fate"/>
+    <w:bookmarkEnd w:id="98"/>
+    <w:bookmarkStart w:id="100" w:name="ref-lane2016fate"/>
     <w:p>
       <w:pPr>
         <w:pStyle w:val="Bibliography"/>
@@ -36804,7 +38987,7 @@
       <w:r>
         <w:t xml:space="preserve"> </w:t>
       </w:r>
-      <w:hyperlink r:id="rId88">
+      <w:hyperlink r:id="rId99">
         <w:r>
           <w:rPr>
             <w:rStyle w:val="Hyperlink"/>
@@ -36842,8 +39025,8 @@
         <w:t xml:space="preserve">(6), 1167–1181.</w:t>
       </w:r>
     </w:p>
-    <w:bookmarkEnd w:id="89"/>
-    <w:bookmarkStart w:id="91" w:name="ref-liao2008altered"/>
+    <w:bookmarkEnd w:id="100"/>
+    <w:bookmarkStart w:id="102" w:name="ref-liao2008altered"/>
     <w:p>
       <w:pPr>
         <w:pStyle w:val="Bibliography"/>
@@ -36854,7 +39037,7 @@
       <w:r>
         <w:t xml:space="preserve"> </w:t>
       </w:r>
-      <w:hyperlink r:id="rId90">
+      <w:hyperlink r:id="rId101">
         <w:r>
           <w:rPr>
             <w:rStyle w:val="Hyperlink"/>
@@ -36892,8 +39075,8 @@
         <w:t xml:space="preserve">(3), 706–714.</w:t>
       </w:r>
     </w:p>
-    <w:bookmarkEnd w:id="91"/>
-    <w:bookmarkStart w:id="93" w:name="ref-martin2017effects"/>
+    <w:bookmarkEnd w:id="102"/>
+    <w:bookmarkStart w:id="104" w:name="ref-martin2017effects"/>
     <w:p>
       <w:pPr>
         <w:pStyle w:val="Bibliography"/>
@@ -36904,7 +39087,7 @@
       <w:r>
         <w:t xml:space="preserve"> </w:t>
       </w:r>
-      <w:hyperlink r:id="rId92">
+      <w:hyperlink r:id="rId103">
         <w:r>
           <w:rPr>
             <w:rStyle w:val="Hyperlink"/>
@@ -36968,8 +39151,8 @@
         <w:t xml:space="preserve">, 51–59.</w:t>
       </w:r>
     </w:p>
-    <w:bookmarkEnd w:id="93"/>
-    <w:bookmarkStart w:id="95" w:name="ref-matos2023invasive"/>
+    <w:bookmarkEnd w:id="104"/>
+    <w:bookmarkStart w:id="106" w:name="ref-matos2023invasive"/>
     <w:p>
       <w:pPr>
         <w:pStyle w:val="Bibliography"/>
@@ -36980,7 +39163,7 @@
       <w:r>
         <w:t xml:space="preserve"> </w:t>
       </w:r>
-      <w:hyperlink r:id="rId94">
+      <w:hyperlink r:id="rId105">
         <w:r>
           <w:rPr>
             <w:rStyle w:val="Hyperlink"/>
@@ -37018,8 +39201,8 @@
         <w:t xml:space="preserve">(1867), 20210072.</w:t>
       </w:r>
     </w:p>
-    <w:bookmarkEnd w:id="95"/>
-    <w:bookmarkStart w:id="97" w:name="ref-mitchell2012carbon"/>
+    <w:bookmarkEnd w:id="106"/>
+    <w:bookmarkStart w:id="108" w:name="ref-mitchell2012carbon"/>
     <w:p>
       <w:pPr>
         <w:pStyle w:val="Bibliography"/>
@@ -37030,7 +39213,7 @@
       <w:r>
         <w:t xml:space="preserve"> </w:t>
       </w:r>
-      <w:hyperlink r:id="rId96">
+      <w:hyperlink r:id="rId107">
         <w:r>
           <w:rPr>
             <w:rStyle w:val="Hyperlink"/>
@@ -37068,19 +39251,87 @@
         <w:t xml:space="preserve">(6), 818–827.</w:t>
       </w:r>
     </w:p>
-    <w:bookmarkEnd w:id="97"/>
-    <w:bookmarkStart w:id="99" w:name="ref-negesse2025plant"/>
+    <w:bookmarkEnd w:id="108"/>
+    <w:bookmarkStart w:id="110" w:name="ref-murcia2014critique"/>
     <w:p>
       <w:pPr>
         <w:pStyle w:val="Bibliography"/>
       </w:pPr>
       <w:r>
+        <w:t xml:space="preserve">Murcia, C., Aronson, J., Kattan, G. H., Moreno-Mateos, D., Dixon, K., &amp; Simberloff, D. (2014).</w:t>
+      </w:r>
+      <w:r>
+        <w:t xml:space="preserve"> </w:t>
+      </w:r>
+      <w:hyperlink r:id="rId109">
+        <w:r>
+          <w:rPr>
+            <w:rStyle w:val="Hyperlink"/>
+          </w:rPr>
+          <w:t xml:space="preserve">A critique of the ’</w:t>
+        </w:r>
+        <w:r>
+          <w:rPr>
+            <w:rStyle w:val="Hyperlink"/>
+          </w:rPr>
+          <w:t xml:space="preserve">novel</w:t>
+        </w:r>
+        <w:r>
+          <w:rPr>
+            <w:rStyle w:val="Hyperlink"/>
+          </w:rPr>
+          <w:t xml:space="preserve"> </w:t>
+        </w:r>
+        <w:r>
+          <w:rPr>
+            <w:rStyle w:val="Hyperlink"/>
+          </w:rPr>
+          <w:t xml:space="preserve">ecosystem’ concept</w:t>
+        </w:r>
+      </w:hyperlink>
+      <w:r>
+        <w:t xml:space="preserve">.</w:t>
+      </w:r>
+      <w:r>
+        <w:t xml:space="preserve"> </w:t>
+      </w:r>
+      <w:r>
+        <w:rPr>
+          <w:i/>
+          <w:iCs/>
+        </w:rPr>
+        <w:t xml:space="preserve">Trends in Ecology and Evolution</w:t>
+      </w:r>
+      <w:r>
+        <w:t xml:space="preserve">,</w:t>
+      </w:r>
+      <w:r>
+        <w:t xml:space="preserve"> </w:t>
+      </w:r>
+      <w:r>
+        <w:rPr>
+          <w:i/>
+          <w:iCs/>
+        </w:rPr>
+        <w:t xml:space="preserve">29</w:t>
+      </w:r>
+      <w:r>
+        <w:t xml:space="preserve">(10), 548–553.</w:t>
+      </w:r>
+    </w:p>
+    <w:bookmarkEnd w:id="110"/>
+    <w:bookmarkStart w:id="112" w:name="ref-negesse2025plant"/>
+    <w:p>
+      <w:pPr>
+        <w:pStyle w:val="Bibliography"/>
+      </w:pPr>
+      <w:r>
         <w:t xml:space="preserve">Negesse, Z., Pan, K., Guadie, A., Justine, M. F., Azene, B., Pandey, B., Wu, X., et al. (2025).</w:t>
       </w:r>
       <w:r>
         <w:t xml:space="preserve"> </w:t>
       </w:r>
-      <w:hyperlink r:id="rId98">
+      <w:hyperlink r:id="rId111">
         <w:r>
           <w:rPr>
             <w:rStyle w:val="Hyperlink"/>
@@ -37118,8 +39369,8 @@
         <w:t xml:space="preserve">(1), 1031–1050.</w:t>
       </w:r>
     </w:p>
-    <w:bookmarkEnd w:id="99"/>
-    <w:bookmarkStart w:id="101" w:name="ref-peltzer2010effects"/>
+    <w:bookmarkEnd w:id="112"/>
+    <w:bookmarkStart w:id="114" w:name="ref-peltzer2010effects"/>
     <w:p>
       <w:pPr>
         <w:pStyle w:val="Bibliography"/>
@@ -37130,7 +39381,7 @@
       <w:r>
         <w:t xml:space="preserve"> </w:t>
       </w:r>
-      <w:hyperlink r:id="rId100">
+      <w:hyperlink r:id="rId113">
         <w:r>
           <w:rPr>
             <w:rStyle w:val="Hyperlink"/>
@@ -37168,8 +39419,8 @@
         <w:t xml:space="preserve">(2), 732–746.</w:t>
       </w:r>
     </w:p>
-    <w:bookmarkEnd w:id="101"/>
-    <w:bookmarkStart w:id="103" w:name="ref-raheem2024unraveling"/>
+    <w:bookmarkEnd w:id="114"/>
+    <w:bookmarkStart w:id="116" w:name="ref-raheem2024unraveling"/>
     <w:p>
       <w:pPr>
         <w:pStyle w:val="Bibliography"/>
@@ -37180,7 +39431,7 @@
       <w:r>
         <w:t xml:space="preserve"> </w:t>
       </w:r>
-      <w:hyperlink r:id="rId102">
+      <w:hyperlink r:id="rId115">
         <w:r>
           <w:rPr>
             <w:rStyle w:val="Hyperlink"/>
@@ -37218,19 +39469,69 @@
         <w:t xml:space="preserve">, 120556.</w:t>
       </w:r>
     </w:p>
-    <w:bookmarkEnd w:id="103"/>
-    <w:bookmarkStart w:id="105" w:name="ref-searchinger2008use"/>
+    <w:bookmarkEnd w:id="116"/>
+    <w:bookmarkStart w:id="118" w:name="ref-schlaepfer2011potential"/>
     <w:p>
       <w:pPr>
         <w:pStyle w:val="Bibliography"/>
       </w:pPr>
       <w:r>
+        <w:t xml:space="preserve">Schlaepfer, M. A., Sax, D. F., &amp; Olden, J. D. (2011).</w:t>
+      </w:r>
+      <w:r>
+        <w:t xml:space="preserve"> </w:t>
+      </w:r>
+      <w:hyperlink r:id="rId117">
+        <w:r>
+          <w:rPr>
+            <w:rStyle w:val="Hyperlink"/>
+          </w:rPr>
+          <w:t xml:space="preserve">The potential conservation value of non-native species</w:t>
+        </w:r>
+      </w:hyperlink>
+      <w:r>
+        <w:t xml:space="preserve">.</w:t>
+      </w:r>
+      <w:r>
+        <w:t xml:space="preserve"> </w:t>
+      </w:r>
+      <w:r>
+        <w:rPr>
+          <w:i/>
+          <w:iCs/>
+        </w:rPr>
+        <w:t xml:space="preserve">Conservation Biology</w:t>
+      </w:r>
+      <w:r>
+        <w:t xml:space="preserve">,</w:t>
+      </w:r>
+      <w:r>
+        <w:t xml:space="preserve"> </w:t>
+      </w:r>
+      <w:r>
+        <w:rPr>
+          <w:i/>
+          <w:iCs/>
+        </w:rPr>
+        <w:t xml:space="preserve">25</w:t>
+      </w:r>
+      <w:r>
+        <w:t xml:space="preserve">(3), 428–437.</w:t>
+      </w:r>
+    </w:p>
+    <w:bookmarkEnd w:id="118"/>
+    <w:bookmarkStart w:id="120" w:name="ref-searchinger2008use"/>
+    <w:p>
+      <w:pPr>
+        <w:pStyle w:val="Bibliography"/>
+      </w:pPr>
+      <w:r>
         <w:t xml:space="preserve">Searchinger, T., Heimlich, R., Houghton, R. A., Dong, F., Elobeid, A., Fabiosa, J., Tokgoz, S., et al. (2008).</w:t>
       </w:r>
       <w:r>
         <w:t xml:space="preserve"> </w:t>
       </w:r>
-      <w:hyperlink r:id="rId104">
+      <w:hyperlink r:id="rId119">
         <w:r>
           <w:rPr>
             <w:rStyle w:val="Hyperlink"/>
@@ -37292,8 +39593,8 @@
         <w:t xml:space="preserve">(5867), 1238–1240.</w:t>
       </w:r>
     </w:p>
-    <w:bookmarkEnd w:id="105"/>
-    <w:bookmarkStart w:id="107" w:name="ref-vila2011ecological"/>
+    <w:bookmarkEnd w:id="120"/>
+    <w:bookmarkStart w:id="122" w:name="ref-vila2011ecological"/>
     <w:p>
       <w:pPr>
         <w:pStyle w:val="Bibliography"/>
@@ -37304,7 +39605,7 @@
       <w:r>
         <w:t xml:space="preserve"> </w:t>
       </w:r>
-      <w:hyperlink r:id="rId106">
+      <w:hyperlink r:id="rId121">
         <w:r>
           <w:rPr>
             <w:rStyle w:val="Hyperlink"/>
@@ -37342,8 +39643,8 @@
         <w:t xml:space="preserve">(7), 702–708.</w:t>
       </w:r>
     </w:p>
-    <w:bookmarkEnd w:id="107"/>
-    <w:bookmarkStart w:id="109" w:name="ref-vanwilgen2012assessment"/>
+    <w:bookmarkEnd w:id="122"/>
+    <w:bookmarkStart w:id="124" w:name="ref-vanwilgen2012assessment"/>
     <w:p>
       <w:pPr>
         <w:pStyle w:val="Bibliography"/>
@@ -37354,7 +39655,7 @@
       <w:r>
         <w:t xml:space="preserve"> </w:t>
       </w:r>
-      <w:hyperlink r:id="rId108">
+      <w:hyperlink r:id="rId123">
         <w:r>
           <w:rPr>
             <w:rStyle w:val="Hyperlink"/>
@@ -37404,8 +39705,8 @@
         <w:t xml:space="preserve">(1), 28–38.</w:t>
       </w:r>
     </w:p>
-    <w:bookmarkEnd w:id="109"/>
-    <w:bookmarkStart w:id="111" w:name="ref-vanwilgen2016cofacilitating"/>
+    <w:bookmarkEnd w:id="124"/>
+    <w:bookmarkStart w:id="126" w:name="ref-vanwilgen2016cofacilitating"/>
     <w:p>
       <w:pPr>
         <w:pStyle w:val="Bibliography"/>
@@ -37416,7 +39717,7 @@
       <w:r>
         <w:t xml:space="preserve"> </w:t>
       </w:r>
-      <w:hyperlink r:id="rId110">
+      <w:hyperlink r:id="rId125">
         <w:r>
           <w:rPr>
             <w:rStyle w:val="Hyperlink"/>
@@ -37496,9 +39797,9 @@
         <w:t xml:space="preserve">, 7–17.</w:t>
       </w:r>
     </w:p>
-    <w:bookmarkEnd w:id="111"/>
-    <w:bookmarkEnd w:id="112"/>
-    <w:bookmarkEnd w:id="113"/>
+    <w:bookmarkEnd w:id="126"/>
+    <w:bookmarkEnd w:id="127"/>
+    <w:bookmarkEnd w:id="128"/>
     <w:sectPr>
       <w:headerReference r:id="rId11" w:type="default"/>
       <w:pgSz w:code="9" w:h="16838" w:w="11906"/>
